--- a/docs/lectures/04_07_lecture/weather_data_r_download_summarize.docx
+++ b/docs/lectures/04_07_lecture/weather_data_r_download_summarize.docx
@@ -31,7 +31,7 @@
         <w:pStyle w:val="Date"/>
       </w:pPr>
       <w:r>
-        <w:t xml:space="preserve">2026-07-02</w:t>
+        <w:t xml:space="preserve">2026-07-03</w:t>
       </w:r>
     </w:p>
     <w:bookmarkStart w:id="12" w:name="where-we-left-off-lecture-05"/>

--- a/docs/lectures/04_07_lecture/weather_data_r_download_summarize.docx
+++ b/docs/lectures/04_07_lecture/weather_data_r_download_summarize.docx
@@ -31,7 +31,7 @@
         <w:pStyle w:val="Date"/>
       </w:pPr>
       <w:r>
-        <w:t xml:space="preserve">2026-07-03</w:t>
+        <w:t xml:space="preserve">2026-07-04</w:t>
       </w:r>
     </w:p>
     <w:bookmarkStart w:id="12" w:name="where-we-left-off-lecture-05"/>
@@ -896,31 +896,34 @@
       </w:r>
     </w:p>
     <w:bookmarkEnd w:id="19"/>
-    <w:bookmarkStart w:id="20" w:name="where-does-this-data-come-from"/>
+    <w:bookmarkStart w:id="22" w:name="how-to-use-these-slides-predict-type-run"/>
     <w:p>
       <w:pPr>
         <w:pStyle w:val="Heading1"/>
       </w:pPr>
       <w:r>
-        <w:t xml:space="preserve">Where Does This Data Come From?</w:t>
+        <w:t xml:space="preserve">How to Use These Slides — Predict · Type · Run</w:t>
       </w:r>
     </w:p>
     <w:p>
       <w:pPr>
         <w:pStyle w:val="FirstParagraph"/>
       </w:pPr>
+      <w:r>
+        <w:t xml:space="preserve">This lecture runs in</w:t>
+      </w:r>
+      <w:r>
+        <w:t xml:space="preserve"> </w:t>
+      </w:r>
       <w:r>
         <w:rPr>
           <w:b/>
           <w:bCs/>
         </w:rPr>
-        <w:t xml:space="preserve">GSOD</w:t>
-      </w:r>
-      <w:r>
-        <w:t xml:space="preserve"> </w:t>
-      </w:r>
-      <w:r>
-        <w:t xml:space="preserve">= Global Surface Summary of the Day, maintained by NOAA. It contains daily weather observations from thousands of stations worldwide, some going back to the</w:t>
+        <w:t xml:space="preserve">four short chunks</w:t>
+      </w:r>
+      <w:r>
+        <w:t xml:space="preserve">. After each chunk you switch to the</w:t>
       </w:r>
       <w:r>
         <w:t xml:space="preserve"> </w:t>
@@ -930,61 +933,25 @@
           <w:b/>
           <w:bCs/>
         </w:rPr>
-        <w:t xml:space="preserve">1940s</w:t>
-      </w:r>
-      <w:r>
-        <w:t xml:space="preserve">.</w:t>
+        <w:t xml:space="preserve">activity</w:t>
+      </w:r>
+      <w:r>
+        <w:t xml:space="preserve"> </w:t>
+      </w:r>
+      <w:r>
+        <w:t xml:space="preserve">and type the code yourself.</w:t>
       </w:r>
     </w:p>
     <w:p>
       <w:pPr>
         <w:pStyle w:val="BodyText"/>
       </w:pPr>
-      <w:r>
-        <w:t xml:space="preserve">The</w:t>
-      </w:r>
-      <w:r>
-        <w:t xml:space="preserve"> </w:t>
-      </w:r>
-      <w:r>
-        <w:rPr>
-          <w:rStyle w:val="VerbatimChar"/>
-        </w:rPr>
-        <w:t xml:space="preserve">GSODR</w:t>
-      </w:r>
-      <w:r>
-        <w:t xml:space="preserve"> </w:t>
-      </w:r>
-      <w:r>
-        <w:t xml:space="preserve">package lets us pull this data</w:t>
-      </w:r>
-      <w:r>
-        <w:t xml:space="preserve"> </w:t>
-      </w:r>
       <w:r>
         <w:rPr>
           <w:b/>
           <w:bCs/>
         </w:rPr>
-        <w:t xml:space="preserve">directly into R</w:t>
-      </w:r>
-      <w:r>
-        <w:t xml:space="preserve"> </w:t>
-      </w:r>
-      <w:r>
-        <w:t xml:space="preserve">— no manual download, no Excel, no copy-paste.</w:t>
-      </w:r>
-    </w:p>
-    <w:p>
-      <w:pPr>
-        <w:pStyle w:val="BodyText"/>
-      </w:pPr>
-      <w:r>
-        <w:rPr>
-          <w:b/>
-          <w:bCs/>
-        </w:rPr>
-        <w:t xml:space="preserve">The station we’ll use:</w:t>
+        <w:t xml:space="preserve">For every code block, do three things:</w:t>
       </w:r>
     </w:p>
     <w:p>
@@ -996,7 +963,17 @@
         </w:numPr>
       </w:pPr>
       <w:r>
-        <w:t xml:space="preserve">Duluth International Airport</w:t>
+        <w:rPr>
+          <w:b/>
+          <w:bCs/>
+        </w:rPr>
+        <w:t xml:space="preserve">Predict</w:t>
+      </w:r>
+      <w:r>
+        <w:t xml:space="preserve"> </w:t>
+      </w:r>
+      <w:r>
+        <w:t xml:space="preserve">— before it runs, say what you think the output will be</w:t>
       </w:r>
     </w:p>
     <w:p>
@@ -1008,16 +985,17 @@
         </w:numPr>
       </w:pPr>
       <w:r>
-        <w:t xml:space="preserve">Station ID</w:t>
-      </w:r>
-      <w:r>
-        <w:t xml:space="preserve"> </w:t>
-      </w:r>
-      <w:r>
-        <w:rPr>
-          <w:rStyle w:val="VerbatimChar"/>
-        </w:rPr>
-        <w:t xml:space="preserve">727450-14913</w:t>
+        <w:rPr>
+          <w:b/>
+          <w:bCs/>
+        </w:rPr>
+        <w:t xml:space="preserve">Type</w:t>
+      </w:r>
+      <w:r>
+        <w:t xml:space="preserve"> </w:t>
+      </w:r>
+      <w:r>
+        <w:t xml:space="preserve">it out by hand — do not copy-paste</w:t>
       </w:r>
     </w:p>
     <w:p>
@@ -1029,23 +1007,229 @@
         </w:numPr>
       </w:pPr>
       <w:r>
-        <w:t xml:space="preserve">Daily records back to</w:t>
-      </w:r>
-      <w:r>
-        <w:t xml:space="preserve"> </w:t>
-      </w:r>
-      <w:r>
         <w:rPr>
           <w:b/>
           <w:bCs/>
         </w:rPr>
-        <w:t xml:space="preserve">1948</w:t>
-      </w:r>
-      <w:r>
-        <w:t xml:space="preserve"> </w:t>
-      </w:r>
-      <w:r>
-        <w:t xml:space="preserve">— 78 years of data</w:t>
+        <w:t xml:space="preserve">Run</w:t>
+      </w:r>
+      <w:r>
+        <w:t xml:space="preserve"> </w:t>
+      </w:r>
+      <w:r>
+        <w:t xml:space="preserve">it and compare to your prediction</w:t>
+      </w:r>
+    </w:p>
+    <w:tbl>
+      <w:tblPr>
+        <w:tblStyle w:val="Table"/>
+        <w:tblLook w:firstRow="0" w:lastRow="0" w:firstColumn="0" w:lastColumn="0" w:noHBand="0" w:noVBand="0" w:val="0000"/>
+        <w:tblBorders>
+          <w:top w:val="single" w:sz="4" w:space="0" w:color="0758E5"/>
+          <w:left w:val="single" w:sz="24" w:space="0" w:color="0758E5"/>
+          <w:bottom w:val="single" w:sz="4" w:space="0" w:color="0758E5"/>
+          <w:right w:val="single" w:sz="4" w:space="0" w:color="0758E5"/>
+        </w:tblBorders>
+        <w:tblCellMar>
+          <w:left w:w="144" w:type="dxa"/>
+          <w:right w:w="144" w:type="dxa"/>
+        </w:tblCellMar>
+        <w:tblLook w:firstRow="0" w:lastRow="0" w:firstColumn="0" w:lastColumn="0" w:noHBand="0" w:noVBand="0" w:val="0000"/>
+      </w:tblPr>
+      <w:tr>
+        <w:trPr>
+          <w:cantSplit/>
+        </w:trPr>
+        <w:tc>
+          <w:tcPr>
+            <w:shd w:color="auto" w:fill="dae6fb" w:val="clear"/>
+            <w:tcMar>
+              <w:top w:w="92" w:type="dxa"/>
+              <w:bottom w:w="92" w:type="dxa"/>
+            </w:tcMar>
+          </w:tcPr>
+          <w:p>
+            <w:pPr>
+              <w:pStyle w:val="FirstParagraph"/>
+            </w:pPr>
+            <w:pPr>
+              <w:spacing w:before="0" w:after="0"/>
+              <w:textAlignment w:val="center"/>
+            </w:pPr>
+            <w:r>
+              <w:drawing>
+                <wp:inline>
+                  <wp:extent cx="152400" cy="152400"/>
+                  <wp:effectExtent b="0" l="0" r="0" t="0"/>
+                  <wp:docPr descr="" title="" id="20" name="Picture"/>
+                  <a:graphic>
+                    <a:graphicData uri="http://schemas.openxmlformats.org/drawingml/2006/picture">
+                      <pic:pic>
+                        <pic:nvPicPr>
+                          <pic:cNvPr descr="/Applications/Positron.app/Contents/Resources/app/quarto/share/formats/docx/note.png" id="21" name="Picture"/>
+                          <pic:cNvPicPr>
+                            <a:picLocks noChangeArrowheads="1" noChangeAspect="1"/>
+                          </pic:cNvPicPr>
+                        </pic:nvPicPr>
+                        <pic:blipFill>
+                          <a:blip r:embed="rId9"/>
+                          <a:stretch>
+                            <a:fillRect/>
+                          </a:stretch>
+                        </pic:blipFill>
+                        <pic:spPr bwMode="auto">
+                          <a:xfrm>
+                            <a:off x="0" y="0"/>
+                            <a:ext cx="152400" cy="152400"/>
+                          </a:xfrm>
+                          <a:prstGeom prst="rect">
+                            <a:avLst/>
+                          </a:prstGeom>
+                          <a:noFill/>
+                          <a:ln w="9525">
+                            <a:noFill/>
+                            <a:headEnd/>
+                            <a:tailEnd/>
+                          </a:ln>
+                        </pic:spPr>
+                      </pic:pic>
+                    </a:graphicData>
+                  </a:graphic>
+                </wp:inline>
+              </w:drawing>
+            </w:r>
+            <w:r>
+              <w:t xml:space="preserve"> </w:t>
+            </w:r>
+            <w:r>
+              <w:t xml:space="preserve"> </w:t>
+            </w:r>
+            <w:r>
+              <w:t xml:space="preserve">Note</w:t>
+            </w:r>
+          </w:p>
+        </w:tc>
+      </w:tr>
+      <w:tr>
+        <w:trPr>
+          <w:cantSplit/>
+        </w:trPr>
+        <w:tc>
+          <w:tcPr>
+            <w:tcMar>
+              <w:top w:w="108" w:type="dxa"/>
+              <w:bottom w:w="108" w:type="dxa"/>
+            </w:tcMar>
+          </w:tcPr>
+          <w:p>
+            <w:pPr>
+              <w:pStyle w:val="BodyText"/>
+            </w:pPr>
+            <w:pPr>
+              <w:spacing w:before="16"/>
+            </w:pPr>
+            <w:r>
+              <w:rPr>
+                <w:b/>
+                <w:bCs/>
+              </w:rPr>
+              <w:t xml:space="preserve">✅ Why bother? (the evidence)</w:t>
+            </w:r>
+          </w:p>
+          <w:p>
+            <w:pPr>
+              <w:pStyle w:val="Compact"/>
+              <w:numPr>
+                <w:ilvl w:val="0"/>
+                <w:numId w:val="1008"/>
+              </w:numPr>
+            </w:pPr>
+            <w:r>
+              <w:rPr>
+                <w:b/>
+                <w:bCs/>
+              </w:rPr>
+              <w:t xml:space="preserve">Predicting first</w:t>
+            </w:r>
+            <w:r>
+              <w:t xml:space="preserve"> </w:t>
+            </w:r>
+            <w:r>
+              <w:t xml:space="preserve">forces your brain to</w:t>
+            </w:r>
+            <w:r>
+              <w:t xml:space="preserve"> </w:t>
+            </w:r>
+            <w:r>
+              <w:rPr>
+                <w:i/>
+                <w:iCs/>
+              </w:rPr>
+              <w:t xml:space="preserve">retrieve</w:t>
+            </w:r>
+            <w:r>
+              <w:t xml:space="preserve"> </w:t>
+            </w:r>
+            <w:r>
+              <w:t xml:space="preserve">what it knows — the gap between guess and answer is what makes it stick.</w:t>
+            </w:r>
+          </w:p>
+          <w:p>
+            <w:pPr>
+              <w:pStyle w:val="Compact"/>
+              <w:numPr>
+                <w:ilvl w:val="0"/>
+                <w:numId w:val="1008"/>
+              </w:numPr>
+            </w:pPr>
+            <w:r>
+              <w:rPr>
+                <w:b/>
+                <w:bCs/>
+              </w:rPr>
+              <w:t xml:space="preserve">Typing by hand</w:t>
+            </w:r>
+            <w:r>
+              <w:t xml:space="preserve"> </w:t>
+            </w:r>
+            <w:r>
+              <w:t xml:space="preserve">builds the finger-memory and error-spotting that copy-paste skips.</w:t>
+            </w:r>
+          </w:p>
+          <w:p>
+            <w:pPr>
+              <w:pStyle w:val="Compact"/>
+              <w:numPr>
+                <w:ilvl w:val="0"/>
+                <w:numId w:val="1008"/>
+              </w:numPr>
+            </w:pPr>
+            <w:r>
+              <w:rPr>
+                <w:b/>
+                <w:bCs/>
+              </w:rPr>
+              <w:t xml:space="preserve">Chunk → immediate practice</w:t>
+            </w:r>
+            <w:r>
+              <w:t xml:space="preserve"> </w:t>
+            </w:r>
+            <w:r>
+              <w:t xml:space="preserve">keeps a new idea in working memory long enough to form a lasting schema.</w:t>
+            </w:r>
+          </w:p>
+          <w:p/>
+        </w:tc>
+      </w:tr>
+    </w:tbl>
+    <w:bookmarkEnd w:id="22"/>
+    <w:bookmarkStart w:id="25" w:name="chunk-1-of-4-download-explore-raw-data"/>
+    <w:p>
+      <w:pPr>
+        <w:pStyle w:val="Heading1"/>
+      </w:pPr>
+      <w:r>
+        <w:t xml:space="preserve">🧩 Chunk 1 of 4 · Download &amp; Explore Raw Data</w:t>
       </w:r>
     </w:p>
     <w:p>
@@ -1057,700 +1241,161 @@
           <w:b/>
           <w:bCs/>
         </w:rPr>
-        <w:t xml:space="preserve">Why this matters:</w:t>
-      </w:r>
-    </w:p>
-    <w:p>
-      <w:pPr>
-        <w:pStyle w:val="Compact"/>
-        <w:numPr>
-          <w:ilvl w:val="0"/>
-          <w:numId w:val="1008"/>
-        </w:numPr>
-      </w:pPr>
-      <w:r>
-        <w:t xml:space="preserve">This is the</w:t>
-      </w:r>
-      <w:r>
-        <w:t xml:space="preserve"> </w:t>
-      </w:r>
-      <w:r>
-        <w:rPr>
-          <w:i/>
-          <w:iCs/>
-        </w:rPr>
-        <w:t xml:space="preserve">same</w:t>
-      </w:r>
-      <w:r>
-        <w:t xml:space="preserve"> </w:t>
-      </w:r>
-      <w:r>
-        <w:t xml:space="preserve">kind of messy, real-world data you’ll meet in your own research</w:t>
-      </w:r>
-    </w:p>
-    <w:p>
-      <w:pPr>
-        <w:pStyle w:val="Compact"/>
-        <w:numPr>
-          <w:ilvl w:val="0"/>
-          <w:numId w:val="1008"/>
-        </w:numPr>
-      </w:pPr>
-      <w:r>
-        <w:t xml:space="preserve">Today’s workflow — download → explore → summarize → model — is the same workflow you’ll use for your final project</w:t>
-      </w:r>
-    </w:p>
-    <w:p>
-      <w:pPr>
-        <w:pStyle w:val="FirstParagraph"/>
-      </w:pPr>
-      <w:r>
-        <w:t xml:space="preserve">📖 R4DS Ch. 3 — every analysis starts with getting data into R</w:t>
-      </w:r>
-    </w:p>
-    <w:bookmarkEnd w:id="20"/>
-    <w:bookmarkStart w:id="24" w:name="load-libraries-and-download-the-data"/>
+        <w:t xml:space="preserve">We will cover:</w:t>
+      </w:r>
+      <w:r>
+        <w:t xml:space="preserve"> </w:t>
+      </w:r>
+      <w:r>
+        <w:t xml:space="preserve">where GSOD data comes from, downloading it with</w:t>
+      </w:r>
+      <w:r>
+        <w:t xml:space="preserve"> </w:t>
+      </w:r>
+      <w:r>
+        <w:rPr>
+          <w:rStyle w:val="VerbatimChar"/>
+        </w:rPr>
+        <w:t xml:space="preserve">get_GSOD()</w:t>
+      </w:r>
+      <w:r>
+        <w:t xml:space="preserve">, trimming columns, and plotting the raw daily record.</w:t>
+      </w:r>
+    </w:p>
+    <w:tbl>
+      <w:tblPr>
+        <w:tblStyle w:val="Table"/>
+        <w:tblLook w:firstRow="0" w:lastRow="0" w:firstColumn="0" w:lastColumn="0" w:noHBand="0" w:noVBand="0" w:val="0000"/>
+        <w:tblBorders>
+          <w:top w:val="single" w:sz="4" w:space="0" w:color="00A047"/>
+          <w:left w:val="single" w:sz="24" w:space="0" w:color="00A047"/>
+          <w:bottom w:val="single" w:sz="4" w:space="0" w:color="00A047"/>
+          <w:right w:val="single" w:sz="4" w:space="0" w:color="00A047"/>
+        </w:tblBorders>
+        <w:tblCellMar>
+          <w:left w:w="144" w:type="dxa"/>
+          <w:right w:w="144" w:type="dxa"/>
+        </w:tblCellMar>
+        <w:tblLook w:firstRow="0" w:lastRow="0" w:firstColumn="0" w:lastColumn="0" w:noHBand="0" w:noVBand="0" w:val="0000"/>
+      </w:tblPr>
+      <w:tr>
+        <w:trPr>
+          <w:cantSplit/>
+        </w:trPr>
+        <w:tc>
+          <w:tcPr>
+            <w:shd w:color="auto" w:fill="ccf1e3" w:val="clear"/>
+            <w:tcMar>
+              <w:top w:w="92" w:type="dxa"/>
+              <w:bottom w:w="92" w:type="dxa"/>
+            </w:tcMar>
+          </w:tcPr>
+          <w:p>
+            <w:pPr>
+              <w:pStyle w:val="BodyText"/>
+            </w:pPr>
+            <w:pPr>
+              <w:spacing w:before="0" w:after="0"/>
+              <w:textAlignment w:val="center"/>
+            </w:pPr>
+            <w:r>
+              <w:drawing>
+                <wp:inline>
+                  <wp:extent cx="152400" cy="152400"/>
+                  <wp:effectExtent b="0" l="0" r="0" t="0"/>
+                  <wp:docPr descr="" title="" id="23" name="Picture"/>
+                  <a:graphic>
+                    <a:graphicData uri="http://schemas.openxmlformats.org/drawingml/2006/picture">
+                      <pic:pic>
+                        <pic:nvPicPr>
+                          <pic:cNvPr descr="/Applications/Positron.app/Contents/Resources/app/quarto/share/formats/docx/tip.png" id="24" name="Picture"/>
+                          <pic:cNvPicPr>
+                            <a:picLocks noChangeArrowheads="1" noChangeAspect="1"/>
+                          </pic:cNvPicPr>
+                        </pic:nvPicPr>
+                        <pic:blipFill>
+                          <a:blip r:embed="rId13"/>
+                          <a:stretch>
+                            <a:fillRect/>
+                          </a:stretch>
+                        </pic:blipFill>
+                        <pic:spPr bwMode="auto">
+                          <a:xfrm>
+                            <a:off x="0" y="0"/>
+                            <a:ext cx="152400" cy="152400"/>
+                          </a:xfrm>
+                          <a:prstGeom prst="rect">
+                            <a:avLst/>
+                          </a:prstGeom>
+                          <a:noFill/>
+                          <a:ln w="9525">
+                            <a:noFill/>
+                            <a:headEnd/>
+                            <a:tailEnd/>
+                          </a:ln>
+                        </pic:spPr>
+                      </pic:pic>
+                    </a:graphicData>
+                  </a:graphic>
+                </wp:inline>
+              </w:drawing>
+            </w:r>
+            <w:r>
+              <w:t xml:space="preserve"> </w:t>
+            </w:r>
+            <w:r>
+              <w:t xml:space="preserve"> </w:t>
+            </w:r>
+            <w:r>
+              <w:t xml:space="preserve">Tip</w:t>
+            </w:r>
+          </w:p>
+        </w:tc>
+      </w:tr>
+      <w:tr>
+        <w:trPr>
+          <w:cantSplit/>
+        </w:trPr>
+        <w:tc>
+          <w:tcPr>
+            <w:tcMar>
+              <w:top w:w="108" w:type="dxa"/>
+              <w:bottom w:w="108" w:type="dxa"/>
+            </w:tcMar>
+          </w:tcPr>
+          <w:p>
+            <w:pPr>
+              <w:pStyle w:val="BodyText"/>
+            </w:pPr>
+            <w:pPr>
+              <w:spacing w:before="16" w:after="16"/>
+            </w:pPr>
+            <w:r>
+              <w:rPr>
+                <w:b/>
+                <w:bCs/>
+              </w:rPr>
+              <w:t xml:space="preserve">🖐 After this chunk: Activity Parts 1–3</w:t>
+            </w:r>
+            <w:r>
+              <w:t xml:space="preserve"> </w:t>
+            </w:r>
+            <w:r>
+              <w:t xml:space="preserve">(download, trim, and raw-plot the Duluth data).</w:t>
+            </w:r>
+          </w:p>
+          <w:p/>
+        </w:tc>
+      </w:tr>
+    </w:tbl>
+    <w:bookmarkEnd w:id="25"/>
+    <w:bookmarkStart w:id="26" w:name="where-does-this-data-come-from"/>
     <w:p>
       <w:pPr>
         <w:pStyle w:val="Heading1"/>
       </w:pPr>
       <w:r>
-        <w:t xml:space="preserve">Load Libraries and Download the Data</w:t>
-      </w:r>
-    </w:p>
-    <w:p>
-      <w:pPr>
-        <w:pStyle w:val="SourceCode"/>
-      </w:pPr>
-      <w:r>
-        <w:rPr>
-          <w:rStyle w:val="CommentTok"/>
-        </w:rPr>
-        <w:t xml:space="preserve"># Load packages at the top — always -------------------</w:t>
-      </w:r>
-      <w:r>
-        <w:br/>
-      </w:r>
-      <w:r>
-        <w:rPr>
-          <w:rStyle w:val="FunctionTok"/>
-        </w:rPr>
-        <w:t xml:space="preserve">library</w:t>
-      </w:r>
-      <w:r>
-        <w:rPr>
-          <w:rStyle w:val="NormalTok"/>
-        </w:rPr>
-        <w:t xml:space="preserve">(tidyverse) </w:t>
-      </w:r>
-      <w:r>
-        <w:rPr>
-          <w:rStyle w:val="CommentTok"/>
-        </w:rPr>
-        <w:t xml:space="preserve"># data manipulation + ggplot2</w:t>
-      </w:r>
-      <w:r>
-        <w:br/>
-      </w:r>
-      <w:r>
-        <w:rPr>
-          <w:rStyle w:val="FunctionTok"/>
-        </w:rPr>
-        <w:t xml:space="preserve">library</w:t>
-      </w:r>
-      <w:r>
-        <w:rPr>
-          <w:rStyle w:val="NormalTok"/>
-        </w:rPr>
-        <w:t xml:space="preserve">(GSODR) </w:t>
-      </w:r>
-      <w:r>
-        <w:rPr>
-          <w:rStyle w:val="CommentTok"/>
-        </w:rPr>
-        <w:t xml:space="preserve"># download NOAA weather station data</w:t>
-      </w:r>
-    </w:p>
-    <w:p>
-      <w:pPr>
-        <w:pStyle w:val="SourceCode"/>
-      </w:pPr>
-      <w:r>
-        <w:rPr>
-          <w:rStyle w:val="CommentTok"/>
-        </w:rPr>
-        <w:t xml:space="preserve"># Download daily Duluth weather data, 1948-2025 --------</w:t>
-      </w:r>
-      <w:r>
-        <w:br/>
-      </w:r>
-      <w:r>
-        <w:rPr>
-          <w:rStyle w:val="CommentTok"/>
-        </w:rPr>
-        <w:t xml:space="preserve"># this is DAILY data - rows = days, so expect ~28,000 rows</w:t>
-      </w:r>
-      <w:r>
-        <w:br/>
-      </w:r>
-      <w:r>
-        <w:rPr>
-          <w:rStyle w:val="NormalTok"/>
-        </w:rPr>
-        <w:t xml:space="preserve">duluth_df </w:t>
-      </w:r>
-      <w:r>
-        <w:rPr>
-          <w:rStyle w:val="OtherTok"/>
-        </w:rPr>
-        <w:t xml:space="preserve">&lt;-</w:t>
-      </w:r>
-      <w:r>
-        <w:rPr>
-          <w:rStyle w:val="NormalTok"/>
-        </w:rPr>
-        <w:t xml:space="preserve"> </w:t>
-      </w:r>
-      <w:r>
-        <w:rPr>
-          <w:rStyle w:val="FunctionTok"/>
-        </w:rPr>
-        <w:t xml:space="preserve">get_GSOD</w:t>
-      </w:r>
-      <w:r>
-        <w:rPr>
-          <w:rStyle w:val="NormalTok"/>
-        </w:rPr>
-        <w:t xml:space="preserve">(</w:t>
-      </w:r>
-      <w:r>
-        <w:rPr>
-          <w:rStyle w:val="AttributeTok"/>
-        </w:rPr>
-        <w:t xml:space="preserve">years =</w:t>
-      </w:r>
-      <w:r>
-        <w:rPr>
-          <w:rStyle w:val="NormalTok"/>
-        </w:rPr>
-        <w:t xml:space="preserve"> </w:t>
-      </w:r>
-      <w:r>
-        <w:rPr>
-          <w:rStyle w:val="DecValTok"/>
-        </w:rPr>
-        <w:t xml:space="preserve">1948</w:t>
-      </w:r>
-      <w:r>
-        <w:rPr>
-          <w:rStyle w:val="SpecialCharTok"/>
-        </w:rPr>
-        <w:t xml:space="preserve">:</w:t>
-      </w:r>
-      <w:r>
-        <w:rPr>
-          <w:rStyle w:val="DecValTok"/>
-        </w:rPr>
-        <w:t xml:space="preserve">2025</w:t>
-      </w:r>
-      <w:r>
-        <w:rPr>
-          <w:rStyle w:val="NormalTok"/>
-        </w:rPr>
-        <w:t xml:space="preserve">, </w:t>
-      </w:r>
-      <w:r>
-        <w:rPr>
-          <w:rStyle w:val="AttributeTok"/>
-        </w:rPr>
-        <w:t xml:space="preserve">station =</w:t>
-      </w:r>
-      <w:r>
-        <w:rPr>
-          <w:rStyle w:val="NormalTok"/>
-        </w:rPr>
-        <w:t xml:space="preserve"> </w:t>
-      </w:r>
-      <w:r>
-        <w:rPr>
-          <w:rStyle w:val="StringTok"/>
-        </w:rPr>
-        <w:t xml:space="preserve">"727450-14913"</w:t>
-      </w:r>
-      <w:r>
-        <w:rPr>
-          <w:rStyle w:val="NormalTok"/>
-        </w:rPr>
-        <w:t xml:space="preserve">)</w:t>
-      </w:r>
-    </w:p>
-    <w:p>
-      <w:pPr>
-        <w:pStyle w:val="SourceCode"/>
-      </w:pPr>
-      <w:r>
-        <w:rPr>
-          <w:rStyle w:val="CommentTok"/>
-        </w:rPr>
-        <w:t xml:space="preserve"># Look at what we got -----------------------------------</w:t>
-      </w:r>
-      <w:r>
-        <w:br/>
-      </w:r>
-      <w:r>
-        <w:rPr>
-          <w:rStyle w:val="FunctionTok"/>
-        </w:rPr>
-        <w:t xml:space="preserve">glimpse</w:t>
-      </w:r>
-      <w:r>
-        <w:rPr>
-          <w:rStyle w:val="NormalTok"/>
-        </w:rPr>
-        <w:t xml:space="preserve">(duluth_df)</w:t>
-      </w:r>
-    </w:p>
-    <w:p>
-      <w:pPr>
-        <w:pStyle w:val="SourceCode"/>
-      </w:pPr>
-      <w:r>
-        <w:rPr>
-          <w:rStyle w:val="VerbatimChar"/>
-        </w:rPr>
-        <w:t xml:space="preserve">Rows: 25,441</w:t>
-      </w:r>
-      <w:r>
-        <w:br/>
-      </w:r>
-      <w:r>
-        <w:rPr>
-          <w:rStyle w:val="VerbatimChar"/>
-        </w:rPr>
-        <w:t xml:space="preserve">Columns: 47</w:t>
-      </w:r>
-      <w:r>
-        <w:br/>
-      </w:r>
-      <w:r>
-        <w:rPr>
-          <w:rStyle w:val="VerbatimChar"/>
-        </w:rPr>
-        <w:t xml:space="preserve">$ STNID            &lt;chr&gt; "727450-14913", "727450-14913", "727450-14913", "7274…</w:t>
-      </w:r>
-      <w:r>
-        <w:br/>
-      </w:r>
-      <w:r>
-        <w:rPr>
-          <w:rStyle w:val="VerbatimChar"/>
-        </w:rPr>
-        <w:t xml:space="preserve">$ NAME             &lt;chr&gt; "DULUTH INTERNATIONAL AIRPORT", "DULUTH INTERNATIONAL…</w:t>
-      </w:r>
-      <w:r>
-        <w:br/>
-      </w:r>
-      <w:r>
-        <w:rPr>
-          <w:rStyle w:val="VerbatimChar"/>
-        </w:rPr>
-        <w:t xml:space="preserve">$ CTRY             &lt;chr&gt; "US", "US", "US", "US", "US", "US", "US", "US", "US",…</w:t>
-      </w:r>
-      <w:r>
-        <w:br/>
-      </w:r>
-      <w:r>
-        <w:rPr>
-          <w:rStyle w:val="VerbatimChar"/>
-        </w:rPr>
-        <w:t xml:space="preserve">$ COUNTRY_NAME     &lt;chr&gt; "UNITED STATES", "UNITED STATES", "UNITED STATES", "U…</w:t>
-      </w:r>
-      <w:r>
-        <w:br/>
-      </w:r>
-      <w:r>
-        <w:rPr>
-          <w:rStyle w:val="VerbatimChar"/>
-        </w:rPr>
-        <w:t xml:space="preserve">$ ISO2C            &lt;chr&gt; "US", "US", "US", "US", "US", "US", "US", "US", "US",…</w:t>
-      </w:r>
-      <w:r>
-        <w:br/>
-      </w:r>
-      <w:r>
-        <w:rPr>
-          <w:rStyle w:val="VerbatimChar"/>
-        </w:rPr>
-        <w:t xml:space="preserve">$ ISO3C            &lt;chr&gt; "USA", "USA", "USA", "USA", "USA", "USA", "USA", "USA…</w:t>
-      </w:r>
-      <w:r>
-        <w:br/>
-      </w:r>
-      <w:r>
-        <w:rPr>
-          <w:rStyle w:val="VerbatimChar"/>
-        </w:rPr>
-        <w:t xml:space="preserve">$ STATE            &lt;chr&gt; "MN", "MN", "MN", "MN", "MN", "MN", "MN", "MN", "MN",…</w:t>
-      </w:r>
-      <w:r>
-        <w:br/>
-      </w:r>
-      <w:r>
-        <w:rPr>
-          <w:rStyle w:val="VerbatimChar"/>
-        </w:rPr>
-        <w:t xml:space="preserve">$ LATITUDE         &lt;dbl&gt; 46.844, 46.844, 46.844, 46.844, 46.844, 46.844, 46.84…</w:t>
-      </w:r>
-      <w:r>
-        <w:br/>
-      </w:r>
-      <w:r>
-        <w:rPr>
-          <w:rStyle w:val="VerbatimChar"/>
-        </w:rPr>
-        <w:t xml:space="preserve">$ LONGITUDE        &lt;dbl&gt; -92.187, -92.187, -92.187, -92.187, -92.187, -92.187,…</w:t>
-      </w:r>
-      <w:r>
-        <w:br/>
-      </w:r>
-      <w:r>
-        <w:rPr>
-          <w:rStyle w:val="VerbatimChar"/>
-        </w:rPr>
-        <w:t xml:space="preserve">$ ELEVATION        &lt;dbl&gt; 436.8, 436.8, 436.8, 436.8, 436.8, 436.8, 436.8, 436.…</w:t>
-      </w:r>
-      <w:r>
-        <w:br/>
-      </w:r>
-      <w:r>
-        <w:rPr>
-          <w:rStyle w:val="VerbatimChar"/>
-        </w:rPr>
-        <w:t xml:space="preserve">$ BEGIN            &lt;int&gt; 19480101, 19480101, 19480101, 19480101, 19480101, 194…</w:t>
-      </w:r>
-      <w:r>
-        <w:br/>
-      </w:r>
-      <w:r>
-        <w:rPr>
-          <w:rStyle w:val="VerbatimChar"/>
-        </w:rPr>
-        <w:t xml:space="preserve">$ END              &lt;int&gt; 20250827, 20250827, 20250827, 20250827, 20250827, 202…</w:t>
-      </w:r>
-      <w:r>
-        <w:br/>
-      </w:r>
-      <w:r>
-        <w:rPr>
-          <w:rStyle w:val="VerbatimChar"/>
-        </w:rPr>
-        <w:t xml:space="preserve">$ YEARMODA         &lt;date&gt; 1948-01-01, 1948-01-02, 1948-01-03, 1948-01-04, 1948…</w:t>
-      </w:r>
-      <w:r>
-        <w:br/>
-      </w:r>
-      <w:r>
-        <w:rPr>
-          <w:rStyle w:val="VerbatimChar"/>
-        </w:rPr>
-        <w:t xml:space="preserve">$ YEAR             &lt;int&gt; 1948, 1948, 1948, 1948, 1948, 1948, 1948, 1948, 1948,…</w:t>
-      </w:r>
-      <w:r>
-        <w:br/>
-      </w:r>
-      <w:r>
-        <w:rPr>
-          <w:rStyle w:val="VerbatimChar"/>
-        </w:rPr>
-        <w:t xml:space="preserve">$ MONTH            &lt;int&gt; 1, 1, 1, 1, 1, 1, 1, 1, 1, 1, 1, 1, 1, 1, 1, 1, 1, 1,…</w:t>
-      </w:r>
-      <w:r>
-        <w:br/>
-      </w:r>
-      <w:r>
-        <w:rPr>
-          <w:rStyle w:val="VerbatimChar"/>
-        </w:rPr>
-        <w:t xml:space="preserve">$ DAY              &lt;int&gt; 1, 2, 3, 4, 5, 6, 7, 8, 9, 10, 11, 12, 13, 14, 15, 16…</w:t>
-      </w:r>
-      <w:r>
-        <w:br/>
-      </w:r>
-      <w:r>
-        <w:rPr>
-          <w:rStyle w:val="VerbatimChar"/>
-        </w:rPr>
-        <w:t xml:space="preserve">$ YDAY             &lt;int&gt; 1, 2, 3, 4, 5, 6, 7, 8, 9, 10, 11, 12, 13, 14, 15, 16…</w:t>
-      </w:r>
-      <w:r>
-        <w:br/>
-      </w:r>
-      <w:r>
-        <w:rPr>
-          <w:rStyle w:val="VerbatimChar"/>
-        </w:rPr>
-        <w:t xml:space="preserve">$ TEMP             &lt;dbl&gt; -8.2, -4.1, -8.4, -6.5, -2.9, -7.8, -8.8, -4.0, -5.8,…</w:t>
-      </w:r>
-      <w:r>
-        <w:br/>
-      </w:r>
-      <w:r>
-        <w:rPr>
-          <w:rStyle w:val="VerbatimChar"/>
-        </w:rPr>
-        <w:t xml:space="preserve">$ TEMP_ATTRIBUTES  &lt;int&gt; 18, 24, 24, 24, 24, 24, 24, 24, 24, 24, 24, 24, 24, 2…</w:t>
-      </w:r>
-      <w:r>
-        <w:br/>
-      </w:r>
-      <w:r>
-        <w:rPr>
-          <w:rStyle w:val="VerbatimChar"/>
-        </w:rPr>
-        <w:t xml:space="preserve">$ DEWP             &lt;dbl&gt; -9.9, -6.5, -10.8, -8.8, -5.9, -12.2, -13.2, -5.8, -6…</w:t>
-      </w:r>
-      <w:r>
-        <w:br/>
-      </w:r>
-      <w:r>
-        <w:rPr>
-          <w:rStyle w:val="VerbatimChar"/>
-        </w:rPr>
-        <w:t xml:space="preserve">$ DEWP_ATTRIBUTES  &lt;int&gt; 18, 24, 24, 24, 24, 24, 24, 24, 24, 24, 24, 24, 24, 2…</w:t>
-      </w:r>
-      <w:r>
-        <w:br/>
-      </w:r>
-      <w:r>
-        <w:rPr>
-          <w:rStyle w:val="VerbatimChar"/>
-        </w:rPr>
-        <w:t xml:space="preserve">$ SLP              &lt;dbl&gt; 1019.8, 1011.1, 1010.0, 1016.8, 1016.3, 1019.3, 1015.…</w:t>
-      </w:r>
-      <w:r>
-        <w:br/>
-      </w:r>
-      <w:r>
-        <w:rPr>
-          <w:rStyle w:val="VerbatimChar"/>
-        </w:rPr>
-        <w:t xml:space="preserve">$ SLP_ATTRIBUTES   &lt;int&gt; 18, 24, 24, 24, 24, 24, 24, 24, 24, 24, 24, 24, 24, 2…</w:t>
-      </w:r>
-      <w:r>
-        <w:br/>
-      </w:r>
-      <w:r>
-        <w:rPr>
-          <w:rStyle w:val="VerbatimChar"/>
-        </w:rPr>
-        <w:t xml:space="preserve">$ STP              &lt;dbl&gt; 965.3, 958.0, 956.6, 963.1, 962.9, 965.6, 961.8, 957.…</w:t>
-      </w:r>
-      <w:r>
-        <w:br/>
-      </w:r>
-      <w:r>
-        <w:rPr>
-          <w:rStyle w:val="VerbatimChar"/>
-        </w:rPr>
-        <w:t xml:space="preserve">$ STP_ATTRIBUTES   &lt;int&gt; 18, 24, 24, 24, 24, 24, 24, 24, 24, 23, 24, 24, 24, 2…</w:t>
-      </w:r>
-      <w:r>
-        <w:br/>
-      </w:r>
-      <w:r>
-        <w:rPr>
-          <w:rStyle w:val="VerbatimChar"/>
-        </w:rPr>
-        <w:t xml:space="preserve">$ VISIB            &lt;dbl&gt; 22.0, 22.7, 18.0, 22.4, 23.2, 24.0, 23.7, 15.0, 16.6,…</w:t>
-      </w:r>
-      <w:r>
-        <w:br/>
-      </w:r>
-      <w:r>
-        <w:rPr>
-          <w:rStyle w:val="VerbatimChar"/>
-        </w:rPr>
-        <w:t xml:space="preserve">$ VISIB_ATTRIBUTES &lt;int&gt; 18, 24, 24, 24, 24, 24, 24, 24, 24, 24, 24, 24, 24, 2…</w:t>
-      </w:r>
-      <w:r>
-        <w:br/>
-      </w:r>
-      <w:r>
-        <w:rPr>
-          <w:rStyle w:val="VerbatimChar"/>
-        </w:rPr>
-        <w:t xml:space="preserve">$ WDSP             &lt;dbl&gt; 4.4, 4.3, 3.0, 4.9, 6.4, 8.3, 3.8, 2.8, 5.9, 2.7, 5.5…</w:t>
-      </w:r>
-      <w:r>
-        <w:br/>
-      </w:r>
-      <w:r>
-        <w:rPr>
-          <w:rStyle w:val="VerbatimChar"/>
-        </w:rPr>
-        <w:t xml:space="preserve">$ WDSP_ATTRIBUTES  &lt;int&gt; 18, 24, 24, 24, 24, 24, 24, 24, 24, 24, 24, 24, 24, 2…</w:t>
-      </w:r>
-      <w:r>
-        <w:br/>
-      </w:r>
-      <w:r>
-        <w:rPr>
-          <w:rStyle w:val="VerbatimChar"/>
-        </w:rPr>
-        <w:t xml:space="preserve">$ MXSPD            &lt;dbl&gt; 8.2, 8.8, 7.2, 8.2, 11.8, 11.8, 7.2, 6.2, 11.8, 5.2, …</w:t>
-      </w:r>
-      <w:r>
-        <w:br/>
-      </w:r>
-      <w:r>
-        <w:rPr>
-          <w:rStyle w:val="VerbatimChar"/>
-        </w:rPr>
-        <w:t xml:space="preserve">$ GUST             &lt;dbl&gt; NA, NA, NA, NA, NA, NA, NA, NA, NA, NA, NA, NA, NA, N…</w:t>
-      </w:r>
-      <w:r>
-        <w:br/>
-      </w:r>
-      <w:r>
-        <w:rPr>
-          <w:rStyle w:val="VerbatimChar"/>
-        </w:rPr>
-        <w:t xml:space="preserve">$ MAX              &lt;dbl&gt; -3.1, -2.0, -5.4, -1.5, 1.3, -1.7, -2.6, -2.0, -2.2, …</w:t>
-      </w:r>
-      <w:r>
-        <w:br/>
-      </w:r>
-      <w:r>
-        <w:rPr>
-          <w:rStyle w:val="VerbatimChar"/>
-        </w:rPr>
-        <w:t xml:space="preserve">$ MAX_ATTRIBUTES   &lt;chr&gt; NA, NA, NA, NA, NA, "*", NA, NA, "*", NA, NA, "*", "*…</w:t>
-      </w:r>
-      <w:r>
-        <w:br/>
-      </w:r>
-      <w:r>
-        <w:rPr>
-          <w:rStyle w:val="VerbatimChar"/>
-        </w:rPr>
-        <w:t xml:space="preserve">$ MIN              &lt;dbl&gt; -15.6, -8.7, -12.8, -9.8, -7.0, -15.4, -15.0, -6.5, -…</w:t>
-      </w:r>
-      <w:r>
-        <w:br/>
-      </w:r>
-      <w:r>
-        <w:rPr>
-          <w:rStyle w:val="VerbatimChar"/>
-        </w:rPr>
-        <w:t xml:space="preserve">$ MIN_ATTRIBUTES   &lt;chr&gt; "*", NA, "*", NA, NA, NA, "*", NA, NA, "*", "*", NA, …</w:t>
-      </w:r>
-      <w:r>
-        <w:br/>
-      </w:r>
-      <w:r>
-        <w:rPr>
-          <w:rStyle w:val="VerbatimChar"/>
-        </w:rPr>
-        <w:t xml:space="preserve">$ PRCP             &lt;dbl&gt; 0.00, 0.00, 0.00, 0.00, 0.00, 0.00, 0.00, 7.87, 0.00,…</w:t>
-      </w:r>
-      <w:r>
-        <w:br/>
-      </w:r>
-      <w:r>
-        <w:rPr>
-          <w:rStyle w:val="VerbatimChar"/>
-        </w:rPr>
-        <w:t xml:space="preserve">$ PRCP_ATTRIBUTES  &lt;chr&gt; "G", "G", "G", "G", "G", "G", "G", "G", "G", "G", "G"…</w:t>
-      </w:r>
-      <w:r>
-        <w:br/>
-      </w:r>
-      <w:r>
-        <w:rPr>
-          <w:rStyle w:val="VerbatimChar"/>
-        </w:rPr>
-        <w:t xml:space="preserve">$ SNDP             &lt;dbl&gt; 279.4, 279.4, 279.4, 279.4, 248.9, 248.9, 248.9, 248.…</w:t>
-      </w:r>
-      <w:r>
-        <w:br/>
-      </w:r>
-      <w:r>
-        <w:rPr>
-          <w:rStyle w:val="VerbatimChar"/>
-        </w:rPr>
-        <w:t xml:space="preserve">$ I_FOG            &lt;dbl&gt; 0, 1, 1, 1, 0, 0, 0, 0, 0, 0, 1, 0, 0, 0, 0, 0, 0, 0,…</w:t>
-      </w:r>
-      <w:r>
-        <w:br/>
-      </w:r>
-      <w:r>
-        <w:rPr>
-          <w:rStyle w:val="VerbatimChar"/>
-        </w:rPr>
-        <w:t xml:space="preserve">$ I_RAIN_DRIZZLE   &lt;dbl&gt; 0, 0, 0, 0, 0, 0, 0, 1, 1, 0, 0, 0, 0, 0, 0, 0, 0, 0,…</w:t>
-      </w:r>
-      <w:r>
-        <w:br/>
-      </w:r>
-      <w:r>
-        <w:rPr>
-          <w:rStyle w:val="VerbatimChar"/>
-        </w:rPr>
-        <w:t xml:space="preserve">$ I_SNOW_ICE       &lt;dbl&gt; 1, 1, 1, 1, 1, 0, 0, 1, 1, 0, 1, 1, 1, 0, 1, 0, 0, 1,…</w:t>
-      </w:r>
-      <w:r>
-        <w:br/>
-      </w:r>
-      <w:r>
-        <w:rPr>
-          <w:rStyle w:val="VerbatimChar"/>
-        </w:rPr>
-        <w:t xml:space="preserve">$ I_HAIL           &lt;dbl&gt; 0, 0, 0, 0, 0, 0, 0, 0, 0, 0, 0, 0, 0, 0, 0, 0, 0, 0,…</w:t>
-      </w:r>
-      <w:r>
-        <w:br/>
-      </w:r>
-      <w:r>
-        <w:rPr>
-          <w:rStyle w:val="VerbatimChar"/>
-        </w:rPr>
-        <w:t xml:space="preserve">$ I_THUNDER        &lt;dbl&gt; 0, 0, 0, 0, 0, 0, 0, 0, 0, 0, 0, 0, 0, 0, 0, 0, 0, 0,…</w:t>
-      </w:r>
-      <w:r>
-        <w:br/>
-      </w:r>
-      <w:r>
-        <w:rPr>
-          <w:rStyle w:val="VerbatimChar"/>
-        </w:rPr>
-        <w:t xml:space="preserve">$ I_TORNADO_FUNNEL &lt;dbl&gt; 0, 0, 0, 0, 0, 0, 0, 0, 0, 0, 0, 0, 0, 0, 0, 0, 0, 0,…</w:t>
-      </w:r>
-      <w:r>
-        <w:br/>
-      </w:r>
-      <w:r>
-        <w:rPr>
-          <w:rStyle w:val="VerbatimChar"/>
-        </w:rPr>
-        <w:t xml:space="preserve">$ EA               &lt;dbl&gt; 0.3, 0.4, 0.3, 0.3, 0.4, 0.2, 0.2, 0.4, 0.4, 0.1, 0.3…</w:t>
-      </w:r>
-      <w:r>
-        <w:br/>
-      </w:r>
-      <w:r>
-        <w:rPr>
-          <w:rStyle w:val="VerbatimChar"/>
-        </w:rPr>
-        <w:t xml:space="preserve">$ ES               &lt;dbl&gt; 0.3, 0.5, 0.3, 0.4, 0.5, 0.3, 0.3, 0.5, 0.4, 0.1, 0.3…</w:t>
-      </w:r>
-      <w:r>
-        <w:br/>
-      </w:r>
-      <w:r>
-        <w:rPr>
-          <w:rStyle w:val="VerbatimChar"/>
-        </w:rPr>
-        <w:t xml:space="preserve">$ RH               &lt;dbl&gt; 87.5, 83.4, 82.8, 83.7, 79.8, 70.7, 70.5, 87.3, 91.9,…</w:t>
+        <w:t xml:space="preserve">Where Does This Data Come From?</w:t>
       </w:r>
     </w:p>
     <w:p>
@@ -1762,7 +1407,77 @@
           <w:b/>
           <w:bCs/>
         </w:rPr>
-        <w:t xml:space="preserve">What just happened:</w:t>
+        <w:t xml:space="preserve">GSOD</w:t>
+      </w:r>
+      <w:r>
+        <w:t xml:space="preserve"> </w:t>
+      </w:r>
+      <w:r>
+        <w:t xml:space="preserve">= Global Surface Summary of the Day, maintained by NOAA. It contains daily weather observations from thousands of stations worldwide, some going back to the</w:t>
+      </w:r>
+      <w:r>
+        <w:t xml:space="preserve"> </w:t>
+      </w:r>
+      <w:r>
+        <w:rPr>
+          <w:b/>
+          <w:bCs/>
+        </w:rPr>
+        <w:t xml:space="preserve">1940s</w:t>
+      </w:r>
+      <w:r>
+        <w:t xml:space="preserve">.</w:t>
+      </w:r>
+    </w:p>
+    <w:p>
+      <w:pPr>
+        <w:pStyle w:val="BodyText"/>
+      </w:pPr>
+      <w:r>
+        <w:t xml:space="preserve">The</w:t>
+      </w:r>
+      <w:r>
+        <w:t xml:space="preserve"> </w:t>
+      </w:r>
+      <w:r>
+        <w:rPr>
+          <w:rStyle w:val="VerbatimChar"/>
+        </w:rPr>
+        <w:t xml:space="preserve">GSODR</w:t>
+      </w:r>
+      <w:r>
+        <w:t xml:space="preserve"> </w:t>
+      </w:r>
+      <w:r>
+        <w:t xml:space="preserve">package lets us pull this data</w:t>
+      </w:r>
+      <w:r>
+        <w:t xml:space="preserve"> </w:t>
+      </w:r>
+      <w:r>
+        <w:rPr>
+          <w:b/>
+          <w:bCs/>
+        </w:rPr>
+        <w:t xml:space="preserve">directly into R</w:t>
+      </w:r>
+      <w:r>
+        <w:t xml:space="preserve"> </w:t>
+      </w:r>
+      <w:r>
+        <w:t xml:space="preserve">— no manual download, no Excel, no copy-paste.</w:t>
+      </w:r>
+    </w:p>
+    <w:p>
+      <w:pPr>
+        <w:pStyle w:val="BodyText"/>
+      </w:pPr>
+      <w:r>
+        <w:rPr>
+          <w:b/>
+          <w:bCs/>
+        </w:rPr>
+        <w:t xml:space="preserve">The station we’ll use:</w:t>
       </w:r>
     </w:p>
     <w:p>
@@ -1774,16 +1489,7 @@
         </w:numPr>
       </w:pPr>
       <w:r>
-        <w:rPr>
-          <w:rStyle w:val="VerbatimChar"/>
-        </w:rPr>
-        <w:t xml:space="preserve">get_GSOD()</w:t>
-      </w:r>
-      <w:r>
-        <w:t xml:space="preserve"> </w:t>
-      </w:r>
-      <w:r>
-        <w:t xml:space="preserve">reached out to NOAA’s servers and pulled every daily record for this station</w:t>
+        <w:t xml:space="preserve">Duluth International Airport</w:t>
       </w:r>
     </w:p>
     <w:p>
@@ -1795,22 +1501,16 @@
         </w:numPr>
       </w:pPr>
       <w:r>
-        <w:rPr>
-          <w:rStyle w:val="VerbatimChar"/>
-        </w:rPr>
-        <w:t xml:space="preserve">years = 1948:2025</w:t>
-      </w:r>
-      <w:r>
-        <w:t xml:space="preserve"> </w:t>
-      </w:r>
-      <w:r>
-        <w:t xml:space="preserve">is a vector — shorthand for</w:t>
-      </w:r>
-      <w:r>
-        <w:t xml:space="preserve"> </w:t>
-      </w:r>
-      <w:r>
-        <w:t xml:space="preserve">“every year in this range”</w:t>
+        <w:t xml:space="preserve">Station ID</w:t>
+      </w:r>
+      <w:r>
+        <w:t xml:space="preserve"> </w:t>
+      </w:r>
+      <w:r>
+        <w:rPr>
+          <w:rStyle w:val="VerbatimChar"/>
+        </w:rPr>
+        <w:t xml:space="preserve">727450-14913</w:t>
       </w:r>
     </w:p>
     <w:p>
@@ -1819,6 +1519,799 @@
         <w:numPr>
           <w:ilvl w:val="0"/>
           <w:numId w:val="1009"/>
+        </w:numPr>
+      </w:pPr>
+      <w:r>
+        <w:t xml:space="preserve">Daily records back to</w:t>
+      </w:r>
+      <w:r>
+        <w:t xml:space="preserve"> </w:t>
+      </w:r>
+      <w:r>
+        <w:rPr>
+          <w:b/>
+          <w:bCs/>
+        </w:rPr>
+        <w:t xml:space="preserve">1948</w:t>
+      </w:r>
+      <w:r>
+        <w:t xml:space="preserve"> </w:t>
+      </w:r>
+      <w:r>
+        <w:t xml:space="preserve">— 78 years of data</w:t>
+      </w:r>
+    </w:p>
+    <w:p>
+      <w:pPr>
+        <w:pStyle w:val="FirstParagraph"/>
+      </w:pPr>
+      <w:r>
+        <w:rPr>
+          <w:b/>
+          <w:bCs/>
+        </w:rPr>
+        <w:t xml:space="preserve">Why this matters:</w:t>
+      </w:r>
+    </w:p>
+    <w:p>
+      <w:pPr>
+        <w:pStyle w:val="Compact"/>
+        <w:numPr>
+          <w:ilvl w:val="0"/>
+          <w:numId w:val="1010"/>
+        </w:numPr>
+      </w:pPr>
+      <w:r>
+        <w:t xml:space="preserve">This is the</w:t>
+      </w:r>
+      <w:r>
+        <w:t xml:space="preserve"> </w:t>
+      </w:r>
+      <w:r>
+        <w:rPr>
+          <w:i/>
+          <w:iCs/>
+        </w:rPr>
+        <w:t xml:space="preserve">same</w:t>
+      </w:r>
+      <w:r>
+        <w:t xml:space="preserve"> </w:t>
+      </w:r>
+      <w:r>
+        <w:t xml:space="preserve">kind of messy, real-world data you’ll meet in your own research</w:t>
+      </w:r>
+    </w:p>
+    <w:p>
+      <w:pPr>
+        <w:pStyle w:val="Compact"/>
+        <w:numPr>
+          <w:ilvl w:val="0"/>
+          <w:numId w:val="1010"/>
+        </w:numPr>
+      </w:pPr>
+      <w:r>
+        <w:t xml:space="preserve">Today’s workflow — download → explore → summarize → model — is the same workflow you’ll use for your final project</w:t>
+      </w:r>
+    </w:p>
+    <w:p>
+      <w:pPr>
+        <w:pStyle w:val="FirstParagraph"/>
+      </w:pPr>
+      <w:r>
+        <w:t xml:space="preserve">📖 R4DS Ch. 3 — every analysis starts with getting data into R</w:t>
+      </w:r>
+    </w:p>
+    <w:bookmarkEnd w:id="26"/>
+    <w:bookmarkStart w:id="30" w:name="load-libraries-and-download-the-data"/>
+    <w:p>
+      <w:pPr>
+        <w:pStyle w:val="Heading1"/>
+      </w:pPr>
+      <w:r>
+        <w:t xml:space="preserve">Load Libraries and Download the Data</w:t>
+      </w:r>
+    </w:p>
+    <w:p>
+      <w:pPr>
+        <w:pStyle w:val="SourceCode"/>
+      </w:pPr>
+      <w:r>
+        <w:rPr>
+          <w:rStyle w:val="CommentTok"/>
+        </w:rPr>
+        <w:t xml:space="preserve"># Load packages at the top — always -------------------</w:t>
+      </w:r>
+      <w:r>
+        <w:br/>
+      </w:r>
+      <w:r>
+        <w:rPr>
+          <w:rStyle w:val="FunctionTok"/>
+        </w:rPr>
+        <w:t xml:space="preserve">library</w:t>
+      </w:r>
+      <w:r>
+        <w:rPr>
+          <w:rStyle w:val="NormalTok"/>
+        </w:rPr>
+        <w:t xml:space="preserve">(tidyverse) </w:t>
+      </w:r>
+      <w:r>
+        <w:rPr>
+          <w:rStyle w:val="CommentTok"/>
+        </w:rPr>
+        <w:t xml:space="preserve"># data manipulation + ggplot2</w:t>
+      </w:r>
+      <w:r>
+        <w:br/>
+      </w:r>
+      <w:r>
+        <w:rPr>
+          <w:rStyle w:val="FunctionTok"/>
+        </w:rPr>
+        <w:t xml:space="preserve">library</w:t>
+      </w:r>
+      <w:r>
+        <w:rPr>
+          <w:rStyle w:val="NormalTok"/>
+        </w:rPr>
+        <w:t xml:space="preserve">(GSODR) </w:t>
+      </w:r>
+      <w:r>
+        <w:rPr>
+          <w:rStyle w:val="CommentTok"/>
+        </w:rPr>
+        <w:t xml:space="preserve"># download NOAA weather station data</w:t>
+      </w:r>
+    </w:p>
+    <w:p>
+      <w:pPr>
+        <w:pStyle w:val="SourceCode"/>
+      </w:pPr>
+      <w:r>
+        <w:rPr>
+          <w:rStyle w:val="CommentTok"/>
+        </w:rPr>
+        <w:t xml:space="preserve"># Download daily Duluth weather data, 1948-2025 --------</w:t>
+      </w:r>
+      <w:r>
+        <w:br/>
+      </w:r>
+      <w:r>
+        <w:rPr>
+          <w:rStyle w:val="CommentTok"/>
+        </w:rPr>
+        <w:t xml:space="preserve"># this is DAILY data - rows = days, so expect ~28,000 rows</w:t>
+      </w:r>
+      <w:r>
+        <w:br/>
+      </w:r>
+      <w:r>
+        <w:rPr>
+          <w:rStyle w:val="NormalTok"/>
+        </w:rPr>
+        <w:t xml:space="preserve">duluth_df </w:t>
+      </w:r>
+      <w:r>
+        <w:rPr>
+          <w:rStyle w:val="OtherTok"/>
+        </w:rPr>
+        <w:t xml:space="preserve">&lt;-</w:t>
+      </w:r>
+      <w:r>
+        <w:rPr>
+          <w:rStyle w:val="NormalTok"/>
+        </w:rPr>
+        <w:t xml:space="preserve"> </w:t>
+      </w:r>
+      <w:r>
+        <w:rPr>
+          <w:rStyle w:val="FunctionTok"/>
+        </w:rPr>
+        <w:t xml:space="preserve">get_GSOD</w:t>
+      </w:r>
+      <w:r>
+        <w:rPr>
+          <w:rStyle w:val="NormalTok"/>
+        </w:rPr>
+        <w:t xml:space="preserve">(</w:t>
+      </w:r>
+      <w:r>
+        <w:rPr>
+          <w:rStyle w:val="AttributeTok"/>
+        </w:rPr>
+        <w:t xml:space="preserve">years =</w:t>
+      </w:r>
+      <w:r>
+        <w:rPr>
+          <w:rStyle w:val="NormalTok"/>
+        </w:rPr>
+        <w:t xml:space="preserve"> </w:t>
+      </w:r>
+      <w:r>
+        <w:rPr>
+          <w:rStyle w:val="DecValTok"/>
+        </w:rPr>
+        <w:t xml:space="preserve">1948</w:t>
+      </w:r>
+      <w:r>
+        <w:rPr>
+          <w:rStyle w:val="SpecialCharTok"/>
+        </w:rPr>
+        <w:t xml:space="preserve">:</w:t>
+      </w:r>
+      <w:r>
+        <w:rPr>
+          <w:rStyle w:val="DecValTok"/>
+        </w:rPr>
+        <w:t xml:space="preserve">2025</w:t>
+      </w:r>
+      <w:r>
+        <w:rPr>
+          <w:rStyle w:val="NormalTok"/>
+        </w:rPr>
+        <w:t xml:space="preserve">, </w:t>
+      </w:r>
+      <w:r>
+        <w:rPr>
+          <w:rStyle w:val="AttributeTok"/>
+        </w:rPr>
+        <w:t xml:space="preserve">station =</w:t>
+      </w:r>
+      <w:r>
+        <w:rPr>
+          <w:rStyle w:val="NormalTok"/>
+        </w:rPr>
+        <w:t xml:space="preserve"> </w:t>
+      </w:r>
+      <w:r>
+        <w:rPr>
+          <w:rStyle w:val="StringTok"/>
+        </w:rPr>
+        <w:t xml:space="preserve">"727450-14913"</w:t>
+      </w:r>
+      <w:r>
+        <w:rPr>
+          <w:rStyle w:val="NormalTok"/>
+        </w:rPr>
+        <w:t xml:space="preserve">)</w:t>
+      </w:r>
+    </w:p>
+    <w:p>
+      <w:pPr>
+        <w:pStyle w:val="SourceCode"/>
+      </w:pPr>
+      <w:r>
+        <w:rPr>
+          <w:rStyle w:val="CommentTok"/>
+        </w:rPr>
+        <w:t xml:space="preserve"># Look at what we got -----------------------------------</w:t>
+      </w:r>
+      <w:r>
+        <w:br/>
+      </w:r>
+      <w:r>
+        <w:rPr>
+          <w:rStyle w:val="FunctionTok"/>
+        </w:rPr>
+        <w:t xml:space="preserve">glimpse</w:t>
+      </w:r>
+      <w:r>
+        <w:rPr>
+          <w:rStyle w:val="NormalTok"/>
+        </w:rPr>
+        <w:t xml:space="preserve">(duluth_df)</w:t>
+      </w:r>
+    </w:p>
+    <w:p>
+      <w:pPr>
+        <w:pStyle w:val="SourceCode"/>
+      </w:pPr>
+      <w:r>
+        <w:rPr>
+          <w:rStyle w:val="VerbatimChar"/>
+        </w:rPr>
+        <w:t xml:space="preserve">Rows: 25,441</w:t>
+      </w:r>
+      <w:r>
+        <w:br/>
+      </w:r>
+      <w:r>
+        <w:rPr>
+          <w:rStyle w:val="VerbatimChar"/>
+        </w:rPr>
+        <w:t xml:space="preserve">Columns: 47</w:t>
+      </w:r>
+      <w:r>
+        <w:br/>
+      </w:r>
+      <w:r>
+        <w:rPr>
+          <w:rStyle w:val="VerbatimChar"/>
+        </w:rPr>
+        <w:t xml:space="preserve">$ STNID            &lt;chr&gt; "727450-14913", "727450-14913", "727450-14913", "7274…</w:t>
+      </w:r>
+      <w:r>
+        <w:br/>
+      </w:r>
+      <w:r>
+        <w:rPr>
+          <w:rStyle w:val="VerbatimChar"/>
+        </w:rPr>
+        <w:t xml:space="preserve">$ NAME             &lt;chr&gt; "DULUTH INTERNATIONAL AIRPORT", "DULUTH INTERNATIONAL…</w:t>
+      </w:r>
+      <w:r>
+        <w:br/>
+      </w:r>
+      <w:r>
+        <w:rPr>
+          <w:rStyle w:val="VerbatimChar"/>
+        </w:rPr>
+        <w:t xml:space="preserve">$ CTRY             &lt;chr&gt; "US", "US", "US", "US", "US", "US", "US", "US", "US",…</w:t>
+      </w:r>
+      <w:r>
+        <w:br/>
+      </w:r>
+      <w:r>
+        <w:rPr>
+          <w:rStyle w:val="VerbatimChar"/>
+        </w:rPr>
+        <w:t xml:space="preserve">$ COUNTRY_NAME     &lt;chr&gt; "UNITED STATES", "UNITED STATES", "UNITED STATES", "U…</w:t>
+      </w:r>
+      <w:r>
+        <w:br/>
+      </w:r>
+      <w:r>
+        <w:rPr>
+          <w:rStyle w:val="VerbatimChar"/>
+        </w:rPr>
+        <w:t xml:space="preserve">$ ISO2C            &lt;chr&gt; "US", "US", "US", "US", "US", "US", "US", "US", "US",…</w:t>
+      </w:r>
+      <w:r>
+        <w:br/>
+      </w:r>
+      <w:r>
+        <w:rPr>
+          <w:rStyle w:val="VerbatimChar"/>
+        </w:rPr>
+        <w:t xml:space="preserve">$ ISO3C            &lt;chr&gt; "USA", "USA", "USA", "USA", "USA", "USA", "USA", "USA…</w:t>
+      </w:r>
+      <w:r>
+        <w:br/>
+      </w:r>
+      <w:r>
+        <w:rPr>
+          <w:rStyle w:val="VerbatimChar"/>
+        </w:rPr>
+        <w:t xml:space="preserve">$ STATE            &lt;chr&gt; "MN", "MN", "MN", "MN", "MN", "MN", "MN", "MN", "MN",…</w:t>
+      </w:r>
+      <w:r>
+        <w:br/>
+      </w:r>
+      <w:r>
+        <w:rPr>
+          <w:rStyle w:val="VerbatimChar"/>
+        </w:rPr>
+        <w:t xml:space="preserve">$ LATITUDE         &lt;dbl&gt; 46.844, 46.844, 46.844, 46.844, 46.844, 46.844, 46.84…</w:t>
+      </w:r>
+      <w:r>
+        <w:br/>
+      </w:r>
+      <w:r>
+        <w:rPr>
+          <w:rStyle w:val="VerbatimChar"/>
+        </w:rPr>
+        <w:t xml:space="preserve">$ LONGITUDE        &lt;dbl&gt; -92.187, -92.187, -92.187, -92.187, -92.187, -92.187,…</w:t>
+      </w:r>
+      <w:r>
+        <w:br/>
+      </w:r>
+      <w:r>
+        <w:rPr>
+          <w:rStyle w:val="VerbatimChar"/>
+        </w:rPr>
+        <w:t xml:space="preserve">$ ELEVATION        &lt;dbl&gt; 436.8, 436.8, 436.8, 436.8, 436.8, 436.8, 436.8, 436.…</w:t>
+      </w:r>
+      <w:r>
+        <w:br/>
+      </w:r>
+      <w:r>
+        <w:rPr>
+          <w:rStyle w:val="VerbatimChar"/>
+        </w:rPr>
+        <w:t xml:space="preserve">$ BEGIN            &lt;int&gt; 19480101, 19480101, 19480101, 19480101, 19480101, 194…</w:t>
+      </w:r>
+      <w:r>
+        <w:br/>
+      </w:r>
+      <w:r>
+        <w:rPr>
+          <w:rStyle w:val="VerbatimChar"/>
+        </w:rPr>
+        <w:t xml:space="preserve">$ END              &lt;int&gt; 20250827, 20250827, 20250827, 20250827, 20250827, 202…</w:t>
+      </w:r>
+      <w:r>
+        <w:br/>
+      </w:r>
+      <w:r>
+        <w:rPr>
+          <w:rStyle w:val="VerbatimChar"/>
+        </w:rPr>
+        <w:t xml:space="preserve">$ YEARMODA         &lt;date&gt; 1948-01-01, 1948-01-02, 1948-01-03, 1948-01-04, 1948…</w:t>
+      </w:r>
+      <w:r>
+        <w:br/>
+      </w:r>
+      <w:r>
+        <w:rPr>
+          <w:rStyle w:val="VerbatimChar"/>
+        </w:rPr>
+        <w:t xml:space="preserve">$ YEAR             &lt;int&gt; 1948, 1948, 1948, 1948, 1948, 1948, 1948, 1948, 1948,…</w:t>
+      </w:r>
+      <w:r>
+        <w:br/>
+      </w:r>
+      <w:r>
+        <w:rPr>
+          <w:rStyle w:val="VerbatimChar"/>
+        </w:rPr>
+        <w:t xml:space="preserve">$ MONTH            &lt;int&gt; 1, 1, 1, 1, 1, 1, 1, 1, 1, 1, 1, 1, 1, 1, 1, 1, 1, 1,…</w:t>
+      </w:r>
+      <w:r>
+        <w:br/>
+      </w:r>
+      <w:r>
+        <w:rPr>
+          <w:rStyle w:val="VerbatimChar"/>
+        </w:rPr>
+        <w:t xml:space="preserve">$ DAY              &lt;int&gt; 1, 2, 3, 4, 5, 6, 7, 8, 9, 10, 11, 12, 13, 14, 15, 16…</w:t>
+      </w:r>
+      <w:r>
+        <w:br/>
+      </w:r>
+      <w:r>
+        <w:rPr>
+          <w:rStyle w:val="VerbatimChar"/>
+        </w:rPr>
+        <w:t xml:space="preserve">$ YDAY             &lt;int&gt; 1, 2, 3, 4, 5, 6, 7, 8, 9, 10, 11, 12, 13, 14, 15, 16…</w:t>
+      </w:r>
+      <w:r>
+        <w:br/>
+      </w:r>
+      <w:r>
+        <w:rPr>
+          <w:rStyle w:val="VerbatimChar"/>
+        </w:rPr>
+        <w:t xml:space="preserve">$ TEMP             &lt;dbl&gt; -8.2, -4.1, -8.4, -6.5, -2.9, -7.8, -8.8, -4.0, -5.8,…</w:t>
+      </w:r>
+      <w:r>
+        <w:br/>
+      </w:r>
+      <w:r>
+        <w:rPr>
+          <w:rStyle w:val="VerbatimChar"/>
+        </w:rPr>
+        <w:t xml:space="preserve">$ TEMP_ATTRIBUTES  &lt;int&gt; 18, 24, 24, 24, 24, 24, 24, 24, 24, 24, 24, 24, 24, 2…</w:t>
+      </w:r>
+      <w:r>
+        <w:br/>
+      </w:r>
+      <w:r>
+        <w:rPr>
+          <w:rStyle w:val="VerbatimChar"/>
+        </w:rPr>
+        <w:t xml:space="preserve">$ DEWP             &lt;dbl&gt; -9.9, -6.5, -10.8, -8.8, -5.9, -12.2, -13.2, -5.8, -6…</w:t>
+      </w:r>
+      <w:r>
+        <w:br/>
+      </w:r>
+      <w:r>
+        <w:rPr>
+          <w:rStyle w:val="VerbatimChar"/>
+        </w:rPr>
+        <w:t xml:space="preserve">$ DEWP_ATTRIBUTES  &lt;int&gt; 18, 24, 24, 24, 24, 24, 24, 24, 24, 24, 24, 24, 24, 2…</w:t>
+      </w:r>
+      <w:r>
+        <w:br/>
+      </w:r>
+      <w:r>
+        <w:rPr>
+          <w:rStyle w:val="VerbatimChar"/>
+        </w:rPr>
+        <w:t xml:space="preserve">$ SLP              &lt;dbl&gt; 1019.8, 1011.1, 1010.0, 1016.8, 1016.3, 1019.3, 1015.…</w:t>
+      </w:r>
+      <w:r>
+        <w:br/>
+      </w:r>
+      <w:r>
+        <w:rPr>
+          <w:rStyle w:val="VerbatimChar"/>
+        </w:rPr>
+        <w:t xml:space="preserve">$ SLP_ATTRIBUTES   &lt;int&gt; 18, 24, 24, 24, 24, 24, 24, 24, 24, 24, 24, 24, 24, 2…</w:t>
+      </w:r>
+      <w:r>
+        <w:br/>
+      </w:r>
+      <w:r>
+        <w:rPr>
+          <w:rStyle w:val="VerbatimChar"/>
+        </w:rPr>
+        <w:t xml:space="preserve">$ STP              &lt;dbl&gt; 965.3, 958.0, 956.6, 963.1, 962.9, 965.6, 961.8, 957.…</w:t>
+      </w:r>
+      <w:r>
+        <w:br/>
+      </w:r>
+      <w:r>
+        <w:rPr>
+          <w:rStyle w:val="VerbatimChar"/>
+        </w:rPr>
+        <w:t xml:space="preserve">$ STP_ATTRIBUTES   &lt;int&gt; 18, 24, 24, 24, 24, 24, 24, 24, 24, 23, 24, 24, 24, 2…</w:t>
+      </w:r>
+      <w:r>
+        <w:br/>
+      </w:r>
+      <w:r>
+        <w:rPr>
+          <w:rStyle w:val="VerbatimChar"/>
+        </w:rPr>
+        <w:t xml:space="preserve">$ VISIB            &lt;dbl&gt; 22.0, 22.7, 18.0, 22.4, 23.2, 24.0, 23.7, 15.0, 16.6,…</w:t>
+      </w:r>
+      <w:r>
+        <w:br/>
+      </w:r>
+      <w:r>
+        <w:rPr>
+          <w:rStyle w:val="VerbatimChar"/>
+        </w:rPr>
+        <w:t xml:space="preserve">$ VISIB_ATTRIBUTES &lt;int&gt; 18, 24, 24, 24, 24, 24, 24, 24, 24, 24, 24, 24, 24, 2…</w:t>
+      </w:r>
+      <w:r>
+        <w:br/>
+      </w:r>
+      <w:r>
+        <w:rPr>
+          <w:rStyle w:val="VerbatimChar"/>
+        </w:rPr>
+        <w:t xml:space="preserve">$ WDSP             &lt;dbl&gt; 4.4, 4.3, 3.0, 4.9, 6.4, 8.3, 3.8, 2.8, 5.9, 2.7, 5.5…</w:t>
+      </w:r>
+      <w:r>
+        <w:br/>
+      </w:r>
+      <w:r>
+        <w:rPr>
+          <w:rStyle w:val="VerbatimChar"/>
+        </w:rPr>
+        <w:t xml:space="preserve">$ WDSP_ATTRIBUTES  &lt;int&gt; 18, 24, 24, 24, 24, 24, 24, 24, 24, 24, 24, 24, 24, 2…</w:t>
+      </w:r>
+      <w:r>
+        <w:br/>
+      </w:r>
+      <w:r>
+        <w:rPr>
+          <w:rStyle w:val="VerbatimChar"/>
+        </w:rPr>
+        <w:t xml:space="preserve">$ MXSPD            &lt;dbl&gt; 8.2, 8.8, 7.2, 8.2, 11.8, 11.8, 7.2, 6.2, 11.8, 5.2, …</w:t>
+      </w:r>
+      <w:r>
+        <w:br/>
+      </w:r>
+      <w:r>
+        <w:rPr>
+          <w:rStyle w:val="VerbatimChar"/>
+        </w:rPr>
+        <w:t xml:space="preserve">$ GUST             &lt;dbl&gt; NA, NA, NA, NA, NA, NA, NA, NA, NA, NA, NA, NA, NA, N…</w:t>
+      </w:r>
+      <w:r>
+        <w:br/>
+      </w:r>
+      <w:r>
+        <w:rPr>
+          <w:rStyle w:val="VerbatimChar"/>
+        </w:rPr>
+        <w:t xml:space="preserve">$ MAX              &lt;dbl&gt; -3.1, -2.0, -5.4, -1.5, 1.3, -1.7, -2.6, -2.0, -2.2, …</w:t>
+      </w:r>
+      <w:r>
+        <w:br/>
+      </w:r>
+      <w:r>
+        <w:rPr>
+          <w:rStyle w:val="VerbatimChar"/>
+        </w:rPr>
+        <w:t xml:space="preserve">$ MAX_ATTRIBUTES   &lt;chr&gt; NA, NA, NA, NA, NA, "*", NA, NA, "*", NA, NA, "*", "*…</w:t>
+      </w:r>
+      <w:r>
+        <w:br/>
+      </w:r>
+      <w:r>
+        <w:rPr>
+          <w:rStyle w:val="VerbatimChar"/>
+        </w:rPr>
+        <w:t xml:space="preserve">$ MIN              &lt;dbl&gt; -15.6, -8.7, -12.8, -9.8, -7.0, -15.4, -15.0, -6.5, -…</w:t>
+      </w:r>
+      <w:r>
+        <w:br/>
+      </w:r>
+      <w:r>
+        <w:rPr>
+          <w:rStyle w:val="VerbatimChar"/>
+        </w:rPr>
+        <w:t xml:space="preserve">$ MIN_ATTRIBUTES   &lt;chr&gt; "*", NA, "*", NA, NA, NA, "*", NA, NA, "*", "*", NA, …</w:t>
+      </w:r>
+      <w:r>
+        <w:br/>
+      </w:r>
+      <w:r>
+        <w:rPr>
+          <w:rStyle w:val="VerbatimChar"/>
+        </w:rPr>
+        <w:t xml:space="preserve">$ PRCP             &lt;dbl&gt; 0.00, 0.00, 0.00, 0.00, 0.00, 0.00, 0.00, 7.87, 0.00,…</w:t>
+      </w:r>
+      <w:r>
+        <w:br/>
+      </w:r>
+      <w:r>
+        <w:rPr>
+          <w:rStyle w:val="VerbatimChar"/>
+        </w:rPr>
+        <w:t xml:space="preserve">$ PRCP_ATTRIBUTES  &lt;chr&gt; "G", "G", "G", "G", "G", "G", "G", "G", "G", "G", "G"…</w:t>
+      </w:r>
+      <w:r>
+        <w:br/>
+      </w:r>
+      <w:r>
+        <w:rPr>
+          <w:rStyle w:val="VerbatimChar"/>
+        </w:rPr>
+        <w:t xml:space="preserve">$ SNDP             &lt;dbl&gt; 279.4, 279.4, 279.4, 279.4, 248.9, 248.9, 248.9, 248.…</w:t>
+      </w:r>
+      <w:r>
+        <w:br/>
+      </w:r>
+      <w:r>
+        <w:rPr>
+          <w:rStyle w:val="VerbatimChar"/>
+        </w:rPr>
+        <w:t xml:space="preserve">$ I_FOG            &lt;dbl&gt; 0, 1, 1, 1, 0, 0, 0, 0, 0, 0, 1, 0, 0, 0, 0, 0, 0, 0,…</w:t>
+      </w:r>
+      <w:r>
+        <w:br/>
+      </w:r>
+      <w:r>
+        <w:rPr>
+          <w:rStyle w:val="VerbatimChar"/>
+        </w:rPr>
+        <w:t xml:space="preserve">$ I_RAIN_DRIZZLE   &lt;dbl&gt; 0, 0, 0, 0, 0, 0, 0, 1, 1, 0, 0, 0, 0, 0, 0, 0, 0, 0,…</w:t>
+      </w:r>
+      <w:r>
+        <w:br/>
+      </w:r>
+      <w:r>
+        <w:rPr>
+          <w:rStyle w:val="VerbatimChar"/>
+        </w:rPr>
+        <w:t xml:space="preserve">$ I_SNOW_ICE       &lt;dbl&gt; 1, 1, 1, 1, 1, 0, 0, 1, 1, 0, 1, 1, 1, 0, 1, 0, 0, 1,…</w:t>
+      </w:r>
+      <w:r>
+        <w:br/>
+      </w:r>
+      <w:r>
+        <w:rPr>
+          <w:rStyle w:val="VerbatimChar"/>
+        </w:rPr>
+        <w:t xml:space="preserve">$ I_HAIL           &lt;dbl&gt; 0, 0, 0, 0, 0, 0, 0, 0, 0, 0, 0, 0, 0, 0, 0, 0, 0, 0,…</w:t>
+      </w:r>
+      <w:r>
+        <w:br/>
+      </w:r>
+      <w:r>
+        <w:rPr>
+          <w:rStyle w:val="VerbatimChar"/>
+        </w:rPr>
+        <w:t xml:space="preserve">$ I_THUNDER        &lt;dbl&gt; 0, 0, 0, 0, 0, 0, 0, 0, 0, 0, 0, 0, 0, 0, 0, 0, 0, 0,…</w:t>
+      </w:r>
+      <w:r>
+        <w:br/>
+      </w:r>
+      <w:r>
+        <w:rPr>
+          <w:rStyle w:val="VerbatimChar"/>
+        </w:rPr>
+        <w:t xml:space="preserve">$ I_TORNADO_FUNNEL &lt;dbl&gt; 0, 0, 0, 0, 0, 0, 0, 0, 0, 0, 0, 0, 0, 0, 0, 0, 0, 0,…</w:t>
+      </w:r>
+      <w:r>
+        <w:br/>
+      </w:r>
+      <w:r>
+        <w:rPr>
+          <w:rStyle w:val="VerbatimChar"/>
+        </w:rPr>
+        <w:t xml:space="preserve">$ EA               &lt;dbl&gt; 0.3, 0.4, 0.3, 0.3, 0.4, 0.2, 0.2, 0.4, 0.4, 0.1, 0.3…</w:t>
+      </w:r>
+      <w:r>
+        <w:br/>
+      </w:r>
+      <w:r>
+        <w:rPr>
+          <w:rStyle w:val="VerbatimChar"/>
+        </w:rPr>
+        <w:t xml:space="preserve">$ ES               &lt;dbl&gt; 0.3, 0.5, 0.3, 0.4, 0.5, 0.3, 0.3, 0.5, 0.4, 0.1, 0.3…</w:t>
+      </w:r>
+      <w:r>
+        <w:br/>
+      </w:r>
+      <w:r>
+        <w:rPr>
+          <w:rStyle w:val="VerbatimChar"/>
+        </w:rPr>
+        <w:t xml:space="preserve">$ RH               &lt;dbl&gt; 87.5, 83.4, 82.8, 83.7, 79.8, 70.7, 70.5, 87.3, 91.9,…</w:t>
+      </w:r>
+    </w:p>
+    <w:p>
+      <w:pPr>
+        <w:pStyle w:val="FirstParagraph"/>
+      </w:pPr>
+      <w:r>
+        <w:rPr>
+          <w:b/>
+          <w:bCs/>
+        </w:rPr>
+        <w:t xml:space="preserve">What just happened:</w:t>
+      </w:r>
+    </w:p>
+    <w:p>
+      <w:pPr>
+        <w:pStyle w:val="Compact"/>
+        <w:numPr>
+          <w:ilvl w:val="0"/>
+          <w:numId w:val="1011"/>
+        </w:numPr>
+      </w:pPr>
+      <w:r>
+        <w:rPr>
+          <w:rStyle w:val="VerbatimChar"/>
+        </w:rPr>
+        <w:t xml:space="preserve">get_GSOD()</w:t>
+      </w:r>
+      <w:r>
+        <w:t xml:space="preserve"> </w:t>
+      </w:r>
+      <w:r>
+        <w:t xml:space="preserve">reached out to NOAA’s servers and pulled every daily record for this station</w:t>
+      </w:r>
+    </w:p>
+    <w:p>
+      <w:pPr>
+        <w:pStyle w:val="Compact"/>
+        <w:numPr>
+          <w:ilvl w:val="0"/>
+          <w:numId w:val="1011"/>
+        </w:numPr>
+      </w:pPr>
+      <w:r>
+        <w:rPr>
+          <w:rStyle w:val="VerbatimChar"/>
+        </w:rPr>
+        <w:t xml:space="preserve">years = 1948:2025</w:t>
+      </w:r>
+      <w:r>
+        <w:t xml:space="preserve"> </w:t>
+      </w:r>
+      <w:r>
+        <w:t xml:space="preserve">is a vector — shorthand for</w:t>
+      </w:r>
+      <w:r>
+        <w:t xml:space="preserve"> </w:t>
+      </w:r>
+      <w:r>
+        <w:t xml:space="preserve">“every year in this range”</w:t>
+      </w:r>
+    </w:p>
+    <w:p>
+      <w:pPr>
+        <w:pStyle w:val="Compact"/>
+        <w:numPr>
+          <w:ilvl w:val="0"/>
+          <w:numId w:val="1011"/>
         </w:numPr>
       </w:pPr>
       <w:r>
@@ -1866,18 +2359,18 @@
                 <wp:inline>
                   <wp:extent cx="152400" cy="152400"/>
                   <wp:effectExtent b="0" l="0" r="0" t="0"/>
-                  <wp:docPr descr="" title="" id="22" name="Picture"/>
+                  <wp:docPr descr="" title="" id="28" name="Picture"/>
                   <a:graphic>
                     <a:graphicData uri="http://schemas.openxmlformats.org/drawingml/2006/picture">
                       <pic:pic>
                         <pic:nvPicPr>
-                          <pic:cNvPr descr="/Applications/Positron.app/Contents/Resources/app/quarto/share/formats/docx/important.png" id="23" name="Picture"/>
+                          <pic:cNvPr descr="/Applications/Positron.app/Contents/Resources/app/quarto/share/formats/docx/important.png" id="29" name="Picture"/>
                           <pic:cNvPicPr>
                             <a:picLocks noChangeArrowheads="1" noChangeAspect="1"/>
                           </pic:cNvPicPr>
                         </pic:nvPicPr>
                         <pic:blipFill>
-                          <a:blip r:embed="rId21"/>
+                          <a:blip r:embed="rId27"/>
                           <a:stretch>
                             <a:fillRect/>
                           </a:stretch>
@@ -1957,8 +2450,8 @@
         </w:tc>
       </w:tr>
     </w:tbl>
-    <w:bookmarkEnd w:id="24"/>
-    <w:bookmarkStart w:id="25" w:name="trim-to-what-we-need"/>
+    <w:bookmarkEnd w:id="30"/>
+    <w:bookmarkStart w:id="31" w:name="trim-to-what-we-need"/>
     <w:p>
       <w:pPr>
         <w:pStyle w:val="Heading1"/>
@@ -2335,7 +2828,7 @@
         <w:pStyle w:val="Compact"/>
         <w:numPr>
           <w:ilvl w:val="0"/>
-          <w:numId w:val="1010"/>
+          <w:numId w:val="1012"/>
         </w:numPr>
       </w:pPr>
       <w:r>
@@ -2356,7 +2849,7 @@
         <w:pStyle w:val="Compact"/>
         <w:numPr>
           <w:ilvl w:val="0"/>
-          <w:numId w:val="1010"/>
+          <w:numId w:val="1012"/>
         </w:numPr>
       </w:pPr>
       <w:r>
@@ -2368,7 +2861,7 @@
         <w:pStyle w:val="Compact"/>
         <w:numPr>
           <w:ilvl w:val="0"/>
-          <w:numId w:val="1010"/>
+          <w:numId w:val="1012"/>
         </w:numPr>
       </w:pPr>
       <w:r>
@@ -2413,16 +2906,507 @@
         <w:t xml:space="preserve">for picking columns</w:t>
       </w:r>
     </w:p>
-    <w:bookmarkEnd w:id="25"/>
-    <w:bookmarkStart w:id="29" w:name="first-look-plot-the-raw-daily-data"/>
+    <w:bookmarkEnd w:id="31"/>
+    <w:bookmarkStart w:id="34" w:name="live-demo-watch-it-break-on-purpose"/>
     <w:p>
       <w:pPr>
         <w:pStyle w:val="Heading1"/>
       </w:pPr>
       <w:r>
+        <w:t xml:space="preserve">Live Demo — Watch It Break (on purpose)</w:t>
+      </w:r>
+    </w:p>
+    <w:p>
+      <w:pPr>
+        <w:pStyle w:val="FirstParagraph"/>
+      </w:pPr>
+      <w:r>
+        <w:t xml:space="preserve">NOAA’s column names are UPPERCASE. I’ll forget that:</w:t>
+      </w:r>
+    </w:p>
+    <w:p>
+      <w:pPr>
+        <w:pStyle w:val="SourceCode"/>
+      </w:pPr>
+      <w:r>
+        <w:rPr>
+          <w:rStyle w:val="CommentTok"/>
+        </w:rPr>
+        <w:t xml:space="preserve"># The column is TEMP, but I type temp</w:t>
+      </w:r>
+      <w:r>
+        <w:br/>
+      </w:r>
+      <w:r>
+        <w:rPr>
+          <w:rStyle w:val="NormalTok"/>
+        </w:rPr>
+        <w:t xml:space="preserve">dlh_temp_df </w:t>
+      </w:r>
+      <w:r>
+        <w:rPr>
+          <w:rStyle w:val="SpecialCharTok"/>
+        </w:rPr>
+        <w:t xml:space="preserve">%&gt;%</w:t>
+      </w:r>
+      <w:r>
+        <w:rPr>
+          <w:rStyle w:val="NormalTok"/>
+        </w:rPr>
+        <w:t xml:space="preserve"> </w:t>
+      </w:r>
+      <w:r>
+        <w:rPr>
+          <w:rStyle w:val="FunctionTok"/>
+        </w:rPr>
+        <w:t xml:space="preserve">select</w:t>
+      </w:r>
+      <w:r>
+        <w:rPr>
+          <w:rStyle w:val="NormalTok"/>
+        </w:rPr>
+        <w:t xml:space="preserve">(temp)</w:t>
+      </w:r>
+    </w:p>
+    <w:p>
+      <w:pPr>
+        <w:pStyle w:val="FirstParagraph"/>
+      </w:pPr>
+      <w:r>
+        <w:t xml:space="preserve">R errors:</w:t>
+      </w:r>
+    </w:p>
+    <w:p>
+      <w:pPr>
+        <w:pStyle w:val="SourceCode"/>
+      </w:pPr>
+      <w:r>
+        <w:rPr>
+          <w:rStyle w:val="VerbatimChar"/>
+        </w:rPr>
+        <w:t xml:space="preserve">Error in `select()`:</w:t>
+      </w:r>
+      <w:r>
+        <w:br/>
+      </w:r>
+      <w:r>
+        <w:rPr>
+          <w:rStyle w:val="VerbatimChar"/>
+        </w:rPr>
+        <w:t xml:space="preserve">! Can't select columns that don't exist.</w:t>
+      </w:r>
+      <w:r>
+        <w:br/>
+      </w:r>
+      <w:r>
+        <w:rPr>
+          <w:rStyle w:val="VerbatimChar"/>
+        </w:rPr>
+        <w:t xml:space="preserve">✖ Column `temp` doesn't exist.</w:t>
+      </w:r>
+    </w:p>
+    <w:p>
+      <w:pPr>
+        <w:pStyle w:val="FirstParagraph"/>
+      </w:pPr>
+      <w:r>
+        <w:t xml:space="preserve">The fix — match the exact case:</w:t>
+      </w:r>
+    </w:p>
+    <w:p>
+      <w:pPr>
+        <w:pStyle w:val="SourceCode"/>
+      </w:pPr>
+      <w:r>
+        <w:rPr>
+          <w:rStyle w:val="NormalTok"/>
+        </w:rPr>
+        <w:t xml:space="preserve">dlh_temp_df </w:t>
+      </w:r>
+      <w:r>
+        <w:rPr>
+          <w:rStyle w:val="SpecialCharTok"/>
+        </w:rPr>
+        <w:t xml:space="preserve">%&gt;%</w:t>
+      </w:r>
+      <w:r>
+        <w:rPr>
+          <w:rStyle w:val="NormalTok"/>
+        </w:rPr>
+        <w:t xml:space="preserve"> </w:t>
+      </w:r>
+      <w:r>
+        <w:rPr>
+          <w:rStyle w:val="FunctionTok"/>
+        </w:rPr>
+        <w:t xml:space="preserve">select</w:t>
+      </w:r>
+      <w:r>
+        <w:rPr>
+          <w:rStyle w:val="NormalTok"/>
+        </w:rPr>
+        <w:t xml:space="preserve">(TEMP)   </w:t>
+      </w:r>
+      <w:r>
+        <w:rPr>
+          <w:rStyle w:val="CommentTok"/>
+        </w:rPr>
+        <w:t xml:space="preserve"># names(dlh_temp_df) shows the real names</w:t>
+      </w:r>
+    </w:p>
+    <w:tbl>
+      <w:tblPr>
+        <w:tblStyle w:val="Table"/>
+        <w:tblLook w:firstRow="0" w:lastRow="0" w:firstColumn="0" w:lastColumn="0" w:noHBand="0" w:noVBand="0" w:val="0000"/>
+        <w:tblBorders>
+          <w:top w:val="single" w:sz="4" w:space="0" w:color="00A047"/>
+          <w:left w:val="single" w:sz="24" w:space="0" w:color="00A047"/>
+          <w:bottom w:val="single" w:sz="4" w:space="0" w:color="00A047"/>
+          <w:right w:val="single" w:sz="4" w:space="0" w:color="00A047"/>
+        </w:tblBorders>
+        <w:tblCellMar>
+          <w:left w:w="144" w:type="dxa"/>
+          <w:right w:w="144" w:type="dxa"/>
+        </w:tblCellMar>
+        <w:tblLook w:firstRow="0" w:lastRow="0" w:firstColumn="0" w:lastColumn="0" w:noHBand="0" w:noVBand="0" w:val="0000"/>
+      </w:tblPr>
+      <w:tr>
+        <w:trPr>
+          <w:cantSplit/>
+        </w:trPr>
+        <w:tc>
+          <w:tcPr>
+            <w:shd w:color="auto" w:fill="ccf1e3" w:val="clear"/>
+            <w:tcMar>
+              <w:top w:w="92" w:type="dxa"/>
+              <w:bottom w:w="92" w:type="dxa"/>
+            </w:tcMar>
+          </w:tcPr>
+          <w:p>
+            <w:pPr>
+              <w:pStyle w:val="FirstParagraph"/>
+            </w:pPr>
+            <w:pPr>
+              <w:spacing w:before="0" w:after="0"/>
+              <w:textAlignment w:val="center"/>
+            </w:pPr>
+            <w:r>
+              <w:drawing>
+                <wp:inline>
+                  <wp:extent cx="152400" cy="152400"/>
+                  <wp:effectExtent b="0" l="0" r="0" t="0"/>
+                  <wp:docPr descr="" title="" id="32" name="Picture"/>
+                  <a:graphic>
+                    <a:graphicData uri="http://schemas.openxmlformats.org/drawingml/2006/picture">
+                      <pic:pic>
+                        <pic:nvPicPr>
+                          <pic:cNvPr descr="/Applications/Positron.app/Contents/Resources/app/quarto/share/formats/docx/tip.png" id="33" name="Picture"/>
+                          <pic:cNvPicPr>
+                            <a:picLocks noChangeArrowheads="1" noChangeAspect="1"/>
+                          </pic:cNvPicPr>
+                        </pic:nvPicPr>
+                        <pic:blipFill>
+                          <a:blip r:embed="rId13"/>
+                          <a:stretch>
+                            <a:fillRect/>
+                          </a:stretch>
+                        </pic:blipFill>
+                        <pic:spPr bwMode="auto">
+                          <a:xfrm>
+                            <a:off x="0" y="0"/>
+                            <a:ext cx="152400" cy="152400"/>
+                          </a:xfrm>
+                          <a:prstGeom prst="rect">
+                            <a:avLst/>
+                          </a:prstGeom>
+                          <a:noFill/>
+                          <a:ln w="9525">
+                            <a:noFill/>
+                            <a:headEnd/>
+                            <a:tailEnd/>
+                          </a:ln>
+                        </pic:spPr>
+                      </pic:pic>
+                    </a:graphicData>
+                  </a:graphic>
+                </wp:inline>
+              </w:drawing>
+            </w:r>
+            <w:r>
+              <w:t xml:space="preserve"> </w:t>
+            </w:r>
+            <w:r>
+              <w:t xml:space="preserve"> </w:t>
+            </w:r>
+            <w:r>
+              <w:t xml:space="preserve">Tip</w:t>
+            </w:r>
+          </w:p>
+        </w:tc>
+      </w:tr>
+      <w:tr>
+        <w:trPr>
+          <w:cantSplit/>
+        </w:trPr>
+        <w:tc>
+          <w:tcPr>
+            <w:tcMar>
+              <w:top w:w="108" w:type="dxa"/>
+              <w:bottom w:w="108" w:type="dxa"/>
+            </w:tcMar>
+          </w:tcPr>
+          <w:p>
+            <w:pPr>
+              <w:pStyle w:val="BodyText"/>
+            </w:pPr>
+            <w:pPr>
+              <w:spacing w:before="16"/>
+            </w:pPr>
+            <w:r>
+              <w:rPr>
+                <w:b/>
+                <w:bCs/>
+              </w:rPr>
+              <w:t xml:space="preserve">✅ Why show a broken run?</w:t>
+            </w:r>
+          </w:p>
+          <w:p>
+            <w:pPr>
+              <w:pStyle w:val="BodyText"/>
+            </w:pPr>
+            <w:pPr>
+              <w:spacing w:after="16"/>
+            </w:pPr>
+            <w:r>
+              <w:t xml:space="preserve">R is</w:t>
+            </w:r>
+            <w:r>
+              <w:t xml:space="preserve"> </w:t>
+            </w:r>
+            <w:r>
+              <w:rPr>
+                <w:b/>
+                <w:bCs/>
+              </w:rPr>
+              <w:t xml:space="preserve">case-sensitive</w:t>
+            </w:r>
+            <w:r>
+              <w:t xml:space="preserve"> </w:t>
+            </w:r>
+            <w:r>
+              <w:t xml:space="preserve">—</w:t>
+            </w:r>
+            <w:r>
+              <w:t xml:space="preserve"> </w:t>
+            </w:r>
+            <w:r>
+              <w:rPr>
+                <w:rStyle w:val="VerbatimChar"/>
+              </w:rPr>
+              <w:t xml:space="preserve">temp</w:t>
+            </w:r>
+            <w:r>
+              <w:t xml:space="preserve"> </w:t>
+            </w:r>
+            <w:r>
+              <w:t xml:space="preserve">≠</w:t>
+            </w:r>
+            <w:r>
+              <w:t xml:space="preserve"> </w:t>
+            </w:r>
+            <w:r>
+              <w:rPr>
+                <w:rStyle w:val="VerbatimChar"/>
+              </w:rPr>
+              <w:t xml:space="preserve">TEMP</w:t>
+            </w:r>
+            <w:r>
+              <w:t xml:space="preserve">. When a column</w:t>
+            </w:r>
+            <w:r>
+              <w:t xml:space="preserve"> </w:t>
+            </w:r>
+            <w:r>
+              <w:t xml:space="preserve">“doesn’t exist,”</w:t>
+            </w:r>
+            <w:r>
+              <w:t xml:space="preserve"> </w:t>
+            </w:r>
+            <w:r>
+              <w:t xml:space="preserve">run</w:t>
+            </w:r>
+            <w:r>
+              <w:t xml:space="preserve"> </w:t>
+            </w:r>
+            <w:r>
+              <w:rPr>
+                <w:rStyle w:val="VerbatimChar"/>
+              </w:rPr>
+              <w:t xml:space="preserve">names(df)</w:t>
+            </w:r>
+            <w:r>
+              <w:t xml:space="preserve"> </w:t>
+            </w:r>
+            <w:r>
+              <w:t xml:space="preserve">and check capitalization. Downloaded data rarely uses the names you’d guess.</w:t>
+            </w:r>
+          </w:p>
+          <w:p/>
+        </w:tc>
+      </w:tr>
+    </w:tbl>
+    <w:bookmarkEnd w:id="34"/>
+    <w:bookmarkStart w:id="40" w:name="first-look-plot-the-raw-daily-data"/>
+    <w:p>
+      <w:pPr>
+        <w:pStyle w:val="Heading1"/>
+      </w:pPr>
+      <w:r>
         <w:t xml:space="preserve">First Look — Plot the Raw Daily Data</w:t>
       </w:r>
     </w:p>
+    <w:tbl>
+      <w:tblPr>
+        <w:tblStyle w:val="Table"/>
+        <w:tblLook w:firstRow="0" w:lastRow="0" w:firstColumn="0" w:lastColumn="0" w:noHBand="0" w:noVBand="0" w:val="0000"/>
+        <w:tblBorders>
+          <w:top w:val="single" w:sz="4" w:space="0" w:color="0758E5"/>
+          <w:left w:val="single" w:sz="24" w:space="0" w:color="0758E5"/>
+          <w:bottom w:val="single" w:sz="4" w:space="0" w:color="0758E5"/>
+          <w:right w:val="single" w:sz="4" w:space="0" w:color="0758E5"/>
+        </w:tblBorders>
+        <w:tblCellMar>
+          <w:left w:w="144" w:type="dxa"/>
+          <w:right w:w="144" w:type="dxa"/>
+        </w:tblCellMar>
+        <w:tblLook w:firstRow="0" w:lastRow="0" w:firstColumn="0" w:lastColumn="0" w:noHBand="0" w:noVBand="0" w:val="0000"/>
+      </w:tblPr>
+      <w:tr>
+        <w:trPr>
+          <w:cantSplit/>
+        </w:trPr>
+        <w:tc>
+          <w:tcPr>
+            <w:shd w:color="auto" w:fill="dae6fb" w:val="clear"/>
+            <w:tcMar>
+              <w:top w:w="92" w:type="dxa"/>
+              <w:bottom w:w="92" w:type="dxa"/>
+            </w:tcMar>
+          </w:tcPr>
+          <w:p>
+            <w:pPr>
+              <w:pStyle w:val="FirstParagraph"/>
+            </w:pPr>
+            <w:pPr>
+              <w:spacing w:before="0" w:after="0"/>
+              <w:textAlignment w:val="center"/>
+            </w:pPr>
+            <w:r>
+              <w:drawing>
+                <wp:inline>
+                  <wp:extent cx="152400" cy="152400"/>
+                  <wp:effectExtent b="0" l="0" r="0" t="0"/>
+                  <wp:docPr descr="" title="" id="35" name="Picture"/>
+                  <a:graphic>
+                    <a:graphicData uri="http://schemas.openxmlformats.org/drawingml/2006/picture">
+                      <pic:pic>
+                        <pic:nvPicPr>
+                          <pic:cNvPr descr="/Applications/Positron.app/Contents/Resources/app/quarto/share/formats/docx/note.png" id="36" name="Picture"/>
+                          <pic:cNvPicPr>
+                            <a:picLocks noChangeArrowheads="1" noChangeAspect="1"/>
+                          </pic:cNvPicPr>
+                        </pic:nvPicPr>
+                        <pic:blipFill>
+                          <a:blip r:embed="rId9"/>
+                          <a:stretch>
+                            <a:fillRect/>
+                          </a:stretch>
+                        </pic:blipFill>
+                        <pic:spPr bwMode="auto">
+                          <a:xfrm>
+                            <a:off x="0" y="0"/>
+                            <a:ext cx="152400" cy="152400"/>
+                          </a:xfrm>
+                          <a:prstGeom prst="rect">
+                            <a:avLst/>
+                          </a:prstGeom>
+                          <a:noFill/>
+                          <a:ln w="9525">
+                            <a:noFill/>
+                            <a:headEnd/>
+                            <a:tailEnd/>
+                          </a:ln>
+                        </pic:spPr>
+                      </pic:pic>
+                    </a:graphicData>
+                  </a:graphic>
+                </wp:inline>
+              </w:drawing>
+            </w:r>
+            <w:r>
+              <w:t xml:space="preserve"> </w:t>
+            </w:r>
+            <w:r>
+              <w:t xml:space="preserve"> </w:t>
+            </w:r>
+            <w:r>
+              <w:t xml:space="preserve">Note</w:t>
+            </w:r>
+          </w:p>
+        </w:tc>
+      </w:tr>
+      <w:tr>
+        <w:trPr>
+          <w:cantSplit/>
+        </w:trPr>
+        <w:tc>
+          <w:tcPr>
+            <w:tcMar>
+              <w:top w:w="108" w:type="dxa"/>
+              <w:bottom w:w="108" w:type="dxa"/>
+            </w:tcMar>
+          </w:tcPr>
+          <w:p>
+            <w:pPr>
+              <w:pStyle w:val="BodyText"/>
+            </w:pPr>
+            <w:pPr>
+              <w:spacing w:before="16" w:after="16"/>
+            </w:pPr>
+            <w:r>
+              <w:rPr>
+                <w:b/>
+                <w:bCs/>
+              </w:rPr>
+              <w:t xml:space="preserve">🔮 Predict first:</w:t>
+            </w:r>
+            <w:r>
+              <w:t xml:space="preserve"> </w:t>
+            </w:r>
+            <w:r>
+              <w:t xml:space="preserve">This plots ~28,000 daily points. Before you see it — will a long-term</w:t>
+            </w:r>
+            <w:r>
+              <w:t xml:space="preserve"> </w:t>
+            </w:r>
+            <w:r>
+              <w:rPr>
+                <w:i/>
+                <w:iCs/>
+              </w:rPr>
+              <w:t xml:space="preserve">warming</w:t>
+            </w:r>
+            <w:r>
+              <w:t xml:space="preserve"> </w:t>
+            </w:r>
+            <w:r>
+              <w:t xml:space="preserve">trend be visible, or will something else dominate the picture?</w:t>
+            </w:r>
+          </w:p>
+          <w:p/>
+        </w:tc>
+      </w:tr>
+    </w:tbl>
     <w:p>
       <w:pPr>
         <w:pStyle w:val="SourceCode"/>
@@ -2821,18 +3805,18 @@
           <wp:inline>
             <wp:extent cx="5943600" cy="5943600"/>
             <wp:effectExtent b="0" l="0" r="0" t="0"/>
-            <wp:docPr descr="" title="" id="27" name="Picture"/>
+            <wp:docPr descr="" title="" id="38" name="Picture"/>
             <a:graphic>
               <a:graphicData uri="http://schemas.openxmlformats.org/drawingml/2006/picture">
                 <pic:pic>
                   <pic:nvPicPr>
-                    <pic:cNvPr descr="weather_data_r_download_summarize_files/figure-docx/raw-plot-06-1.png" id="28" name="Picture"/>
+                    <pic:cNvPr descr="weather_data_r_download_summarize_files/figure-docx/raw-plot-06-1.png" id="39" name="Picture"/>
                     <pic:cNvPicPr>
                       <a:picLocks noChangeArrowheads="1" noChangeAspect="1"/>
                     </pic:cNvPicPr>
                   </pic:nvPicPr>
                   <pic:blipFill>
-                    <a:blip r:embed="rId26"/>
+                    <a:blip r:embed="rId37"/>
                     <a:stretch>
                       <a:fillRect/>
                     </a:stretch>
@@ -2876,7 +3860,7 @@
         <w:pStyle w:val="Compact"/>
         <w:numPr>
           <w:ilvl w:val="0"/>
-          <w:numId w:val="1011"/>
+          <w:numId w:val="1013"/>
         </w:numPr>
       </w:pPr>
       <w:r>
@@ -2888,7 +3872,7 @@
         <w:pStyle w:val="Compact"/>
         <w:numPr>
           <w:ilvl w:val="0"/>
-          <w:numId w:val="1011"/>
+          <w:numId w:val="1013"/>
         </w:numPr>
       </w:pPr>
       <w:r>
@@ -2900,7 +3884,7 @@
         <w:pStyle w:val="Compact"/>
         <w:numPr>
           <w:ilvl w:val="0"/>
-          <w:numId w:val="1011"/>
+          <w:numId w:val="1013"/>
         </w:numPr>
       </w:pPr>
       <w:r>
@@ -2973,14 +3957,44 @@
         <w:t xml:space="preserve">you’re looking for.</w:t>
       </w:r>
     </w:p>
-    <w:bookmarkEnd w:id="29"/>
-    <w:bookmarkStart w:id="32" w:name="X05ade94ef04aa0060f5d9238d2f898e2d494c08"/>
+    <w:bookmarkEnd w:id="40"/>
+    <w:bookmarkStart w:id="41" w:name="pause-do-activity-parts-13-now"/>
     <w:p>
       <w:pPr>
         <w:pStyle w:val="Heading1"/>
       </w:pPr>
       <w:r>
-        <w:t xml:space="preserve">The Fix — Summarize the Story Out of the Noise</w:t>
+        <w:t xml:space="preserve">🛑 Pause — Do Activity Parts 1–3 Now</w:t>
+      </w:r>
+    </w:p>
+    <w:p>
+      <w:pPr>
+        <w:pStyle w:val="FirstParagraph"/>
+      </w:pPr>
+      <w:r>
+        <w:t xml:space="preserve">Download the Duluth record with</w:t>
+      </w:r>
+      <w:r>
+        <w:t xml:space="preserve"> </w:t>
+      </w:r>
+      <w:r>
+        <w:rPr>
+          <w:rStyle w:val="VerbatimChar"/>
+        </w:rPr>
+        <w:t xml:space="preserve">get_GSOD()</w:t>
+      </w:r>
+      <w:r>
+        <w:t xml:space="preserve">, trim to the columns you need, and plot the raw daily temperatures. Predict what the raw plot will look like before you run it.</w:t>
+      </w:r>
+    </w:p>
+    <w:bookmarkEnd w:id="41"/>
+    <w:bookmarkStart w:id="44" w:name="Xf5a42da494a09bd64210432918eb0da65d59304"/>
+    <w:p>
+      <w:pPr>
+        <w:pStyle w:val="Heading1"/>
+      </w:pPr>
+      <w:r>
+        <w:t xml:space="preserve">🧩 Chunk 2 of 4 · Summarize to Reveal the Trend</w:t>
       </w:r>
     </w:p>
     <w:p>
@@ -2992,291 +4006,28 @@
           <w:b/>
           <w:bCs/>
         </w:rPr>
-        <w:t xml:space="preserve">The idea:</w:t>
-      </w:r>
-      <w:r>
-        <w:t xml:space="preserve"> </w:t>
-      </w:r>
-      <w:r>
-        <w:t xml:space="preserve">group the data into bigger time chunks, then take the</w:t>
-      </w:r>
-      <w:r>
-        <w:t xml:space="preserve"> </w:t>
-      </w:r>
-      <w:r>
-        <w:rPr>
-          <w:b/>
-          <w:bCs/>
-        </w:rPr>
-        <w:t xml:space="preserve">mean</w:t>
-      </w:r>
-      <w:r>
-        <w:t xml:space="preserve"> </w:t>
-      </w:r>
-      <w:r>
-        <w:t xml:space="preserve">within each chunk.</w:t>
-      </w:r>
-    </w:p>
-    <w:tbl>
-      <w:tblPr>
-        <w:tblStyle w:val="Table"/>
-        <w:tblW w:type="auto" w:w="0"/>
-        <w:tblLook w:firstRow="1" w:lastRow="0" w:firstColumn="0" w:lastColumn="0" w:noHBand="0" w:noVBand="0" w:val="0020"/>
-      </w:tblPr>
-      <w:tblGrid>
-        <w:gridCol w:w="2640"/>
-        <w:gridCol w:w="2640"/>
-        <w:gridCol w:w="2640"/>
-      </w:tblGrid>
-      <w:tr>
-        <w:trPr>
-          <w:tblHeader w:val="on"/>
-        </w:trPr>
-        <w:tc>
-          <w:tcPr/>
-          <w:p>
-            <w:pPr>
-              <w:pStyle w:val="Compact"/>
-            </w:pPr>
-            <w:r>
-              <w:t xml:space="preserve">Summary level</w:t>
-            </w:r>
-          </w:p>
-        </w:tc>
-        <w:tc>
-          <w:tcPr/>
-          <w:p>
-            <w:pPr>
-              <w:pStyle w:val="Compact"/>
-            </w:pPr>
-            <w:r>
-              <w:rPr>
-                <w:rStyle w:val="VerbatimChar"/>
-              </w:rPr>
-              <w:t xml:space="preserve">group_by()</w:t>
-            </w:r>
-          </w:p>
-        </w:tc>
-        <w:tc>
-          <w:tcPr/>
-          <w:p>
-            <w:pPr>
-              <w:pStyle w:val="Compact"/>
-            </w:pPr>
-            <w:r>
-              <w:t xml:space="preserve">Rows after summary</w:t>
-            </w:r>
-          </w:p>
-        </w:tc>
-      </w:tr>
-      <w:tr>
-        <w:tc>
-          <w:tcPr/>
-          <w:p>
-            <w:pPr>
-              <w:pStyle w:val="Compact"/>
-            </w:pPr>
-            <w:r>
-              <w:t xml:space="preserve">Daily (raw)</w:t>
-            </w:r>
-          </w:p>
-        </w:tc>
-        <w:tc>
-          <w:tcPr/>
-          <w:p>
-            <w:pPr>
-              <w:pStyle w:val="Compact"/>
-            </w:pPr>
-            <w:r>
-              <w:t xml:space="preserve">none</w:t>
-            </w:r>
-          </w:p>
-        </w:tc>
-        <w:tc>
-          <w:tcPr/>
-          <w:p>
-            <w:pPr>
-              <w:pStyle w:val="Compact"/>
-            </w:pPr>
-            <w:r>
-              <w:t xml:space="preserve">~28,000</w:t>
-            </w:r>
-          </w:p>
-        </w:tc>
-      </w:tr>
-      <w:tr>
-        <w:tc>
-          <w:tcPr/>
-          <w:p>
-            <w:pPr>
-              <w:pStyle w:val="Compact"/>
-            </w:pPr>
-            <w:r>
-              <w:t xml:space="preserve">Monthly</w:t>
-            </w:r>
-          </w:p>
-        </w:tc>
-        <w:tc>
-          <w:tcPr/>
-          <w:p>
-            <w:pPr>
-              <w:pStyle w:val="Compact"/>
-            </w:pPr>
-            <w:r>
-              <w:rPr>
-                <w:rStyle w:val="VerbatimChar"/>
-              </w:rPr>
-              <w:t xml:space="preserve">YEAR, MONTH</w:t>
-            </w:r>
-          </w:p>
-        </w:tc>
-        <w:tc>
-          <w:tcPr/>
-          <w:p>
-            <w:pPr>
-              <w:pStyle w:val="Compact"/>
-            </w:pPr>
-            <w:r>
-              <w:t xml:space="preserve">~936</w:t>
-            </w:r>
-          </w:p>
-        </w:tc>
-      </w:tr>
-      <w:tr>
-        <w:tc>
-          <w:tcPr/>
-          <w:p>
-            <w:pPr>
-              <w:pStyle w:val="Compact"/>
-            </w:pPr>
-            <w:r>
-              <w:t xml:space="preserve">Yearly</w:t>
-            </w:r>
-          </w:p>
-        </w:tc>
-        <w:tc>
-          <w:tcPr/>
-          <w:p>
-            <w:pPr>
-              <w:pStyle w:val="Compact"/>
-            </w:pPr>
-            <w:r>
-              <w:rPr>
-                <w:rStyle w:val="VerbatimChar"/>
-              </w:rPr>
-              <w:t xml:space="preserve">YEAR</w:t>
-            </w:r>
-          </w:p>
-        </w:tc>
-        <w:tc>
-          <w:tcPr/>
-          <w:p>
-            <w:pPr>
-              <w:pStyle w:val="Compact"/>
-            </w:pPr>
-            <w:r>
-              <w:t xml:space="preserve">78</w:t>
-            </w:r>
-          </w:p>
-        </w:tc>
-      </w:tr>
-    </w:tbl>
-    <w:p>
-      <w:pPr>
-        <w:pStyle w:val="BodyText"/>
-      </w:pPr>
-      <w:r>
-        <w:t xml:space="preserve">Each step</w:t>
-      </w:r>
-      <w:r>
-        <w:t xml:space="preserve"> </w:t>
-      </w:r>
-      <w:r>
-        <w:rPr>
-          <w:b/>
-          <w:bCs/>
-        </w:rPr>
-        <w:t xml:space="preserve">trades detail for clarity</w:t>
-      </w:r>
-      <w:r>
-        <w:t xml:space="preserve">. We lose day-to-day weather noise, but the climate signal becomes visible.</w:t>
-      </w:r>
-    </w:p>
-    <w:p>
-      <w:pPr>
-        <w:pStyle w:val="BodyText"/>
-      </w:pPr>
-      <w:r>
-        <w:rPr>
-          <w:b/>
-          <w:bCs/>
-        </w:rPr>
-        <w:t xml:space="preserve">This is the same logic as Lecture 03’s</w:t>
-      </w:r>
-      <w:r>
-        <w:rPr>
-          <w:b/>
-          <w:bCs/>
-        </w:rPr>
-        <w:t xml:space="preserve"> </w:t>
-      </w:r>
-      <w:r>
-        <w:rPr>
-          <w:rStyle w:val="VerbatimChar"/>
-          <w:b/>
-          <w:bCs/>
-        </w:rPr>
-        <w:t xml:space="preserve">group_by()</w:t>
-      </w:r>
-      <w:r>
-        <w:rPr>
-          <w:b/>
-          <w:bCs/>
-        </w:rPr>
-        <w:t xml:space="preserve"> </w:t>
-      </w:r>
-      <w:r>
-        <w:rPr>
-          <w:b/>
-          <w:bCs/>
-        </w:rPr>
-        <w:t xml:space="preserve">+</w:t>
-      </w:r>
-      <w:r>
-        <w:rPr>
-          <w:b/>
-          <w:bCs/>
-        </w:rPr>
-        <w:t xml:space="preserve"> </w:t>
-      </w:r>
-      <w:r>
-        <w:rPr>
-          <w:rStyle w:val="VerbatimChar"/>
-          <w:b/>
-          <w:bCs/>
-        </w:rPr>
-        <w:t xml:space="preserve">summarize()</w:t>
-      </w:r>
-      <w:r>
-        <w:t xml:space="preserve"> </w:t>
-      </w:r>
-      <w:r>
-        <w:t xml:space="preserve">— just applied to time instead of to</w:t>
-      </w:r>
-      <w:r>
-        <w:t xml:space="preserve"> </w:t>
-      </w:r>
-      <w:r>
-        <w:rPr>
-          <w:rStyle w:val="VerbatimChar"/>
-        </w:rPr>
-        <w:t xml:space="preserve">side</w:t>
-      </w:r>
-      <w:r>
-        <w:t xml:space="preserve"> </w:t>
-      </w:r>
-      <w:r>
-        <w:t xml:space="preserve">(sunny/shady).</w:t>
+        <w:t xml:space="preserve">We will cover:</w:t>
+      </w:r>
+      <w:r>
+        <w:t xml:space="preserve"> </w:t>
+      </w:r>
+      <w:r>
+        <w:t xml:space="preserve">why summarizing helps, and</w:t>
+      </w:r>
+      <w:r>
+        <w:t xml:space="preserve"> </w:t>
+      </w:r>
+      <w:r>
+        <w:rPr>
+          <w:rStyle w:val="VerbatimChar"/>
+        </w:rPr>
+        <w:t xml:space="preserve">group_by() %&gt;% summarize()</w:t>
+      </w:r>
+      <w:r>
+        <w:t xml:space="preserve"> </w:t>
+      </w:r>
+      <w:r>
+        <w:t xml:space="preserve">at the monthly and yearly levels — watching the story get clearer.</w:t>
       </w:r>
     </w:p>
     <w:tbl>
@@ -3320,12 +4071,12 @@
                 <wp:inline>
                   <wp:extent cx="152400" cy="152400"/>
                   <wp:effectExtent b="0" l="0" r="0" t="0"/>
-                  <wp:docPr descr="" title="" id="30" name="Picture"/>
+                  <wp:docPr descr="" title="" id="42" name="Picture"/>
                   <a:graphic>
                     <a:graphicData uri="http://schemas.openxmlformats.org/drawingml/2006/picture">
                       <pic:pic>
                         <pic:nvPicPr>
-                          <pic:cNvPr descr="/Applications/Positron.app/Contents/Resources/app/quarto/share/formats/docx/tip.png" id="31" name="Picture"/>
+                          <pic:cNvPr descr="/Applications/Positron.app/Contents/Resources/app/quarto/share/formats/docx/tip.png" id="43" name="Picture"/>
                           <pic:cNvPicPr>
                             <a:picLocks noChangeArrowheads="1" noChangeAspect="1"/>
                           </pic:cNvPicPr>
@@ -3385,6 +4136,438 @@
               <w:pStyle w:val="BodyText"/>
             </w:pPr>
             <w:pPr>
+              <w:spacing w:before="16" w:after="16"/>
+            </w:pPr>
+            <w:r>
+              <w:rPr>
+                <w:b/>
+                <w:bCs/>
+              </w:rPr>
+              <w:t xml:space="preserve">🖐 After this chunk: Activity Parts 4–5</w:t>
+            </w:r>
+            <w:r>
+              <w:t xml:space="preserve"> </w:t>
+            </w:r>
+            <w:r>
+              <w:t xml:space="preserve">(summarize by month, then by year).</w:t>
+            </w:r>
+          </w:p>
+          <w:p/>
+        </w:tc>
+      </w:tr>
+    </w:tbl>
+    <w:bookmarkEnd w:id="44"/>
+    <w:bookmarkStart w:id="47" w:name="X05ade94ef04aa0060f5d9238d2f898e2d494c08"/>
+    <w:p>
+      <w:pPr>
+        <w:pStyle w:val="Heading1"/>
+      </w:pPr>
+      <w:r>
+        <w:t xml:space="preserve">The Fix — Summarize the Story Out of the Noise</w:t>
+      </w:r>
+    </w:p>
+    <w:p>
+      <w:pPr>
+        <w:pStyle w:val="FirstParagraph"/>
+      </w:pPr>
+      <w:r>
+        <w:rPr>
+          <w:b/>
+          <w:bCs/>
+        </w:rPr>
+        <w:t xml:space="preserve">The idea:</w:t>
+      </w:r>
+      <w:r>
+        <w:t xml:space="preserve"> </w:t>
+      </w:r>
+      <w:r>
+        <w:t xml:space="preserve">group the data into bigger time chunks, then take the</w:t>
+      </w:r>
+      <w:r>
+        <w:t xml:space="preserve"> </w:t>
+      </w:r>
+      <w:r>
+        <w:rPr>
+          <w:b/>
+          <w:bCs/>
+        </w:rPr>
+        <w:t xml:space="preserve">mean</w:t>
+      </w:r>
+      <w:r>
+        <w:t xml:space="preserve"> </w:t>
+      </w:r>
+      <w:r>
+        <w:t xml:space="preserve">within each chunk.</w:t>
+      </w:r>
+    </w:p>
+    <w:tbl>
+      <w:tblPr>
+        <w:tblStyle w:val="Table"/>
+        <w:tblW w:type="auto" w:w="0"/>
+        <w:tblLook w:firstRow="1" w:lastRow="0" w:firstColumn="0" w:lastColumn="0" w:noHBand="0" w:noVBand="0" w:val="0020"/>
+      </w:tblPr>
+      <w:tblGrid>
+        <w:gridCol w:w="2640"/>
+        <w:gridCol w:w="2640"/>
+        <w:gridCol w:w="2640"/>
+      </w:tblGrid>
+      <w:tr>
+        <w:trPr>
+          <w:tblHeader w:val="on"/>
+        </w:trPr>
+        <w:tc>
+          <w:tcPr/>
+          <w:p>
+            <w:pPr>
+              <w:pStyle w:val="Compact"/>
+            </w:pPr>
+            <w:r>
+              <w:t xml:space="preserve">Summary level</w:t>
+            </w:r>
+          </w:p>
+        </w:tc>
+        <w:tc>
+          <w:tcPr/>
+          <w:p>
+            <w:pPr>
+              <w:pStyle w:val="Compact"/>
+            </w:pPr>
+            <w:r>
+              <w:rPr>
+                <w:rStyle w:val="VerbatimChar"/>
+              </w:rPr>
+              <w:t xml:space="preserve">group_by()</w:t>
+            </w:r>
+          </w:p>
+        </w:tc>
+        <w:tc>
+          <w:tcPr/>
+          <w:p>
+            <w:pPr>
+              <w:pStyle w:val="Compact"/>
+            </w:pPr>
+            <w:r>
+              <w:t xml:space="preserve">Rows after summary</w:t>
+            </w:r>
+          </w:p>
+        </w:tc>
+      </w:tr>
+      <w:tr>
+        <w:tc>
+          <w:tcPr/>
+          <w:p>
+            <w:pPr>
+              <w:pStyle w:val="Compact"/>
+            </w:pPr>
+            <w:r>
+              <w:t xml:space="preserve">Daily (raw)</w:t>
+            </w:r>
+          </w:p>
+        </w:tc>
+        <w:tc>
+          <w:tcPr/>
+          <w:p>
+            <w:pPr>
+              <w:pStyle w:val="Compact"/>
+            </w:pPr>
+            <w:r>
+              <w:t xml:space="preserve">none</w:t>
+            </w:r>
+          </w:p>
+        </w:tc>
+        <w:tc>
+          <w:tcPr/>
+          <w:p>
+            <w:pPr>
+              <w:pStyle w:val="Compact"/>
+            </w:pPr>
+            <w:r>
+              <w:t xml:space="preserve">~28,000</w:t>
+            </w:r>
+          </w:p>
+        </w:tc>
+      </w:tr>
+      <w:tr>
+        <w:tc>
+          <w:tcPr/>
+          <w:p>
+            <w:pPr>
+              <w:pStyle w:val="Compact"/>
+            </w:pPr>
+            <w:r>
+              <w:t xml:space="preserve">Monthly</w:t>
+            </w:r>
+          </w:p>
+        </w:tc>
+        <w:tc>
+          <w:tcPr/>
+          <w:p>
+            <w:pPr>
+              <w:pStyle w:val="Compact"/>
+            </w:pPr>
+            <w:r>
+              <w:rPr>
+                <w:rStyle w:val="VerbatimChar"/>
+              </w:rPr>
+              <w:t xml:space="preserve">YEAR, MONTH</w:t>
+            </w:r>
+          </w:p>
+        </w:tc>
+        <w:tc>
+          <w:tcPr/>
+          <w:p>
+            <w:pPr>
+              <w:pStyle w:val="Compact"/>
+            </w:pPr>
+            <w:r>
+              <w:t xml:space="preserve">~936</w:t>
+            </w:r>
+          </w:p>
+        </w:tc>
+      </w:tr>
+      <w:tr>
+        <w:tc>
+          <w:tcPr/>
+          <w:p>
+            <w:pPr>
+              <w:pStyle w:val="Compact"/>
+            </w:pPr>
+            <w:r>
+              <w:t xml:space="preserve">Yearly</w:t>
+            </w:r>
+          </w:p>
+        </w:tc>
+        <w:tc>
+          <w:tcPr/>
+          <w:p>
+            <w:pPr>
+              <w:pStyle w:val="Compact"/>
+            </w:pPr>
+            <w:r>
+              <w:rPr>
+                <w:rStyle w:val="VerbatimChar"/>
+              </w:rPr>
+              <w:t xml:space="preserve">YEAR</w:t>
+            </w:r>
+          </w:p>
+        </w:tc>
+        <w:tc>
+          <w:tcPr/>
+          <w:p>
+            <w:pPr>
+              <w:pStyle w:val="Compact"/>
+            </w:pPr>
+            <w:r>
+              <w:t xml:space="preserve">78</w:t>
+            </w:r>
+          </w:p>
+        </w:tc>
+      </w:tr>
+    </w:tbl>
+    <w:p>
+      <w:pPr>
+        <w:pStyle w:val="BodyText"/>
+      </w:pPr>
+      <w:r>
+        <w:t xml:space="preserve">Each step</w:t>
+      </w:r>
+      <w:r>
+        <w:t xml:space="preserve"> </w:t>
+      </w:r>
+      <w:r>
+        <w:rPr>
+          <w:b/>
+          <w:bCs/>
+        </w:rPr>
+        <w:t xml:space="preserve">trades detail for clarity</w:t>
+      </w:r>
+      <w:r>
+        <w:t xml:space="preserve">. We lose day-to-day weather noise, but the climate signal becomes visible.</w:t>
+      </w:r>
+    </w:p>
+    <w:p>
+      <w:pPr>
+        <w:pStyle w:val="BodyText"/>
+      </w:pPr>
+      <w:r>
+        <w:rPr>
+          <w:b/>
+          <w:bCs/>
+        </w:rPr>
+        <w:t xml:space="preserve">This is the same logic as Lecture 03’s</w:t>
+      </w:r>
+      <w:r>
+        <w:rPr>
+          <w:b/>
+          <w:bCs/>
+        </w:rPr>
+        <w:t xml:space="preserve"> </w:t>
+      </w:r>
+      <w:r>
+        <w:rPr>
+          <w:rStyle w:val="VerbatimChar"/>
+          <w:b/>
+          <w:bCs/>
+        </w:rPr>
+        <w:t xml:space="preserve">group_by()</w:t>
+      </w:r>
+      <w:r>
+        <w:rPr>
+          <w:b/>
+          <w:bCs/>
+        </w:rPr>
+        <w:t xml:space="preserve"> </w:t>
+      </w:r>
+      <w:r>
+        <w:rPr>
+          <w:b/>
+          <w:bCs/>
+        </w:rPr>
+        <w:t xml:space="preserve">+</w:t>
+      </w:r>
+      <w:r>
+        <w:rPr>
+          <w:b/>
+          <w:bCs/>
+        </w:rPr>
+        <w:t xml:space="preserve"> </w:t>
+      </w:r>
+      <w:r>
+        <w:rPr>
+          <w:rStyle w:val="VerbatimChar"/>
+          <w:b/>
+          <w:bCs/>
+        </w:rPr>
+        <w:t xml:space="preserve">summarize()</w:t>
+      </w:r>
+      <w:r>
+        <w:t xml:space="preserve"> </w:t>
+      </w:r>
+      <w:r>
+        <w:t xml:space="preserve">— just applied to time instead of to</w:t>
+      </w:r>
+      <w:r>
+        <w:t xml:space="preserve"> </w:t>
+      </w:r>
+      <w:r>
+        <w:rPr>
+          <w:rStyle w:val="VerbatimChar"/>
+        </w:rPr>
+        <w:t xml:space="preserve">side</w:t>
+      </w:r>
+      <w:r>
+        <w:t xml:space="preserve"> </w:t>
+      </w:r>
+      <w:r>
+        <w:t xml:space="preserve">(sunny/shady).</w:t>
+      </w:r>
+    </w:p>
+    <w:tbl>
+      <w:tblPr>
+        <w:tblStyle w:val="Table"/>
+        <w:tblLook w:firstRow="0" w:lastRow="0" w:firstColumn="0" w:lastColumn="0" w:noHBand="0" w:noVBand="0" w:val="0000"/>
+        <w:tblBorders>
+          <w:top w:val="single" w:sz="4" w:space="0" w:color="00A047"/>
+          <w:left w:val="single" w:sz="24" w:space="0" w:color="00A047"/>
+          <w:bottom w:val="single" w:sz="4" w:space="0" w:color="00A047"/>
+          <w:right w:val="single" w:sz="4" w:space="0" w:color="00A047"/>
+        </w:tblBorders>
+        <w:tblCellMar>
+          <w:left w:w="144" w:type="dxa"/>
+          <w:right w:w="144" w:type="dxa"/>
+        </w:tblCellMar>
+        <w:tblLook w:firstRow="0" w:lastRow="0" w:firstColumn="0" w:lastColumn="0" w:noHBand="0" w:noVBand="0" w:val="0000"/>
+      </w:tblPr>
+      <w:tr>
+        <w:trPr>
+          <w:cantSplit/>
+        </w:trPr>
+        <w:tc>
+          <w:tcPr>
+            <w:shd w:color="auto" w:fill="ccf1e3" w:val="clear"/>
+            <w:tcMar>
+              <w:top w:w="92" w:type="dxa"/>
+              <w:bottom w:w="92" w:type="dxa"/>
+            </w:tcMar>
+          </w:tcPr>
+          <w:p>
+            <w:pPr>
+              <w:pStyle w:val="BodyText"/>
+            </w:pPr>
+            <w:pPr>
+              <w:spacing w:before="0" w:after="0"/>
+              <w:textAlignment w:val="center"/>
+            </w:pPr>
+            <w:r>
+              <w:drawing>
+                <wp:inline>
+                  <wp:extent cx="152400" cy="152400"/>
+                  <wp:effectExtent b="0" l="0" r="0" t="0"/>
+                  <wp:docPr descr="" title="" id="45" name="Picture"/>
+                  <a:graphic>
+                    <a:graphicData uri="http://schemas.openxmlformats.org/drawingml/2006/picture">
+                      <pic:pic>
+                        <pic:nvPicPr>
+                          <pic:cNvPr descr="/Applications/Positron.app/Contents/Resources/app/quarto/share/formats/docx/tip.png" id="46" name="Picture"/>
+                          <pic:cNvPicPr>
+                            <a:picLocks noChangeArrowheads="1" noChangeAspect="1"/>
+                          </pic:cNvPicPr>
+                        </pic:nvPicPr>
+                        <pic:blipFill>
+                          <a:blip r:embed="rId13"/>
+                          <a:stretch>
+                            <a:fillRect/>
+                          </a:stretch>
+                        </pic:blipFill>
+                        <pic:spPr bwMode="auto">
+                          <a:xfrm>
+                            <a:off x="0" y="0"/>
+                            <a:ext cx="152400" cy="152400"/>
+                          </a:xfrm>
+                          <a:prstGeom prst="rect">
+                            <a:avLst/>
+                          </a:prstGeom>
+                          <a:noFill/>
+                          <a:ln w="9525">
+                            <a:noFill/>
+                            <a:headEnd/>
+                            <a:tailEnd/>
+                          </a:ln>
+                        </pic:spPr>
+                      </pic:pic>
+                    </a:graphicData>
+                  </a:graphic>
+                </wp:inline>
+              </w:drawing>
+            </w:r>
+            <w:r>
+              <w:t xml:space="preserve"> </w:t>
+            </w:r>
+            <w:r>
+              <w:t xml:space="preserve"> </w:t>
+            </w:r>
+            <w:r>
+              <w:t xml:space="preserve">Tip</w:t>
+            </w:r>
+          </w:p>
+        </w:tc>
+      </w:tr>
+      <w:tr>
+        <w:trPr>
+          <w:cantSplit/>
+        </w:trPr>
+        <w:tc>
+          <w:tcPr>
+            <w:tcMar>
+              <w:top w:w="108" w:type="dxa"/>
+              <w:bottom w:w="108" w:type="dxa"/>
+            </w:tcMar>
+          </w:tcPr>
+          <w:p>
+            <w:pPr>
+              <w:pStyle w:val="BodyText"/>
+            </w:pPr>
+            <w:pPr>
               <w:spacing w:before="16"/>
             </w:pPr>
             <w:r>
@@ -3426,8 +4609,8 @@
         </w:tc>
       </w:tr>
     </w:tbl>
-    <w:bookmarkEnd w:id="32"/>
-    <w:bookmarkStart w:id="36" w:name="summarize-by-month"/>
+    <w:bookmarkEnd w:id="47"/>
+    <w:bookmarkStart w:id="51" w:name="summarize-by-month"/>
     <w:p>
       <w:pPr>
         <w:pStyle w:val="Heading1"/>
@@ -4094,18 +5277,18 @@
           <wp:inline>
             <wp:extent cx="5943600" cy="5943600"/>
             <wp:effectExtent b="0" l="0" r="0" t="0"/>
-            <wp:docPr descr="" title="" id="34" name="Picture"/>
+            <wp:docPr descr="" title="" id="49" name="Picture"/>
             <a:graphic>
               <a:graphicData uri="http://schemas.openxmlformats.org/drawingml/2006/picture">
                 <pic:pic>
                   <pic:nvPicPr>
-                    <pic:cNvPr descr="weather_data_r_download_summarize_files/figure-docx/monthly-plot-06-1.png" id="35" name="Picture"/>
+                    <pic:cNvPr descr="weather_data_r_download_summarize_files/figure-docx/monthly-plot-06-1.png" id="50" name="Picture"/>
                     <pic:cNvPicPr>
                       <a:picLocks noChangeArrowheads="1" noChangeAspect="1"/>
                     </pic:cNvPicPr>
                   </pic:nvPicPr>
                   <pic:blipFill>
-                    <a:blip r:embed="rId33"/>
+                    <a:blip r:embed="rId48"/>
                     <a:stretch>
                       <a:fillRect/>
                     </a:stretch>
@@ -4149,7 +5332,7 @@
         <w:pStyle w:val="Compact"/>
         <w:numPr>
           <w:ilvl w:val="0"/>
-          <w:numId w:val="1012"/>
+          <w:numId w:val="1014"/>
         </w:numPr>
       </w:pPr>
       <w:r>
@@ -4161,7 +5344,7 @@
         <w:pStyle w:val="Compact"/>
         <w:numPr>
           <w:ilvl w:val="0"/>
-          <w:numId w:val="1012"/>
+          <w:numId w:val="1014"/>
         </w:numPr>
       </w:pPr>
       <w:r>
@@ -4185,8 +5368,8 @@
         <w:t xml:space="preserve">keeps one representative date per month so we can still plot on a time axis.</w:t>
       </w:r>
     </w:p>
-    <w:bookmarkEnd w:id="36"/>
-    <w:bookmarkStart w:id="40" w:name="summarize-by-year-the-story-gets-clear"/>
+    <w:bookmarkEnd w:id="51"/>
+    <w:bookmarkStart w:id="55" w:name="summarize-by-year-the-story-gets-clear"/>
     <w:p>
       <w:pPr>
         <w:pStyle w:val="Heading1"/>
@@ -4897,18 +6080,18 @@
           <wp:inline>
             <wp:extent cx="5943600" cy="5943600"/>
             <wp:effectExtent b="0" l="0" r="0" t="0"/>
-            <wp:docPr descr="" title="" id="38" name="Picture"/>
+            <wp:docPr descr="" title="" id="53" name="Picture"/>
             <a:graphic>
               <a:graphicData uri="http://schemas.openxmlformats.org/drawingml/2006/picture">
                 <pic:pic>
                   <pic:nvPicPr>
-                    <pic:cNvPr descr="weather_data_r_download_summarize_files/figure-docx/yearly-plot-06-1.png" id="39" name="Picture"/>
+                    <pic:cNvPr descr="weather_data_r_download_summarize_files/figure-docx/yearly-plot-06-1.png" id="54" name="Picture"/>
                     <pic:cNvPicPr>
                       <a:picLocks noChangeArrowheads="1" noChangeAspect="1"/>
                     </pic:cNvPicPr>
                   </pic:nvPicPr>
                   <pic:blipFill>
-                    <a:blip r:embed="rId37"/>
+                    <a:blip r:embed="rId52"/>
                     <a:stretch>
                       <a:fillRect/>
                     </a:stretch>
@@ -4952,7 +6135,7 @@
         <w:pStyle w:val="Compact"/>
         <w:numPr>
           <w:ilvl w:val="0"/>
-          <w:numId w:val="1013"/>
+          <w:numId w:val="1015"/>
         </w:numPr>
       </w:pPr>
       <w:r>
@@ -4964,7 +6147,7 @@
         <w:pStyle w:val="Compact"/>
         <w:numPr>
           <w:ilvl w:val="0"/>
-          <w:numId w:val="1013"/>
+          <w:numId w:val="1015"/>
         </w:numPr>
       </w:pPr>
       <w:r>
@@ -4989,7 +6172,7 @@
         <w:pStyle w:val="Compact"/>
         <w:numPr>
           <w:ilvl w:val="0"/>
-          <w:numId w:val="1013"/>
+          <w:numId w:val="1015"/>
         </w:numPr>
       </w:pPr>
       <w:r>
@@ -5031,8 +6214,8 @@
         <w:t xml:space="preserve">: the right level of summary reveals the signal.</w:t>
       </w:r>
     </w:p>
-    <w:bookmarkEnd w:id="40"/>
-    <w:bookmarkStart w:id="43" w:name="same-data-three-levels-side-by-side"/>
+    <w:bookmarkEnd w:id="55"/>
+    <w:bookmarkStart w:id="58" w:name="same-data-three-levels-side-by-side"/>
     <w:p>
       <w:pPr>
         <w:pStyle w:val="Heading1"/>
@@ -5292,18 +6475,18 @@
                 <wp:inline>
                   <wp:extent cx="152400" cy="152400"/>
                   <wp:effectExtent b="0" l="0" r="0" t="0"/>
-                  <wp:docPr descr="" title="" id="41" name="Picture"/>
+                  <wp:docPr descr="" title="" id="56" name="Picture"/>
                   <a:graphic>
                     <a:graphicData uri="http://schemas.openxmlformats.org/drawingml/2006/picture">
                       <pic:pic>
                         <pic:nvPicPr>
-                          <pic:cNvPr descr="/Applications/Positron.app/Contents/Resources/app/quarto/share/formats/docx/important.png" id="42" name="Picture"/>
+                          <pic:cNvPr descr="/Applications/Positron.app/Contents/Resources/app/quarto/share/formats/docx/important.png" id="57" name="Picture"/>
                           <pic:cNvPicPr>
                             <a:picLocks noChangeArrowheads="1" noChangeAspect="1"/>
                           </pic:cNvPicPr>
                         </pic:nvPicPr>
                         <pic:blipFill>
-                          <a:blip r:embed="rId21"/>
+                          <a:blip r:embed="rId27"/>
                           <a:stretch>
                             <a:fillRect/>
                           </a:stretch>
@@ -5437,249 +6620,32 @@
         <w:t xml:space="preserve">workflow</w:t>
       </w:r>
     </w:p>
-    <w:bookmarkEnd w:id="43"/>
-    <w:bookmarkStart w:id="44" w:name="what-is-the-rate-of-change-reusing-lm"/>
+    <w:bookmarkEnd w:id="58"/>
+    <w:bookmarkStart w:id="59" w:name="pause-do-activity-parts-45-now"/>
     <w:p>
       <w:pPr>
         <w:pStyle w:val="Heading1"/>
       </w:pPr>
       <w:r>
-        <w:t xml:space="preserve">What Is the Rate of Change? — Reusing</w:t>
-      </w:r>
-      <w:r>
-        <w:t xml:space="preserve"> </w:t>
-      </w:r>
-      <w:r>
-        <w:rPr>
-          <w:rStyle w:val="VerbatimChar"/>
-        </w:rPr>
-        <w:t xml:space="preserve">lm()</w:t>
-      </w:r>
-    </w:p>
-    <w:p>
-      <w:pPr>
-        <w:pStyle w:val="SourceCode"/>
-      </w:pPr>
-      <w:r>
-        <w:rPr>
-          <w:rStyle w:val="CommentTok"/>
-        </w:rPr>
-        <w:t xml:space="preserve"># Fit a regression: TEMP predicted by YEAR ---------------</w:t>
-      </w:r>
-      <w:r>
-        <w:br/>
-      </w:r>
-      <w:r>
-        <w:rPr>
-          <w:rStyle w:val="NormalTok"/>
-        </w:rPr>
-        <w:t xml:space="preserve">yearly_temp_model </w:t>
-      </w:r>
-      <w:r>
-        <w:rPr>
-          <w:rStyle w:val="OtherTok"/>
-        </w:rPr>
-        <w:t xml:space="preserve">&lt;-</w:t>
-      </w:r>
-      <w:r>
-        <w:rPr>
-          <w:rStyle w:val="NormalTok"/>
-        </w:rPr>
-        <w:t xml:space="preserve"> </w:t>
-      </w:r>
-      <w:r>
-        <w:rPr>
-          <w:rStyle w:val="FunctionTok"/>
-        </w:rPr>
-        <w:t xml:space="preserve">lm</w:t>
-      </w:r>
-      <w:r>
-        <w:rPr>
-          <w:rStyle w:val="NormalTok"/>
-        </w:rPr>
-        <w:t xml:space="preserve">(TEMP </w:t>
-      </w:r>
-      <w:r>
-        <w:rPr>
-          <w:rStyle w:val="SpecialCharTok"/>
-        </w:rPr>
-        <w:t xml:space="preserve">~</w:t>
-      </w:r>
-      <w:r>
-        <w:rPr>
-          <w:rStyle w:val="NormalTok"/>
-        </w:rPr>
-        <w:t xml:space="preserve"> YEAR, </w:t>
-      </w:r>
-      <w:r>
-        <w:rPr>
-          <w:rStyle w:val="AttributeTok"/>
-        </w:rPr>
-        <w:t xml:space="preserve">data =</w:t>
-      </w:r>
-      <w:r>
-        <w:rPr>
-          <w:rStyle w:val="NormalTok"/>
-        </w:rPr>
-        <w:t xml:space="preserve"> dlh_year_df)</w:t>
-      </w:r>
-      <w:r>
-        <w:br/>
-      </w:r>
-      <w:r>
-        <w:br/>
-      </w:r>
-      <w:r>
-        <w:rPr>
-          <w:rStyle w:val="FunctionTok"/>
-        </w:rPr>
-        <w:t xml:space="preserve">summary</w:t>
-      </w:r>
-      <w:r>
-        <w:rPr>
-          <w:rStyle w:val="NormalTok"/>
-        </w:rPr>
-        <w:t xml:space="preserve">(yearly_temp_model)</w:t>
-      </w:r>
-    </w:p>
-    <w:p>
-      <w:pPr>
-        <w:pStyle w:val="SourceCode"/>
-      </w:pPr>
-      <w:r>
-        <w:br/>
-      </w:r>
-      <w:r>
-        <w:rPr>
-          <w:rStyle w:val="VerbatimChar"/>
-        </w:rPr>
-        <w:t xml:space="preserve">Call:</w:t>
-      </w:r>
-      <w:r>
-        <w:br/>
-      </w:r>
-      <w:r>
-        <w:rPr>
-          <w:rStyle w:val="VerbatimChar"/>
-        </w:rPr>
-        <w:t xml:space="preserve">lm(formula = TEMP ~ YEAR, data = dlh_year_df)</w:t>
-      </w:r>
-      <w:r>
-        <w:br/>
-      </w:r>
-      <w:r>
-        <w:br/>
-      </w:r>
-      <w:r>
-        <w:rPr>
-          <w:rStyle w:val="VerbatimChar"/>
-        </w:rPr>
-        <w:t xml:space="preserve">Residuals:</w:t>
-      </w:r>
-      <w:r>
-        <w:br/>
-      </w:r>
-      <w:r>
-        <w:rPr>
-          <w:rStyle w:val="VerbatimChar"/>
-        </w:rPr>
-        <w:t xml:space="preserve">     Min       1Q   Median       3Q      Max </w:t>
-      </w:r>
-      <w:r>
-        <w:br/>
-      </w:r>
-      <w:r>
-        <w:rPr>
-          <w:rStyle w:val="VerbatimChar"/>
-        </w:rPr>
-        <w:t xml:space="preserve">-1.99794 -0.51059  0.00688  0.49950  1.90458 </w:t>
-      </w:r>
-      <w:r>
-        <w:br/>
-      </w:r>
-      <w:r>
-        <w:br/>
-      </w:r>
-      <w:r>
-        <w:rPr>
-          <w:rStyle w:val="VerbatimChar"/>
-        </w:rPr>
-        <w:t xml:space="preserve">Coefficients:</w:t>
-      </w:r>
-      <w:r>
-        <w:br/>
-      </w:r>
-      <w:r>
-        <w:rPr>
-          <w:rStyle w:val="VerbatimChar"/>
-        </w:rPr>
-        <w:t xml:space="preserve">              Estimate Std. Error t value Pr(&gt;|t|)    </w:t>
-      </w:r>
-      <w:r>
-        <w:br/>
-      </w:r>
-      <w:r>
-        <w:rPr>
-          <w:rStyle w:val="VerbatimChar"/>
-        </w:rPr>
-        <w:t xml:space="preserve">(Intercept) -49.096842   9.119103  -5.384 9.77e-07 ***</w:t>
-      </w:r>
-      <w:r>
-        <w:br/>
-      </w:r>
-      <w:r>
-        <w:rPr>
-          <w:rStyle w:val="VerbatimChar"/>
-        </w:rPr>
-        <w:t xml:space="preserve">YEAR          0.026872   0.004585   5.860 1.49e-07 ***</w:t>
-      </w:r>
-      <w:r>
-        <w:br/>
-      </w:r>
-      <w:r>
-        <w:rPr>
-          <w:rStyle w:val="VerbatimChar"/>
-        </w:rPr>
-        <w:t xml:space="preserve">---</w:t>
-      </w:r>
-      <w:r>
-        <w:br/>
-      </w:r>
-      <w:r>
-        <w:rPr>
-          <w:rStyle w:val="VerbatimChar"/>
-        </w:rPr>
-        <w:t xml:space="preserve">Signif. codes:  0 '***' 0.001 '**' 0.01 '*' 0.05 '.' 0.1 ' ' 1</w:t>
-      </w:r>
-      <w:r>
-        <w:br/>
-      </w:r>
-      <w:r>
-        <w:br/>
-      </w:r>
-      <w:r>
-        <w:rPr>
-          <w:rStyle w:val="VerbatimChar"/>
-        </w:rPr>
-        <w:t xml:space="preserve">Residual standard error: 0.8774 on 68 degrees of freedom</w:t>
-      </w:r>
-      <w:r>
-        <w:br/>
-      </w:r>
-      <w:r>
-        <w:rPr>
-          <w:rStyle w:val="VerbatimChar"/>
-        </w:rPr>
-        <w:t xml:space="preserve">Multiple R-squared:  0.3356,    Adjusted R-squared:  0.3258 </w:t>
-      </w:r>
-      <w:r>
-        <w:br/>
-      </w:r>
-      <w:r>
-        <w:rPr>
-          <w:rStyle w:val="VerbatimChar"/>
-        </w:rPr>
-        <w:t xml:space="preserve">F-statistic: 34.34 on 1 and 68 DF,  p-value: 1.489e-07</w:t>
+        <w:t xml:space="preserve">🛑 Pause — Do Activity Parts 4–5 Now</w:t>
+      </w:r>
+    </w:p>
+    <w:p>
+      <w:pPr>
+        <w:pStyle w:val="FirstParagraph"/>
+      </w:pPr>
+      <w:r>
+        <w:t xml:space="preserve">Summarize the daily data to monthly and yearly means, and plot each. Predict how many rows each summary has, and what trend appears, before you run it.</w:t>
+      </w:r>
+    </w:p>
+    <w:bookmarkEnd w:id="59"/>
+    <w:bookmarkStart w:id="62" w:name="chunk-3-of-4-model-the-rate-of-change"/>
+    <w:p>
+      <w:pPr>
+        <w:pStyle w:val="Heading1"/>
+      </w:pPr>
+      <w:r>
+        <w:t xml:space="preserve">🧩 Chunk 3 of 4 · Model the Rate of Change</w:t>
       </w:r>
     </w:p>
     <w:p>
@@ -5691,128 +6657,586 @@
           <w:b/>
           <w:bCs/>
         </w:rPr>
-        <w:t xml:space="preserve">This is exactly Lecture 05’s</w:t>
-      </w:r>
+        <w:t xml:space="preserve">We will cover:</w:t>
+      </w:r>
+      <w:r>
+        <w:t xml:space="preserve"> </w:t>
+      </w:r>
+      <w:r>
+        <w:t xml:space="preserve">reusing</w:t>
+      </w:r>
+      <w:r>
+        <w:t xml:space="preserve"> </w:t>
+      </w:r>
+      <w:r>
+        <w:rPr>
+          <w:rStyle w:val="VerbatimChar"/>
+        </w:rPr>
+        <w:t xml:space="preserve">lm(TEMP ~ YEAR)</w:t>
+      </w:r>
+      <w:r>
+        <w:t xml:space="preserve"> </w:t>
+      </w:r>
+      <w:r>
+        <w:t xml:space="preserve">to estimate the warming slope, and converting it to °C per decade.</w:t>
+      </w:r>
+    </w:p>
+    <w:tbl>
+      <w:tblPr>
+        <w:tblStyle w:val="Table"/>
+        <w:tblLook w:firstRow="0" w:lastRow="0" w:firstColumn="0" w:lastColumn="0" w:noHBand="0" w:noVBand="0" w:val="0000"/>
+        <w:tblBorders>
+          <w:top w:val="single" w:sz="4" w:space="0" w:color="00A047"/>
+          <w:left w:val="single" w:sz="24" w:space="0" w:color="00A047"/>
+          <w:bottom w:val="single" w:sz="4" w:space="0" w:color="00A047"/>
+          <w:right w:val="single" w:sz="4" w:space="0" w:color="00A047"/>
+        </w:tblBorders>
+        <w:tblCellMar>
+          <w:left w:w="144" w:type="dxa"/>
+          <w:right w:w="144" w:type="dxa"/>
+        </w:tblCellMar>
+        <w:tblLook w:firstRow="0" w:lastRow="0" w:firstColumn="0" w:lastColumn="0" w:noHBand="0" w:noVBand="0" w:val="0000"/>
+      </w:tblPr>
+      <w:tr>
+        <w:trPr>
+          <w:cantSplit/>
+        </w:trPr>
+        <w:tc>
+          <w:tcPr>
+            <w:shd w:color="auto" w:fill="ccf1e3" w:val="clear"/>
+            <w:tcMar>
+              <w:top w:w="92" w:type="dxa"/>
+              <w:bottom w:w="92" w:type="dxa"/>
+            </w:tcMar>
+          </w:tcPr>
+          <w:p>
+            <w:pPr>
+              <w:pStyle w:val="BodyText"/>
+            </w:pPr>
+            <w:pPr>
+              <w:spacing w:before="0" w:after="0"/>
+              <w:textAlignment w:val="center"/>
+            </w:pPr>
+            <w:r>
+              <w:drawing>
+                <wp:inline>
+                  <wp:extent cx="152400" cy="152400"/>
+                  <wp:effectExtent b="0" l="0" r="0" t="0"/>
+                  <wp:docPr descr="" title="" id="60" name="Picture"/>
+                  <a:graphic>
+                    <a:graphicData uri="http://schemas.openxmlformats.org/drawingml/2006/picture">
+                      <pic:pic>
+                        <pic:nvPicPr>
+                          <pic:cNvPr descr="/Applications/Positron.app/Contents/Resources/app/quarto/share/formats/docx/tip.png" id="61" name="Picture"/>
+                          <pic:cNvPicPr>
+                            <a:picLocks noChangeArrowheads="1" noChangeAspect="1"/>
+                          </pic:cNvPicPr>
+                        </pic:nvPicPr>
+                        <pic:blipFill>
+                          <a:blip r:embed="rId13"/>
+                          <a:stretch>
+                            <a:fillRect/>
+                          </a:stretch>
+                        </pic:blipFill>
+                        <pic:spPr bwMode="auto">
+                          <a:xfrm>
+                            <a:off x="0" y="0"/>
+                            <a:ext cx="152400" cy="152400"/>
+                          </a:xfrm>
+                          <a:prstGeom prst="rect">
+                            <a:avLst/>
+                          </a:prstGeom>
+                          <a:noFill/>
+                          <a:ln w="9525">
+                            <a:noFill/>
+                            <a:headEnd/>
+                            <a:tailEnd/>
+                          </a:ln>
+                        </pic:spPr>
+                      </pic:pic>
+                    </a:graphicData>
+                  </a:graphic>
+                </wp:inline>
+              </w:drawing>
+            </w:r>
+            <w:r>
+              <w:t xml:space="preserve"> </w:t>
+            </w:r>
+            <w:r>
+              <w:t xml:space="preserve"> </w:t>
+            </w:r>
+            <w:r>
+              <w:t xml:space="preserve">Tip</w:t>
+            </w:r>
+          </w:p>
+        </w:tc>
+      </w:tr>
+      <w:tr>
+        <w:trPr>
+          <w:cantSplit/>
+        </w:trPr>
+        <w:tc>
+          <w:tcPr>
+            <w:tcMar>
+              <w:top w:w="108" w:type="dxa"/>
+              <w:bottom w:w="108" w:type="dxa"/>
+            </w:tcMar>
+          </w:tcPr>
+          <w:p>
+            <w:pPr>
+              <w:pStyle w:val="BodyText"/>
+            </w:pPr>
+            <w:pPr>
+              <w:spacing w:before="16" w:after="16"/>
+            </w:pPr>
+            <w:r>
+              <w:rPr>
+                <w:b/>
+                <w:bCs/>
+              </w:rPr>
+              <w:t xml:space="preserve">🖐 After this chunk: Activity Part 6</w:t>
+            </w:r>
+            <w:r>
+              <w:t xml:space="preserve"> </w:t>
+            </w:r>
+            <w:r>
+              <w:t xml:space="preserve">(fit the trend model and read the slope).</w:t>
+            </w:r>
+          </w:p>
+          <w:p/>
+        </w:tc>
+      </w:tr>
+    </w:tbl>
+    <w:bookmarkEnd w:id="62"/>
+    <w:bookmarkStart w:id="65" w:name="what-is-the-rate-of-change-reusing-lm"/>
+    <w:p>
+      <w:pPr>
+        <w:pStyle w:val="Heading1"/>
+      </w:pPr>
+      <w:r>
+        <w:t xml:space="preserve">What Is the Rate of Change? — Reusing</w:t>
+      </w:r>
+      <w:r>
+        <w:t xml:space="preserve"> </w:t>
+      </w:r>
+      <w:r>
+        <w:rPr>
+          <w:rStyle w:val="VerbatimChar"/>
+        </w:rPr>
+        <w:t xml:space="preserve">lm()</w:t>
+      </w:r>
+    </w:p>
+    <w:tbl>
+      <w:tblPr>
+        <w:tblStyle w:val="Table"/>
+        <w:tblLook w:firstRow="0" w:lastRow="0" w:firstColumn="0" w:lastColumn="0" w:noHBand="0" w:noVBand="0" w:val="0000"/>
+        <w:tblBorders>
+          <w:top w:val="single" w:sz="4" w:space="0" w:color="0758E5"/>
+          <w:left w:val="single" w:sz="24" w:space="0" w:color="0758E5"/>
+          <w:bottom w:val="single" w:sz="4" w:space="0" w:color="0758E5"/>
+          <w:right w:val="single" w:sz="4" w:space="0" w:color="0758E5"/>
+        </w:tblBorders>
+        <w:tblCellMar>
+          <w:left w:w="144" w:type="dxa"/>
+          <w:right w:w="144" w:type="dxa"/>
+        </w:tblCellMar>
+        <w:tblLook w:firstRow="0" w:lastRow="0" w:firstColumn="0" w:lastColumn="0" w:noHBand="0" w:noVBand="0" w:val="0000"/>
+      </w:tblPr>
+      <w:tr>
+        <w:trPr>
+          <w:cantSplit/>
+        </w:trPr>
+        <w:tc>
+          <w:tcPr>
+            <w:shd w:color="auto" w:fill="dae6fb" w:val="clear"/>
+            <w:tcMar>
+              <w:top w:w="92" w:type="dxa"/>
+              <w:bottom w:w="92" w:type="dxa"/>
+            </w:tcMar>
+          </w:tcPr>
+          <w:p>
+            <w:pPr>
+              <w:pStyle w:val="FirstParagraph"/>
+            </w:pPr>
+            <w:pPr>
+              <w:spacing w:before="0" w:after="0"/>
+              <w:textAlignment w:val="center"/>
+            </w:pPr>
+            <w:r>
+              <w:drawing>
+                <wp:inline>
+                  <wp:extent cx="152400" cy="152400"/>
+                  <wp:effectExtent b="0" l="0" r="0" t="0"/>
+                  <wp:docPr descr="" title="" id="63" name="Picture"/>
+                  <a:graphic>
+                    <a:graphicData uri="http://schemas.openxmlformats.org/drawingml/2006/picture">
+                      <pic:pic>
+                        <pic:nvPicPr>
+                          <pic:cNvPr descr="/Applications/Positron.app/Contents/Resources/app/quarto/share/formats/docx/note.png" id="64" name="Picture"/>
+                          <pic:cNvPicPr>
+                            <a:picLocks noChangeArrowheads="1" noChangeAspect="1"/>
+                          </pic:cNvPicPr>
+                        </pic:nvPicPr>
+                        <pic:blipFill>
+                          <a:blip r:embed="rId9"/>
+                          <a:stretch>
+                            <a:fillRect/>
+                          </a:stretch>
+                        </pic:blipFill>
+                        <pic:spPr bwMode="auto">
+                          <a:xfrm>
+                            <a:off x="0" y="0"/>
+                            <a:ext cx="152400" cy="152400"/>
+                          </a:xfrm>
+                          <a:prstGeom prst="rect">
+                            <a:avLst/>
+                          </a:prstGeom>
+                          <a:noFill/>
+                          <a:ln w="9525">
+                            <a:noFill/>
+                            <a:headEnd/>
+                            <a:tailEnd/>
+                          </a:ln>
+                        </pic:spPr>
+                      </pic:pic>
+                    </a:graphicData>
+                  </a:graphic>
+                </wp:inline>
+              </w:drawing>
+            </w:r>
+            <w:r>
+              <w:t xml:space="preserve"> </w:t>
+            </w:r>
+            <w:r>
+              <w:t xml:space="preserve"> </w:t>
+            </w:r>
+            <w:r>
+              <w:t xml:space="preserve">Note</w:t>
+            </w:r>
+          </w:p>
+        </w:tc>
+      </w:tr>
+      <w:tr>
+        <w:trPr>
+          <w:cantSplit/>
+        </w:trPr>
+        <w:tc>
+          <w:tcPr>
+            <w:tcMar>
+              <w:top w:w="108" w:type="dxa"/>
+              <w:bottom w:w="108" w:type="dxa"/>
+            </w:tcMar>
+          </w:tcPr>
+          <w:p>
+            <w:pPr>
+              <w:pStyle w:val="BodyText"/>
+            </w:pPr>
+            <w:pPr>
+              <w:spacing w:before="16" w:after="16"/>
+            </w:pPr>
+            <w:r>
+              <w:rPr>
+                <w:b/>
+                <w:bCs/>
+              </w:rPr>
+              <w:t xml:space="preserve">🔮 Predict first:</w:t>
+            </w:r>
+            <w:r>
+              <w:t xml:space="preserve"> </w:t>
+            </w:r>
+            <w:r>
+              <w:t xml:space="preserve">If Duluth is warming, will the slope of</w:t>
+            </w:r>
+            <w:r>
+              <w:t xml:space="preserve"> </w:t>
+            </w:r>
+            <w:r>
+              <w:rPr>
+                <w:rStyle w:val="VerbatimChar"/>
+              </w:rPr>
+              <w:t xml:space="preserve">TEMP ~ YEAR</w:t>
+            </w:r>
+            <w:r>
+              <w:t xml:space="preserve"> </w:t>
+            </w:r>
+            <w:r>
+              <w:t xml:space="preserve">be</w:t>
+            </w:r>
+            <w:r>
+              <w:t xml:space="preserve"> </w:t>
+            </w:r>
+            <w:r>
+              <w:rPr>
+                <w:b/>
+                <w:bCs/>
+              </w:rPr>
+              <w:t xml:space="preserve">positive or negative</w:t>
+            </w:r>
+            <w:r>
+              <w:t xml:space="preserve">? Guess the size too — closer to 0.02 or 2 °C per year?</w:t>
+            </w:r>
+          </w:p>
+          <w:p/>
+        </w:tc>
+      </w:tr>
+    </w:tbl>
+    <w:p>
+      <w:pPr>
+        <w:pStyle w:val="SourceCode"/>
+      </w:pPr>
+      <w:r>
+        <w:rPr>
+          <w:rStyle w:val="CommentTok"/>
+        </w:rPr>
+        <w:t xml:space="preserve"># Fit a regression: TEMP predicted by YEAR ---------------</w:t>
+      </w:r>
+      <w:r>
+        <w:br/>
+      </w:r>
+      <w:r>
+        <w:rPr>
+          <w:rStyle w:val="NormalTok"/>
+        </w:rPr>
+        <w:t xml:space="preserve">yearly_temp_model </w:t>
+      </w:r>
+      <w:r>
+        <w:rPr>
+          <w:rStyle w:val="OtherTok"/>
+        </w:rPr>
+        <w:t xml:space="preserve">&lt;-</w:t>
+      </w:r>
+      <w:r>
+        <w:rPr>
+          <w:rStyle w:val="NormalTok"/>
+        </w:rPr>
+        <w:t xml:space="preserve"> </w:t>
+      </w:r>
+      <w:r>
+        <w:rPr>
+          <w:rStyle w:val="FunctionTok"/>
+        </w:rPr>
+        <w:t xml:space="preserve">lm</w:t>
+      </w:r>
+      <w:r>
+        <w:rPr>
+          <w:rStyle w:val="NormalTok"/>
+        </w:rPr>
+        <w:t xml:space="preserve">(TEMP </w:t>
+      </w:r>
+      <w:r>
+        <w:rPr>
+          <w:rStyle w:val="SpecialCharTok"/>
+        </w:rPr>
+        <w:t xml:space="preserve">~</w:t>
+      </w:r>
+      <w:r>
+        <w:rPr>
+          <w:rStyle w:val="NormalTok"/>
+        </w:rPr>
+        <w:t xml:space="preserve"> YEAR, </w:t>
+      </w:r>
+      <w:r>
+        <w:rPr>
+          <w:rStyle w:val="AttributeTok"/>
+        </w:rPr>
+        <w:t xml:space="preserve">data =</w:t>
+      </w:r>
+      <w:r>
+        <w:rPr>
+          <w:rStyle w:val="NormalTok"/>
+        </w:rPr>
+        <w:t xml:space="preserve"> dlh_year_df)</w:t>
+      </w:r>
+      <w:r>
+        <w:br/>
+      </w:r>
+      <w:r>
+        <w:br/>
+      </w:r>
+      <w:r>
+        <w:rPr>
+          <w:rStyle w:val="FunctionTok"/>
+        </w:rPr>
+        <w:t xml:space="preserve">summary</w:t>
+      </w:r>
+      <w:r>
+        <w:rPr>
+          <w:rStyle w:val="NormalTok"/>
+        </w:rPr>
+        <w:t xml:space="preserve">(yearly_temp_model)</w:t>
+      </w:r>
+    </w:p>
+    <w:p>
+      <w:pPr>
+        <w:pStyle w:val="SourceCode"/>
+      </w:pPr>
+      <w:r>
+        <w:br/>
+      </w:r>
+      <w:r>
+        <w:rPr>
+          <w:rStyle w:val="VerbatimChar"/>
+        </w:rPr>
+        <w:t xml:space="preserve">Call:</w:t>
+      </w:r>
+      <w:r>
+        <w:br/>
+      </w:r>
+      <w:r>
+        <w:rPr>
+          <w:rStyle w:val="VerbatimChar"/>
+        </w:rPr>
+        <w:t xml:space="preserve">lm(formula = TEMP ~ YEAR, data = dlh_year_df)</w:t>
+      </w:r>
+      <w:r>
+        <w:br/>
+      </w:r>
+      <w:r>
+        <w:br/>
+      </w:r>
+      <w:r>
+        <w:rPr>
+          <w:rStyle w:val="VerbatimChar"/>
+        </w:rPr>
+        <w:t xml:space="preserve">Residuals:</w:t>
+      </w:r>
+      <w:r>
+        <w:br/>
+      </w:r>
+      <w:r>
+        <w:rPr>
+          <w:rStyle w:val="VerbatimChar"/>
+        </w:rPr>
+        <w:t xml:space="preserve">     Min       1Q   Median       3Q      Max </w:t>
+      </w:r>
+      <w:r>
+        <w:br/>
+      </w:r>
+      <w:r>
+        <w:rPr>
+          <w:rStyle w:val="VerbatimChar"/>
+        </w:rPr>
+        <w:t xml:space="preserve">-1.99794 -0.51059  0.00688  0.49950  1.90458 </w:t>
+      </w:r>
+      <w:r>
+        <w:br/>
+      </w:r>
+      <w:r>
+        <w:br/>
+      </w:r>
+      <w:r>
+        <w:rPr>
+          <w:rStyle w:val="VerbatimChar"/>
+        </w:rPr>
+        <w:t xml:space="preserve">Coefficients:</w:t>
+      </w:r>
+      <w:r>
+        <w:br/>
+      </w:r>
+      <w:r>
+        <w:rPr>
+          <w:rStyle w:val="VerbatimChar"/>
+        </w:rPr>
+        <w:t xml:space="preserve">              Estimate Std. Error t value Pr(&gt;|t|)    </w:t>
+      </w:r>
+      <w:r>
+        <w:br/>
+      </w:r>
+      <w:r>
+        <w:rPr>
+          <w:rStyle w:val="VerbatimChar"/>
+        </w:rPr>
+        <w:t xml:space="preserve">(Intercept) -49.096842   9.119103  -5.384 9.77e-07 ***</w:t>
+      </w:r>
+      <w:r>
+        <w:br/>
+      </w:r>
+      <w:r>
+        <w:rPr>
+          <w:rStyle w:val="VerbatimChar"/>
+        </w:rPr>
+        <w:t xml:space="preserve">YEAR          0.026872   0.004585   5.860 1.49e-07 ***</w:t>
+      </w:r>
+      <w:r>
+        <w:br/>
+      </w:r>
+      <w:r>
+        <w:rPr>
+          <w:rStyle w:val="VerbatimChar"/>
+        </w:rPr>
+        <w:t xml:space="preserve">---</w:t>
+      </w:r>
+      <w:r>
+        <w:br/>
+      </w:r>
+      <w:r>
+        <w:rPr>
+          <w:rStyle w:val="VerbatimChar"/>
+        </w:rPr>
+        <w:t xml:space="preserve">Signif. codes:  0 '***' 0.001 '**' 0.01 '*' 0.05 '.' 0.1 ' ' 1</w:t>
+      </w:r>
+      <w:r>
+        <w:br/>
+      </w:r>
+      <w:r>
+        <w:br/>
+      </w:r>
+      <w:r>
+        <w:rPr>
+          <w:rStyle w:val="VerbatimChar"/>
+        </w:rPr>
+        <w:t xml:space="preserve">Residual standard error: 0.8774 on 68 degrees of freedom</w:t>
+      </w:r>
+      <w:r>
+        <w:br/>
+      </w:r>
+      <w:r>
+        <w:rPr>
+          <w:rStyle w:val="VerbatimChar"/>
+        </w:rPr>
+        <w:t xml:space="preserve">Multiple R-squared:  0.3356,    Adjusted R-squared:  0.3258 </w:t>
+      </w:r>
+      <w:r>
+        <w:br/>
+      </w:r>
+      <w:r>
+        <w:rPr>
+          <w:rStyle w:val="VerbatimChar"/>
+        </w:rPr>
+        <w:t xml:space="preserve">F-statistic: 34.34 on 1 and 68 DF,  p-value: 1.489e-07</w:t>
+      </w:r>
+    </w:p>
+    <w:p>
+      <w:pPr>
+        <w:pStyle w:val="FirstParagraph"/>
+      </w:pPr>
       <w:r>
         <w:rPr>
           <w:b/>
           <w:bCs/>
         </w:rPr>
-        <w:t xml:space="preserve"> </w:t>
-      </w:r>
-      <w:r>
-        <w:rPr>
-          <w:rStyle w:val="VerbatimChar"/>
+        <w:t xml:space="preserve">This is exactly Lecture 05’s</w:t>
+      </w:r>
+      <w:r>
+        <w:rPr>
           <w:b/>
           <w:bCs/>
         </w:rPr>
-        <w:t xml:space="preserve">lm()</w:t>
-      </w:r>
-      <w:r>
-        <w:rPr>
+        <w:t xml:space="preserve"> </w:t>
+      </w:r>
+      <w:r>
+        <w:rPr>
+          <w:rStyle w:val="VerbatimChar"/>
           <w:b/>
           <w:bCs/>
         </w:rPr>
-        <w:t xml:space="preserve"> </w:t>
+        <w:t xml:space="preserve">lm()</w:t>
       </w:r>
       <w:r>
         <w:rPr>
           <w:b/>
           <w:bCs/>
         </w:rPr>
-        <w:t xml:space="preserve">syntax</w:t>
-      </w:r>
-      <w:r>
-        <w:t xml:space="preserve"> </w:t>
-      </w:r>
-      <w:r>
-        <w:t xml:space="preserve">— only now:</w:t>
-      </w:r>
-    </w:p>
-    <w:p>
-      <w:pPr>
-        <w:pStyle w:val="Compact"/>
-        <w:numPr>
-          <w:ilvl w:val="0"/>
-          <w:numId w:val="1014"/>
-        </w:numPr>
-      </w:pPr>
-      <w:r>
-        <w:rPr>
-          <w:rStyle w:val="VerbatimChar"/>
-        </w:rPr>
-        <w:t xml:space="preserve">X</w:t>
-      </w:r>
-      <w:r>
-        <w:t xml:space="preserve"> </w:t>
-      </w:r>
-      <w:r>
-        <w:t xml:space="preserve">=</w:t>
-      </w:r>
-      <w:r>
-        <w:t xml:space="preserve"> </w:t>
-      </w:r>
-      <w:r>
-        <w:rPr>
-          <w:rStyle w:val="VerbatimChar"/>
-        </w:rPr>
-        <w:t xml:space="preserve">YEAR</w:t>
-      </w:r>
-      <w:r>
-        <w:t xml:space="preserve"> </w:t>
-      </w:r>
-      <w:r>
-        <w:t xml:space="preserve">(instead of paper mass)</w:t>
-      </w:r>
-    </w:p>
-    <w:p>
-      <w:pPr>
-        <w:pStyle w:val="Compact"/>
-        <w:numPr>
-          <w:ilvl w:val="0"/>
-          <w:numId w:val="1014"/>
-        </w:numPr>
-      </w:pPr>
-      <w:r>
-        <w:rPr>
-          <w:rStyle w:val="VerbatimChar"/>
-        </w:rPr>
-        <w:t xml:space="preserve">Y</w:t>
-      </w:r>
-      <w:r>
-        <w:t xml:space="preserve"> </w:t>
-      </w:r>
-      <w:r>
-        <w:t xml:space="preserve">=</w:t>
-      </w:r>
-      <w:r>
-        <w:t xml:space="preserve"> </w:t>
-      </w:r>
-      <w:r>
-        <w:rPr>
-          <w:rStyle w:val="VerbatimChar"/>
-        </w:rPr>
-        <w:t xml:space="preserve">TEMP</w:t>
-      </w:r>
-      <w:r>
-        <w:t xml:space="preserve"> </w:t>
-      </w:r>
-      <w:r>
-        <w:t xml:space="preserve">(instead of paper area)</w:t>
-      </w:r>
-    </w:p>
-    <w:p>
-      <w:pPr>
-        <w:pStyle w:val="Compact"/>
-        <w:numPr>
-          <w:ilvl w:val="0"/>
-          <w:numId w:val="1014"/>
-        </w:numPr>
-      </w:pPr>
-      <w:r>
-        <w:t xml:space="preserve">The</w:t>
-      </w:r>
-      <w:r>
         <w:t xml:space="preserve"> </w:t>
       </w:r>
       <w:r>
@@ -5820,744 +7244,13 @@
           <w:b/>
           <w:bCs/>
         </w:rPr>
-        <w:t xml:space="preserve">slope</w:t>
-      </w:r>
-      <w:r>
-        <w:t xml:space="preserve"> </w:t>
-      </w:r>
-      <w:r>
-        <w:t xml:space="preserve">is no longer</w:t>
-      </w:r>
-      <w:r>
-        <w:t xml:space="preserve"> </w:t>
-      </w:r>
-      <w:r>
-        <w:t xml:space="preserve">“cm² per gram”</w:t>
-      </w:r>
-      <w:r>
-        <w:t xml:space="preserve"> </w:t>
-      </w:r>
-      <w:r>
-        <w:t xml:space="preserve">— it’s</w:t>
-      </w:r>
-      <w:r>
-        <w:t xml:space="preserve"> </w:t>
-      </w:r>
-      <w:r>
-        <w:rPr>
-          <w:b/>
-          <w:bCs/>
-        </w:rPr>
-        <w:t xml:space="preserve">°C per year</w:t>
-      </w:r>
-    </w:p>
-    <w:p>
-      <w:pPr>
-        <w:pStyle w:val="FirstParagraph"/>
-      </w:pPr>
-      <w:r>
-        <w:rPr>
-          <w:b/>
-          <w:bCs/>
-        </w:rPr>
-        <w:t xml:space="preserve">H₀:</w:t>
-      </w:r>
-      <w:r>
-        <w:t xml:space="preserve"> </w:t>
-      </w:r>
-      <w:r>
-        <w:t xml:space="preserve">β = 0 (no warming trend)</w:t>
-      </w:r>
-    </w:p>
-    <w:p>
-      <w:pPr>
-        <w:pStyle w:val="BodyText"/>
-      </w:pPr>
-      <w:r>
-        <w:rPr>
-          <w:b/>
-          <w:bCs/>
-        </w:rPr>
-        <w:t xml:space="preserve">Hₐ:</w:t>
-      </w:r>
-      <w:r>
-        <w:t xml:space="preserve"> </w:t>
-      </w:r>
-      <w:r>
-        <w:t xml:space="preserve">β ≠ 0 (temperature is changing over time)</w:t>
-      </w:r>
-    </w:p>
-    <w:bookmarkEnd w:id="44"/>
-    <w:bookmarkStart w:id="45" w:name="extracting-and-interpreting-the-slope"/>
-    <w:p>
-      <w:pPr>
-        <w:pStyle w:val="Heading1"/>
-      </w:pPr>
-      <w:r>
-        <w:t xml:space="preserve">Extracting and Interpreting the Slope</w:t>
-      </w:r>
-    </w:p>
-    <w:p>
-      <w:pPr>
-        <w:pStyle w:val="SourceCode"/>
-      </w:pPr>
-      <w:r>
-        <w:rPr>
-          <w:rStyle w:val="CommentTok"/>
-        </w:rPr>
-        <w:t xml:space="preserve"># Pull the slope and convert to °C per decade ------------</w:t>
-      </w:r>
-      <w:r>
-        <w:br/>
-      </w:r>
-      <w:r>
-        <w:rPr>
-          <w:rStyle w:val="NormalTok"/>
-        </w:rPr>
-        <w:t xml:space="preserve">yearly_intercept </w:t>
-      </w:r>
-      <w:r>
-        <w:rPr>
-          <w:rStyle w:val="OtherTok"/>
-        </w:rPr>
-        <w:t xml:space="preserve">&lt;-</w:t>
-      </w:r>
-      <w:r>
-        <w:rPr>
-          <w:rStyle w:val="NormalTok"/>
-        </w:rPr>
-        <w:t xml:space="preserve"> </w:t>
-      </w:r>
-      <w:r>
-        <w:rPr>
-          <w:rStyle w:val="FunctionTok"/>
-        </w:rPr>
-        <w:t xml:space="preserve">coef</w:t>
-      </w:r>
-      <w:r>
-        <w:rPr>
-          <w:rStyle w:val="NormalTok"/>
-        </w:rPr>
-        <w:t xml:space="preserve">(yearly_temp_model)[</w:t>
-      </w:r>
-      <w:r>
-        <w:rPr>
-          <w:rStyle w:val="DecValTok"/>
-        </w:rPr>
-        <w:t xml:space="preserve">1</w:t>
-      </w:r>
-      <w:r>
-        <w:rPr>
-          <w:rStyle w:val="NormalTok"/>
-        </w:rPr>
-        <w:t xml:space="preserve">]</w:t>
-      </w:r>
-      <w:r>
-        <w:br/>
-      </w:r>
-      <w:r>
-        <w:rPr>
-          <w:rStyle w:val="NormalTok"/>
-        </w:rPr>
-        <w:t xml:space="preserve">yearly_slope </w:t>
-      </w:r>
-      <w:r>
-        <w:rPr>
-          <w:rStyle w:val="OtherTok"/>
-        </w:rPr>
-        <w:t xml:space="preserve">&lt;-</w:t>
-      </w:r>
-      <w:r>
-        <w:rPr>
-          <w:rStyle w:val="NormalTok"/>
-        </w:rPr>
-        <w:t xml:space="preserve"> </w:t>
-      </w:r>
-      <w:r>
-        <w:rPr>
-          <w:rStyle w:val="FunctionTok"/>
-        </w:rPr>
-        <w:t xml:space="preserve">coef</w:t>
-      </w:r>
-      <w:r>
-        <w:rPr>
-          <w:rStyle w:val="NormalTok"/>
-        </w:rPr>
-        <w:t xml:space="preserve">(yearly_temp_model)[</w:t>
-      </w:r>
-      <w:r>
-        <w:rPr>
-          <w:rStyle w:val="DecValTok"/>
-        </w:rPr>
-        <w:t xml:space="preserve">2</w:t>
-      </w:r>
-      <w:r>
-        <w:rPr>
-          <w:rStyle w:val="NormalTok"/>
-        </w:rPr>
-        <w:t xml:space="preserve">]</w:t>
-      </w:r>
-      <w:r>
-        <w:br/>
-      </w:r>
-      <w:r>
-        <w:br/>
-      </w:r>
-      <w:r>
-        <w:rPr>
-          <w:rStyle w:val="FunctionTok"/>
-        </w:rPr>
-        <w:t xml:space="preserve">cat</w:t>
-      </w:r>
-      <w:r>
-        <w:rPr>
-          <w:rStyle w:val="NormalTok"/>
-        </w:rPr>
-        <w:t xml:space="preserve">(</w:t>
-      </w:r>
-      <w:r>
-        <w:rPr>
-          <w:rStyle w:val="StringTok"/>
-        </w:rPr>
-        <w:t xml:space="preserve">"Slope (b)         ="</w:t>
-      </w:r>
-      <w:r>
-        <w:rPr>
-          <w:rStyle w:val="NormalTok"/>
-        </w:rPr>
-        <w:t xml:space="preserve">, </w:t>
-      </w:r>
-      <w:r>
-        <w:rPr>
-          <w:rStyle w:val="FunctionTok"/>
-        </w:rPr>
-        <w:t xml:space="preserve">round</w:t>
-      </w:r>
-      <w:r>
-        <w:rPr>
-          <w:rStyle w:val="NormalTok"/>
-        </w:rPr>
-        <w:t xml:space="preserve">(yearly_slope, </w:t>
-      </w:r>
-      <w:r>
-        <w:rPr>
-          <w:rStyle w:val="DecValTok"/>
-        </w:rPr>
-        <w:t xml:space="preserve">4</w:t>
-      </w:r>
-      <w:r>
-        <w:rPr>
-          <w:rStyle w:val="NormalTok"/>
-        </w:rPr>
-        <w:t xml:space="preserve">), </w:t>
-      </w:r>
-      <w:r>
-        <w:rPr>
-          <w:rStyle w:val="StringTok"/>
-        </w:rPr>
-        <w:t xml:space="preserve">"°C/year</w:t>
-      </w:r>
-      <w:r>
-        <w:rPr>
-          <w:rStyle w:val="SpecialCharTok"/>
-        </w:rPr>
-        <w:t xml:space="preserve">\n</w:t>
-      </w:r>
-      <w:r>
-        <w:rPr>
-          <w:rStyle w:val="StringTok"/>
-        </w:rPr>
-        <w:t xml:space="preserve">"</w:t>
-      </w:r>
-      <w:r>
-        <w:rPr>
-          <w:rStyle w:val="NormalTok"/>
-        </w:rPr>
-        <w:t xml:space="preserve">)</w:t>
-      </w:r>
-    </w:p>
-    <w:p>
-      <w:pPr>
-        <w:pStyle w:val="SourceCode"/>
-      </w:pPr>
-      <w:r>
-        <w:rPr>
-          <w:rStyle w:val="VerbatimChar"/>
-        </w:rPr>
-        <w:t xml:space="preserve">Slope (b)         = 0.0269 °C/year</w:t>
-      </w:r>
-    </w:p>
-    <w:p>
-      <w:pPr>
-        <w:pStyle w:val="SourceCode"/>
-      </w:pPr>
-      <w:r>
-        <w:rPr>
-          <w:rStyle w:val="FunctionTok"/>
-        </w:rPr>
-        <w:t xml:space="preserve">cat</w:t>
-      </w:r>
-      <w:r>
-        <w:rPr>
-          <w:rStyle w:val="NormalTok"/>
-        </w:rPr>
-        <w:t xml:space="preserve">(</w:t>
-      </w:r>
-      <w:r>
-        <w:rPr>
-          <w:rStyle w:val="StringTok"/>
-        </w:rPr>
-        <w:t xml:space="preserve">"Warming rate       ="</w:t>
-      </w:r>
-      <w:r>
-        <w:rPr>
-          <w:rStyle w:val="NormalTok"/>
-        </w:rPr>
-        <w:t xml:space="preserve">, </w:t>
-      </w:r>
-      <w:r>
-        <w:rPr>
-          <w:rStyle w:val="FunctionTok"/>
-        </w:rPr>
-        <w:t xml:space="preserve">round</w:t>
-      </w:r>
-      <w:r>
-        <w:rPr>
-          <w:rStyle w:val="NormalTok"/>
-        </w:rPr>
-        <w:t xml:space="preserve">(yearly_slope </w:t>
-      </w:r>
-      <w:r>
-        <w:rPr>
-          <w:rStyle w:val="SpecialCharTok"/>
-        </w:rPr>
-        <w:t xml:space="preserve">*</w:t>
-      </w:r>
-      <w:r>
-        <w:rPr>
-          <w:rStyle w:val="NormalTok"/>
-        </w:rPr>
-        <w:t xml:space="preserve"> </w:t>
-      </w:r>
-      <w:r>
-        <w:rPr>
-          <w:rStyle w:val="DecValTok"/>
-        </w:rPr>
-        <w:t xml:space="preserve">10</w:t>
-      </w:r>
-      <w:r>
-        <w:rPr>
-          <w:rStyle w:val="NormalTok"/>
-        </w:rPr>
-        <w:t xml:space="preserve">, </w:t>
-      </w:r>
-      <w:r>
-        <w:rPr>
-          <w:rStyle w:val="DecValTok"/>
-        </w:rPr>
-        <w:t xml:space="preserve">3</w:t>
-      </w:r>
-      <w:r>
-        <w:rPr>
-          <w:rStyle w:val="NormalTok"/>
-        </w:rPr>
-        <w:t xml:space="preserve">), </w:t>
-      </w:r>
-      <w:r>
-        <w:rPr>
-          <w:rStyle w:val="StringTok"/>
-        </w:rPr>
-        <w:t xml:space="preserve">"°C per decade</w:t>
-      </w:r>
-      <w:r>
-        <w:rPr>
-          <w:rStyle w:val="SpecialCharTok"/>
-        </w:rPr>
-        <w:t xml:space="preserve">\n</w:t>
-      </w:r>
-      <w:r>
-        <w:rPr>
-          <w:rStyle w:val="StringTok"/>
-        </w:rPr>
-        <w:t xml:space="preserve">"</w:t>
-      </w:r>
-      <w:r>
-        <w:rPr>
-          <w:rStyle w:val="NormalTok"/>
-        </w:rPr>
-        <w:t xml:space="preserve">)</w:t>
-      </w:r>
-    </w:p>
-    <w:p>
-      <w:pPr>
-        <w:pStyle w:val="SourceCode"/>
-      </w:pPr>
-      <w:r>
-        <w:rPr>
-          <w:rStyle w:val="VerbatimChar"/>
-        </w:rPr>
-        <w:t xml:space="preserve">Warming rate       = 0.269 °C per decade</w:t>
-      </w:r>
-    </w:p>
-    <w:p>
-      <w:pPr>
-        <w:pStyle w:val="FirstParagraph"/>
-      </w:pPr>
-      <w:r>
-        <w:rPr>
-          <w:b/>
-          <w:bCs/>
-        </w:rPr>
-        <w:t xml:space="preserve">Why multiply by 10?</w:t>
-      </w:r>
-    </w:p>
-    <w:p>
-      <w:pPr>
-        <w:pStyle w:val="Compact"/>
-        <w:numPr>
-          <w:ilvl w:val="0"/>
-          <w:numId w:val="1015"/>
-        </w:numPr>
-      </w:pPr>
-      <w:r>
-        <w:t xml:space="preserve">The raw slope is in °C</w:t>
-      </w:r>
-      <w:r>
-        <w:t xml:space="preserve"> </w:t>
-      </w:r>
-      <w:r>
-        <w:rPr>
-          <w:b/>
-          <w:bCs/>
-        </w:rPr>
-        <w:t xml:space="preserve">per year</w:t>
-      </w:r>
-      <w:r>
-        <w:t xml:space="preserve"> </w:t>
-      </w:r>
-      <w:r>
-        <w:t xml:space="preserve">— a small, hard-to-feel number</w:t>
-      </w:r>
-    </w:p>
-    <w:p>
-      <w:pPr>
-        <w:pStyle w:val="Compact"/>
-        <w:numPr>
-          <w:ilvl w:val="0"/>
-          <w:numId w:val="1015"/>
-        </w:numPr>
-      </w:pPr>
-      <w:r>
-        <w:t xml:space="preserve">Multiplying by 10 converts to °C</w:t>
-      </w:r>
-      <w:r>
-        <w:t xml:space="preserve"> </w:t>
-      </w:r>
-      <w:r>
-        <w:rPr>
-          <w:b/>
-          <w:bCs/>
-        </w:rPr>
-        <w:t xml:space="preserve">per decade</w:t>
-      </w:r>
-      <w:r>
-        <w:t xml:space="preserve"> </w:t>
-      </w:r>
-      <w:r>
-        <w:t xml:space="preserve">— easier to communicate</w:t>
-      </w:r>
-    </w:p>
-    <w:p>
-      <w:pPr>
-        <w:pStyle w:val="Compact"/>
-        <w:numPr>
-          <w:ilvl w:val="0"/>
-          <w:numId w:val="1015"/>
-        </w:numPr>
-      </w:pPr>
-      <w:r>
-        <w:t xml:space="preserve">This is the same</w:t>
-      </w:r>
-      <w:r>
-        <w:t xml:space="preserve"> </w:t>
-      </w:r>
-      <w:r>
-        <w:rPr>
-          <w:rStyle w:val="VerbatimChar"/>
-        </w:rPr>
-        <w:t xml:space="preserve">coef()</w:t>
-      </w:r>
-      <w:r>
-        <w:t xml:space="preserve"> </w:t>
-      </w:r>
-      <w:r>
-        <w:t xml:space="preserve">extraction skill from Lecture 05</w:t>
-      </w:r>
-    </w:p>
-    <w:p>
-      <w:pPr>
-        <w:pStyle w:val="BlockText"/>
-      </w:pPr>
-      <w:r>
-        <w:rPr>
-          <w:i/>
-          <w:iCs/>
-        </w:rPr>
-        <w:t xml:space="preserve">b</w:t>
-      </w:r>
-      <w:r>
-        <w:t xml:space="preserve"> </w:t>
-      </w:r>
-      <w:r>
-        <w:t xml:space="preserve">= 0.02 °C/year → 0.2 °C/decade — small year to year, but adds up over 78 years</w:t>
-      </w:r>
-    </w:p>
-    <w:bookmarkEnd w:id="45"/>
-    <w:bookmarkStart w:id="46" w:name="X4771fb781d9d1181db45b00f445f06e26337832"/>
-    <w:p>
-      <w:pPr>
-        <w:pStyle w:val="Heading1"/>
-      </w:pPr>
-      <w:r>
-        <w:t xml:space="preserve">Does the Same Pattern Hold at the Monthly Level?</w:t>
-      </w:r>
-    </w:p>
-    <w:p>
-      <w:pPr>
-        <w:pStyle w:val="SourceCode"/>
-      </w:pPr>
-      <w:r>
-        <w:rPr>
-          <w:rStyle w:val="CommentTok"/>
-        </w:rPr>
-        <w:t xml:space="preserve"># Fit the same model on the monthly summary ---------------</w:t>
-      </w:r>
-      <w:r>
-        <w:br/>
-      </w:r>
-      <w:r>
-        <w:rPr>
-          <w:rStyle w:val="NormalTok"/>
-        </w:rPr>
-        <w:t xml:space="preserve">monthly_temp_model </w:t>
-      </w:r>
-      <w:r>
-        <w:rPr>
-          <w:rStyle w:val="OtherTok"/>
-        </w:rPr>
-        <w:t xml:space="preserve">&lt;-</w:t>
-      </w:r>
-      <w:r>
-        <w:rPr>
-          <w:rStyle w:val="NormalTok"/>
-        </w:rPr>
-        <w:t xml:space="preserve"> </w:t>
-      </w:r>
-      <w:r>
-        <w:rPr>
-          <w:rStyle w:val="FunctionTok"/>
-        </w:rPr>
-        <w:t xml:space="preserve">lm</w:t>
-      </w:r>
-      <w:r>
-        <w:rPr>
-          <w:rStyle w:val="NormalTok"/>
-        </w:rPr>
-        <w:t xml:space="preserve">(TEMP </w:t>
-      </w:r>
-      <w:r>
-        <w:rPr>
-          <w:rStyle w:val="SpecialCharTok"/>
-        </w:rPr>
-        <w:t xml:space="preserve">~</w:t>
-      </w:r>
-      <w:r>
-        <w:rPr>
-          <w:rStyle w:val="NormalTok"/>
-        </w:rPr>
-        <w:t xml:space="preserve"> YEARMODA, </w:t>
-      </w:r>
-      <w:r>
-        <w:rPr>
-          <w:rStyle w:val="AttributeTok"/>
-        </w:rPr>
-        <w:t xml:space="preserve">data =</w:t>
-      </w:r>
-      <w:r>
-        <w:rPr>
-          <w:rStyle w:val="NormalTok"/>
-        </w:rPr>
-        <w:t xml:space="preserve"> dlh_month_df)</w:t>
-      </w:r>
-      <w:r>
-        <w:br/>
-      </w:r>
-      <w:r>
-        <w:br/>
-      </w:r>
-      <w:r>
-        <w:rPr>
-          <w:rStyle w:val="FunctionTok"/>
-        </w:rPr>
-        <w:t xml:space="preserve">summary</w:t>
-      </w:r>
-      <w:r>
-        <w:rPr>
-          <w:rStyle w:val="NormalTok"/>
-        </w:rPr>
-        <w:t xml:space="preserve">(monthly_temp_model)</w:t>
-      </w:r>
-    </w:p>
-    <w:p>
-      <w:pPr>
-        <w:pStyle w:val="SourceCode"/>
-      </w:pPr>
-      <w:r>
-        <w:br/>
-      </w:r>
-      <w:r>
-        <w:rPr>
-          <w:rStyle w:val="VerbatimChar"/>
-        </w:rPr>
-        <w:t xml:space="preserve">Call:</w:t>
-      </w:r>
-      <w:r>
-        <w:br/>
-      </w:r>
-      <w:r>
-        <w:rPr>
-          <w:rStyle w:val="VerbatimChar"/>
-        </w:rPr>
-        <w:t xml:space="preserve">lm(formula = TEMP ~ YEARMODA, data = dlh_month_df)</w:t>
-      </w:r>
-      <w:r>
-        <w:br/>
-      </w:r>
-      <w:r>
-        <w:br/>
-      </w:r>
-      <w:r>
-        <w:rPr>
-          <w:rStyle w:val="VerbatimChar"/>
-        </w:rPr>
-        <w:t xml:space="preserve">Residuals:</w:t>
-      </w:r>
-      <w:r>
-        <w:br/>
-      </w:r>
-      <w:r>
-        <w:rPr>
-          <w:rStyle w:val="VerbatimChar"/>
-        </w:rPr>
-        <w:t xml:space="preserve">    Min      1Q  Median      3Q     Max </w:t>
-      </w:r>
-      <w:r>
-        <w:br/>
-      </w:r>
-      <w:r>
-        <w:rPr>
-          <w:rStyle w:val="VerbatimChar"/>
-        </w:rPr>
-        <w:t xml:space="preserve">-23.285  -9.826   1.130  10.303  17.402 </w:t>
-      </w:r>
-      <w:r>
-        <w:br/>
-      </w:r>
-      <w:r>
-        <w:br/>
-      </w:r>
-      <w:r>
-        <w:rPr>
-          <w:rStyle w:val="VerbatimChar"/>
-        </w:rPr>
-        <w:t xml:space="preserve">Coefficients:</w:t>
-      </w:r>
-      <w:r>
-        <w:br/>
-      </w:r>
-      <w:r>
-        <w:rPr>
-          <w:rStyle w:val="VerbatimChar"/>
-        </w:rPr>
-        <w:t xml:space="preserve">             Estimate Std. Error t value Pr(&gt;|t|)    </w:t>
-      </w:r>
-      <w:r>
-        <w:br/>
-      </w:r>
-      <w:r>
-        <w:rPr>
-          <w:rStyle w:val="VerbatimChar"/>
-        </w:rPr>
-        <w:t xml:space="preserve">(Intercept) 3.734e+00  4.954e-01   7.538 1.25e-13 ***</w:t>
-      </w:r>
-      <w:r>
-        <w:br/>
-      </w:r>
-      <w:r>
-        <w:rPr>
-          <w:rStyle w:val="VerbatimChar"/>
-        </w:rPr>
-        <w:t xml:space="preserve">YEARMODA    7.788e-05  4.588e-05   1.698   0.0899 .  </w:t>
-      </w:r>
-      <w:r>
-        <w:br/>
-      </w:r>
-      <w:r>
-        <w:rPr>
-          <w:rStyle w:val="VerbatimChar"/>
-        </w:rPr>
-        <w:t xml:space="preserve">---</w:t>
-      </w:r>
-      <w:r>
-        <w:br/>
-      </w:r>
-      <w:r>
-        <w:rPr>
-          <w:rStyle w:val="VerbatimChar"/>
-        </w:rPr>
-        <w:t xml:space="preserve">Signif. codes:  0 '***' 0.001 '**' 0.01 '*' 0.05 '.' 0.1 ' ' 1</w:t>
-      </w:r>
-      <w:r>
-        <w:br/>
-      </w:r>
-      <w:r>
-        <w:br/>
-      </w:r>
-      <w:r>
-        <w:rPr>
-          <w:rStyle w:val="VerbatimChar"/>
-        </w:rPr>
-        <w:t xml:space="preserve">Residual standard error: 11.04 on 834 degrees of freedom</w:t>
-      </w:r>
-      <w:r>
-        <w:br/>
-      </w:r>
-      <w:r>
-        <w:rPr>
-          <w:rStyle w:val="VerbatimChar"/>
-        </w:rPr>
-        <w:t xml:space="preserve">Multiple R-squared:  0.003444,  Adjusted R-squared:  0.002249 </w:t>
-      </w:r>
-      <w:r>
-        <w:br/>
-      </w:r>
-      <w:r>
-        <w:rPr>
-          <w:rStyle w:val="VerbatimChar"/>
-        </w:rPr>
-        <w:t xml:space="preserve">F-statistic: 2.882 on 1 and 834 DF,  p-value: 0.08995</w:t>
-      </w:r>
-    </w:p>
-    <w:p>
-      <w:pPr>
-        <w:pStyle w:val="FirstParagraph"/>
-      </w:pPr>
-      <w:r>
-        <w:rPr>
-          <w:b/>
-          <w:bCs/>
-        </w:rPr>
-        <w:t xml:space="preserve">Compare to the yearly model:</w:t>
+        <w:t xml:space="preserve">syntax</w:t>
+      </w:r>
+      <w:r>
+        <w:t xml:space="preserve"> </w:t>
+      </w:r>
+      <w:r>
+        <w:t xml:space="preserve">— only now:</w:t>
       </w:r>
     </w:p>
     <w:p>
@@ -6569,7 +7262,31 @@
         </w:numPr>
       </w:pPr>
       <w:r>
-        <w:t xml:space="preserve">Same overall warming direction</w:t>
+        <w:rPr>
+          <w:rStyle w:val="VerbatimChar"/>
+        </w:rPr>
+        <w:t xml:space="preserve">X</w:t>
+      </w:r>
+      <w:r>
+        <w:t xml:space="preserve"> </w:t>
+      </w:r>
+      <w:r>
+        <w:t xml:space="preserve">=</w:t>
+      </w:r>
+      <w:r>
+        <w:t xml:space="preserve"> </w:t>
+      </w:r>
+      <w:r>
+        <w:rPr>
+          <w:rStyle w:val="VerbatimChar"/>
+        </w:rPr>
+        <w:t xml:space="preserve">YEAR</w:t>
+      </w:r>
+      <w:r>
+        <w:t xml:space="preserve"> </w:t>
+      </w:r>
+      <w:r>
+        <w:t xml:space="preserve">(instead of paper mass)</w:t>
       </w:r>
     </w:p>
     <w:p>
@@ -6581,13 +7298,31 @@
         </w:numPr>
       </w:pPr>
       <w:r>
-        <w:t xml:space="preserve">More residual scatter, because each point still carries some seasonal</w:t>
-      </w:r>
-      <w:r>
-        <w:t xml:space="preserve"> </w:t>
-      </w:r>
-      <w:r>
-        <w:t xml:space="preserve">“memory”</w:t>
+        <w:rPr>
+          <w:rStyle w:val="VerbatimChar"/>
+        </w:rPr>
+        <w:t xml:space="preserve">Y</w:t>
+      </w:r>
+      <w:r>
+        <w:t xml:space="preserve"> </w:t>
+      </w:r>
+      <w:r>
+        <w:t xml:space="preserve">=</w:t>
+      </w:r>
+      <w:r>
+        <w:t xml:space="preserve"> </w:t>
+      </w:r>
+      <w:r>
+        <w:rPr>
+          <w:rStyle w:val="VerbatimChar"/>
+        </w:rPr>
+        <w:t xml:space="preserve">TEMP</w:t>
+      </w:r>
+      <w:r>
+        <w:t xml:space="preserve"> </w:t>
+      </w:r>
+      <w:r>
+        <w:t xml:space="preserve">(instead of paper area)</w:t>
       </w:r>
     </w:p>
     <w:p>
@@ -6599,31 +7334,7 @@
         </w:numPr>
       </w:pPr>
       <w:r>
-        <w:t xml:space="preserve">The yearly summary gives the cleanest, most interpretable slope for a</w:t>
-      </w:r>
-      <w:r>
-        <w:t xml:space="preserve"> </w:t>
-      </w:r>
-      <w:r>
-        <w:rPr>
-          <w:i/>
-          <w:iCs/>
-        </w:rPr>
-        <w:t xml:space="preserve">long-term</w:t>
-      </w:r>
-      <w:r>
-        <w:t xml:space="preserve"> </w:t>
-      </w:r>
-      <w:r>
-        <w:t xml:space="preserve">trend question</w:t>
-      </w:r>
-    </w:p>
-    <w:p>
-      <w:pPr>
-        <w:pStyle w:val="FirstParagraph"/>
-      </w:pPr>
-      <w:r>
-        <w:t xml:space="preserve">This is why we chose the</w:t>
+        <w:t xml:space="preserve">The</w:t>
       </w:r>
       <w:r>
         <w:t xml:space="preserve"> </w:t>
@@ -6633,137 +7344,395 @@
           <w:b/>
           <w:bCs/>
         </w:rPr>
-        <w:t xml:space="preserve">yearly</w:t>
-      </w:r>
-      <w:r>
-        <w:t xml:space="preserve"> </w:t>
-      </w:r>
-      <w:r>
-        <w:t xml:space="preserve">summary for our headline result.</w:t>
-      </w:r>
-    </w:p>
-    <w:bookmarkEnd w:id="46"/>
-    <w:bookmarkStart w:id="49" w:name="X05979036bb680f3aad549e65127434c5dd43cb9"/>
-    <w:p>
-      <w:pPr>
-        <w:pStyle w:val="Heading1"/>
-      </w:pPr>
-      <w:r>
-        <w:t xml:space="preserve">A New Question — Is Every Season Warming the Same?</w:t>
-      </w:r>
-    </w:p>
-    <w:p>
-      <w:pPr>
-        <w:pStyle w:val="FirstParagraph"/>
-      </w:pPr>
+        <w:t xml:space="preserve">slope</w:t>
+      </w:r>
+      <w:r>
+        <w:t xml:space="preserve"> </w:t>
+      </w:r>
+      <w:r>
+        <w:t xml:space="preserve">is no longer</w:t>
+      </w:r>
+      <w:r>
+        <w:t xml:space="preserve"> </w:t>
+      </w:r>
+      <w:r>
+        <w:t xml:space="preserve">“cm² per gram”</w:t>
+      </w:r>
+      <w:r>
+        <w:t xml:space="preserve"> </w:t>
+      </w:r>
+      <w:r>
+        <w:t xml:space="preserve">— it’s</w:t>
+      </w:r>
+      <w:r>
+        <w:t xml:space="preserve"> </w:t>
+      </w:r>
       <w:r>
         <w:rPr>
           <w:b/>
           <w:bCs/>
         </w:rPr>
-        <w:t xml:space="preserve">So far we’ve asked:</w:t>
-      </w:r>
-      <w:r>
-        <w:t xml:space="preserve"> </w:t>
-      </w:r>
-      <w:r>
-        <w:t xml:space="preserve">is Duluth warming overall?</w:t>
-      </w:r>
-    </w:p>
-    <w:p>
-      <w:pPr>
-        <w:pStyle w:val="BodyText"/>
+        <w:t xml:space="preserve">°C per year</w:t>
+      </w:r>
+    </w:p>
+    <w:p>
+      <w:pPr>
+        <w:pStyle w:val="FirstParagraph"/>
       </w:pPr>
       <w:r>
         <w:rPr>
           <w:b/>
           <w:bCs/>
         </w:rPr>
-        <w:t xml:space="preserve">New question:</w:t>
-      </w:r>
-      <w:r>
-        <w:t xml:space="preserve"> </w:t>
-      </w:r>
-      <w:r>
-        <w:t xml:space="preserve">is</w:t>
-      </w:r>
-      <w:r>
-        <w:t xml:space="preserve"> </w:t>
-      </w:r>
+        <w:t xml:space="preserve">H₀:</w:t>
+      </w:r>
+      <w:r>
+        <w:t xml:space="preserve"> </w:t>
+      </w:r>
+      <w:r>
+        <w:t xml:space="preserve">β = 0 (no warming trend)</w:t>
+      </w:r>
+    </w:p>
+    <w:p>
+      <w:pPr>
+        <w:pStyle w:val="BodyText"/>
+      </w:pPr>
       <w:r>
         <w:rPr>
           <w:b/>
           <w:bCs/>
         </w:rPr>
-        <w:t xml:space="preserve">winter</w:t>
-      </w:r>
-      <w:r>
-        <w:t xml:space="preserve"> </w:t>
-      </w:r>
-      <w:r>
-        <w:t xml:space="preserve">warming at the same rate as</w:t>
-      </w:r>
-      <w:r>
-        <w:t xml:space="preserve"> </w:t>
-      </w:r>
+        <w:t xml:space="preserve">Hₐ:</w:t>
+      </w:r>
+      <w:r>
+        <w:t xml:space="preserve"> </w:t>
+      </w:r>
+      <w:r>
+        <w:t xml:space="preserve">β ≠ 0 (temperature is changing over time)</w:t>
+      </w:r>
+    </w:p>
+    <w:bookmarkEnd w:id="65"/>
+    <w:bookmarkStart w:id="66" w:name="extracting-and-interpreting-the-slope"/>
+    <w:p>
+      <w:pPr>
+        <w:pStyle w:val="Heading1"/>
+      </w:pPr>
+      <w:r>
+        <w:t xml:space="preserve">Extracting and Interpreting the Slope</w:t>
+      </w:r>
+    </w:p>
+    <w:p>
+      <w:pPr>
+        <w:pStyle w:val="SourceCode"/>
+      </w:pPr>
+      <w:r>
+        <w:rPr>
+          <w:rStyle w:val="CommentTok"/>
+        </w:rPr>
+        <w:t xml:space="preserve"># Pull the slope and convert to °C per decade ------------</w:t>
+      </w:r>
+      <w:r>
+        <w:br/>
+      </w:r>
+      <w:r>
+        <w:rPr>
+          <w:rStyle w:val="NormalTok"/>
+        </w:rPr>
+        <w:t xml:space="preserve">yearly_intercept </w:t>
+      </w:r>
+      <w:r>
+        <w:rPr>
+          <w:rStyle w:val="OtherTok"/>
+        </w:rPr>
+        <w:t xml:space="preserve">&lt;-</w:t>
+      </w:r>
+      <w:r>
+        <w:rPr>
+          <w:rStyle w:val="NormalTok"/>
+        </w:rPr>
+        <w:t xml:space="preserve"> </w:t>
+      </w:r>
+      <w:r>
+        <w:rPr>
+          <w:rStyle w:val="FunctionTok"/>
+        </w:rPr>
+        <w:t xml:space="preserve">coef</w:t>
+      </w:r>
+      <w:r>
+        <w:rPr>
+          <w:rStyle w:val="NormalTok"/>
+        </w:rPr>
+        <w:t xml:space="preserve">(yearly_temp_model)[</w:t>
+      </w:r>
+      <w:r>
+        <w:rPr>
+          <w:rStyle w:val="DecValTok"/>
+        </w:rPr>
+        <w:t xml:space="preserve">1</w:t>
+      </w:r>
+      <w:r>
+        <w:rPr>
+          <w:rStyle w:val="NormalTok"/>
+        </w:rPr>
+        <w:t xml:space="preserve">]</w:t>
+      </w:r>
+      <w:r>
+        <w:br/>
+      </w:r>
+      <w:r>
+        <w:rPr>
+          <w:rStyle w:val="NormalTok"/>
+        </w:rPr>
+        <w:t xml:space="preserve">yearly_slope </w:t>
+      </w:r>
+      <w:r>
+        <w:rPr>
+          <w:rStyle w:val="OtherTok"/>
+        </w:rPr>
+        <w:t xml:space="preserve">&lt;-</w:t>
+      </w:r>
+      <w:r>
+        <w:rPr>
+          <w:rStyle w:val="NormalTok"/>
+        </w:rPr>
+        <w:t xml:space="preserve"> </w:t>
+      </w:r>
+      <w:r>
+        <w:rPr>
+          <w:rStyle w:val="FunctionTok"/>
+        </w:rPr>
+        <w:t xml:space="preserve">coef</w:t>
+      </w:r>
+      <w:r>
+        <w:rPr>
+          <w:rStyle w:val="NormalTok"/>
+        </w:rPr>
+        <w:t xml:space="preserve">(yearly_temp_model)[</w:t>
+      </w:r>
+      <w:r>
+        <w:rPr>
+          <w:rStyle w:val="DecValTok"/>
+        </w:rPr>
+        <w:t xml:space="preserve">2</w:t>
+      </w:r>
+      <w:r>
+        <w:rPr>
+          <w:rStyle w:val="NormalTok"/>
+        </w:rPr>
+        <w:t xml:space="preserve">]</w:t>
+      </w:r>
+      <w:r>
+        <w:br/>
+      </w:r>
+      <w:r>
+        <w:br/>
+      </w:r>
+      <w:r>
+        <w:rPr>
+          <w:rStyle w:val="FunctionTok"/>
+        </w:rPr>
+        <w:t xml:space="preserve">cat</w:t>
+      </w:r>
+      <w:r>
+        <w:rPr>
+          <w:rStyle w:val="NormalTok"/>
+        </w:rPr>
+        <w:t xml:space="preserve">(</w:t>
+      </w:r>
+      <w:r>
+        <w:rPr>
+          <w:rStyle w:val="StringTok"/>
+        </w:rPr>
+        <w:t xml:space="preserve">"Slope (b)         ="</w:t>
+      </w:r>
+      <w:r>
+        <w:rPr>
+          <w:rStyle w:val="NormalTok"/>
+        </w:rPr>
+        <w:t xml:space="preserve">, </w:t>
+      </w:r>
+      <w:r>
+        <w:rPr>
+          <w:rStyle w:val="FunctionTok"/>
+        </w:rPr>
+        <w:t xml:space="preserve">round</w:t>
+      </w:r>
+      <w:r>
+        <w:rPr>
+          <w:rStyle w:val="NormalTok"/>
+        </w:rPr>
+        <w:t xml:space="preserve">(yearly_slope, </w:t>
+      </w:r>
+      <w:r>
+        <w:rPr>
+          <w:rStyle w:val="DecValTok"/>
+        </w:rPr>
+        <w:t xml:space="preserve">4</w:t>
+      </w:r>
+      <w:r>
+        <w:rPr>
+          <w:rStyle w:val="NormalTok"/>
+        </w:rPr>
+        <w:t xml:space="preserve">), </w:t>
+      </w:r>
+      <w:r>
+        <w:rPr>
+          <w:rStyle w:val="StringTok"/>
+        </w:rPr>
+        <w:t xml:space="preserve">"°C/year</w:t>
+      </w:r>
+      <w:r>
+        <w:rPr>
+          <w:rStyle w:val="SpecialCharTok"/>
+        </w:rPr>
+        <w:t xml:space="preserve">\n</w:t>
+      </w:r>
+      <w:r>
+        <w:rPr>
+          <w:rStyle w:val="StringTok"/>
+        </w:rPr>
+        <w:t xml:space="preserve">"</w:t>
+      </w:r>
+      <w:r>
+        <w:rPr>
+          <w:rStyle w:val="NormalTok"/>
+        </w:rPr>
+        <w:t xml:space="preserve">)</w:t>
+      </w:r>
+    </w:p>
+    <w:p>
+      <w:pPr>
+        <w:pStyle w:val="SourceCode"/>
+      </w:pPr>
+      <w:r>
+        <w:rPr>
+          <w:rStyle w:val="VerbatimChar"/>
+        </w:rPr>
+        <w:t xml:space="preserve">Slope (b)         = 0.0269 °C/year</w:t>
+      </w:r>
+    </w:p>
+    <w:p>
+      <w:pPr>
+        <w:pStyle w:val="SourceCode"/>
+      </w:pPr>
+      <w:r>
+        <w:rPr>
+          <w:rStyle w:val="FunctionTok"/>
+        </w:rPr>
+        <w:t xml:space="preserve">cat</w:t>
+      </w:r>
+      <w:r>
+        <w:rPr>
+          <w:rStyle w:val="NormalTok"/>
+        </w:rPr>
+        <w:t xml:space="preserve">(</w:t>
+      </w:r>
+      <w:r>
+        <w:rPr>
+          <w:rStyle w:val="StringTok"/>
+        </w:rPr>
+        <w:t xml:space="preserve">"Warming rate       ="</w:t>
+      </w:r>
+      <w:r>
+        <w:rPr>
+          <w:rStyle w:val="NormalTok"/>
+        </w:rPr>
+        <w:t xml:space="preserve">, </w:t>
+      </w:r>
+      <w:r>
+        <w:rPr>
+          <w:rStyle w:val="FunctionTok"/>
+        </w:rPr>
+        <w:t xml:space="preserve">round</w:t>
+      </w:r>
+      <w:r>
+        <w:rPr>
+          <w:rStyle w:val="NormalTok"/>
+        </w:rPr>
+        <w:t xml:space="preserve">(yearly_slope </w:t>
+      </w:r>
+      <w:r>
+        <w:rPr>
+          <w:rStyle w:val="SpecialCharTok"/>
+        </w:rPr>
+        <w:t xml:space="preserve">*</w:t>
+      </w:r>
+      <w:r>
+        <w:rPr>
+          <w:rStyle w:val="NormalTok"/>
+        </w:rPr>
+        <w:t xml:space="preserve"> </w:t>
+      </w:r>
+      <w:r>
+        <w:rPr>
+          <w:rStyle w:val="DecValTok"/>
+        </w:rPr>
+        <w:t xml:space="preserve">10</w:t>
+      </w:r>
+      <w:r>
+        <w:rPr>
+          <w:rStyle w:val="NormalTok"/>
+        </w:rPr>
+        <w:t xml:space="preserve">, </w:t>
+      </w:r>
+      <w:r>
+        <w:rPr>
+          <w:rStyle w:val="DecValTok"/>
+        </w:rPr>
+        <w:t xml:space="preserve">3</w:t>
+      </w:r>
+      <w:r>
+        <w:rPr>
+          <w:rStyle w:val="NormalTok"/>
+        </w:rPr>
+        <w:t xml:space="preserve">), </w:t>
+      </w:r>
+      <w:r>
+        <w:rPr>
+          <w:rStyle w:val="StringTok"/>
+        </w:rPr>
+        <w:t xml:space="preserve">"°C per decade</w:t>
+      </w:r>
+      <w:r>
+        <w:rPr>
+          <w:rStyle w:val="SpecialCharTok"/>
+        </w:rPr>
+        <w:t xml:space="preserve">\n</w:t>
+      </w:r>
+      <w:r>
+        <w:rPr>
+          <w:rStyle w:val="StringTok"/>
+        </w:rPr>
+        <w:t xml:space="preserve">"</w:t>
+      </w:r>
+      <w:r>
+        <w:rPr>
+          <w:rStyle w:val="NormalTok"/>
+        </w:rPr>
+        <w:t xml:space="preserve">)</w:t>
+      </w:r>
+    </w:p>
+    <w:p>
+      <w:pPr>
+        <w:pStyle w:val="SourceCode"/>
+      </w:pPr>
+      <w:r>
+        <w:rPr>
+          <w:rStyle w:val="VerbatimChar"/>
+        </w:rPr>
+        <w:t xml:space="preserve">Warming rate       = 0.269 °C per decade</w:t>
+      </w:r>
+    </w:p>
+    <w:p>
+      <w:pPr>
+        <w:pStyle w:val="FirstParagraph"/>
+      </w:pPr>
       <w:r>
         <w:rPr>
           <w:b/>
           <w:bCs/>
         </w:rPr>
-        <w:t xml:space="preserve">summer</w:t>
-      </w:r>
-      <w:r>
-        <w:t xml:space="preserve">?</w:t>
-      </w:r>
-    </w:p>
-    <w:p>
-      <w:pPr>
-        <w:pStyle w:val="BodyText"/>
-      </w:pPr>
-      <w:r>
-        <w:t xml:space="preserve">This matters biologically — earlier springs, shorter ice seasons, and changing growing seasons don’t depend on the</w:t>
-      </w:r>
-      <w:r>
-        <w:t xml:space="preserve"> </w:t>
-      </w:r>
-      <w:r>
-        <w:rPr>
-          <w:i/>
-          <w:iCs/>
-        </w:rPr>
-        <w:t xml:space="preserve">annual average</w:t>
-      </w:r>
-      <w:r>
-        <w:t xml:space="preserve">. They depend on which</w:t>
-      </w:r>
-      <w:r>
-        <w:t xml:space="preserve"> </w:t>
-      </w:r>
-      <w:r>
-        <w:rPr>
-          <w:b/>
-          <w:bCs/>
-        </w:rPr>
-        <w:t xml:space="preserve">season</w:t>
-      </w:r>
-      <w:r>
-        <w:t xml:space="preserve"> </w:t>
-      </w:r>
-      <w:r>
-        <w:t xml:space="preserve">is changing fastest.</w:t>
-      </w:r>
-    </w:p>
-    <w:p>
-      <w:pPr>
-        <w:pStyle w:val="BodyText"/>
-      </w:pPr>
-      <w:r>
-        <w:rPr>
-          <w:b/>
-          <w:bCs/>
-        </w:rPr>
-        <w:t xml:space="preserve">Plan:</w:t>
+        <w:t xml:space="preserve">Why multiply by 10?</w:t>
       </w:r>
     </w:p>
     <w:p>
@@ -6775,16 +7744,23 @@
         </w:numPr>
       </w:pPr>
       <w:r>
-        <w:t xml:space="preserve">Label every day as summer or winter using</w:t>
-      </w:r>
-      <w:r>
-        <w:t xml:space="preserve"> </w:t>
-      </w:r>
-      <w:r>
-        <w:rPr>
-          <w:rStyle w:val="VerbatimChar"/>
-        </w:rPr>
-        <w:t xml:space="preserve">case_when()</w:t>
+        <w:t xml:space="preserve">The raw slope is in °C</w:t>
+      </w:r>
+      <w:r>
+        <w:t xml:space="preserve"> </w:t>
+      </w:r>
+      <w:r>
+        <w:rPr>
+          <w:b/>
+          <w:bCs/>
+        </w:rPr>
+        <w:t xml:space="preserve">per year</w:t>
+      </w:r>
+      <w:r>
+        <w:t xml:space="preserve"> </w:t>
+      </w:r>
+      <w:r>
+        <w:t xml:space="preserve">— a small, hard-to-feel number</w:t>
       </w:r>
     </w:p>
     <w:p>
@@ -6796,7 +7772,7 @@
         </w:numPr>
       </w:pPr>
       <w:r>
-        <w:t xml:space="preserve">Summarize mean temperature by year</w:t>
+        <w:t xml:space="preserve">Multiplying by 10 converts to °C</w:t>
       </w:r>
       <w:r>
         <w:t xml:space="preserve"> </w:t>
@@ -6806,7 +7782,13 @@
           <w:b/>
           <w:bCs/>
         </w:rPr>
-        <w:t xml:space="preserve">within each season</w:t>
+        <w:t xml:space="preserve">per decade</w:t>
+      </w:r>
+      <w:r>
+        <w:t xml:space="preserve"> </w:t>
+      </w:r>
+      <w:r>
+        <w:t xml:space="preserve">— easier to communicate</w:t>
       </w:r>
     </w:p>
     <w:p>
@@ -6818,32 +7800,288 @@
         </w:numPr>
       </w:pPr>
       <w:r>
-        <w:t xml:space="preserve">Fit a</w:t>
-      </w:r>
-      <w:r>
-        <w:t xml:space="preserve"> </w:t>
-      </w:r>
+        <w:t xml:space="preserve">This is the same</w:t>
+      </w:r>
+      <w:r>
+        <w:t xml:space="preserve"> </w:t>
+      </w:r>
+      <w:r>
+        <w:rPr>
+          <w:rStyle w:val="VerbatimChar"/>
+        </w:rPr>
+        <w:t xml:space="preserve">coef()</w:t>
+      </w:r>
+      <w:r>
+        <w:t xml:space="preserve"> </w:t>
+      </w:r>
+      <w:r>
+        <w:t xml:space="preserve">extraction skill from Lecture 05</w:t>
+      </w:r>
+    </w:p>
+    <w:p>
+      <w:pPr>
+        <w:pStyle w:val="BlockText"/>
+      </w:pPr>
       <w:r>
         <w:rPr>
           <w:i/>
           <w:iCs/>
         </w:rPr>
-        <w:t xml:space="preserve">separate</w:t>
-      </w:r>
-      <w:r>
-        <w:t xml:space="preserve"> </w:t>
-      </w:r>
-      <w:r>
-        <w:rPr>
-          <w:rStyle w:val="VerbatimChar"/>
-        </w:rPr>
-        <w:t xml:space="preserve">lm()</w:t>
-      </w:r>
-      <w:r>
-        <w:t xml:space="preserve"> </w:t>
-      </w:r>
-      <w:r>
-        <w:t xml:space="preserve">for each season</w:t>
+        <w:t xml:space="preserve">b</w:t>
+      </w:r>
+      <w:r>
+        <w:t xml:space="preserve"> </w:t>
+      </w:r>
+      <w:r>
+        <w:t xml:space="preserve">= 0.02 °C/year → 0.2 °C/decade — small year to year, but adds up over 78 years</w:t>
+      </w:r>
+    </w:p>
+    <w:bookmarkEnd w:id="66"/>
+    <w:bookmarkStart w:id="67" w:name="X4771fb781d9d1181db45b00f445f06e26337832"/>
+    <w:p>
+      <w:pPr>
+        <w:pStyle w:val="Heading1"/>
+      </w:pPr>
+      <w:r>
+        <w:t xml:space="preserve">Does the Same Pattern Hold at the Monthly Level?</w:t>
+      </w:r>
+    </w:p>
+    <w:p>
+      <w:pPr>
+        <w:pStyle w:val="SourceCode"/>
+      </w:pPr>
+      <w:r>
+        <w:rPr>
+          <w:rStyle w:val="CommentTok"/>
+        </w:rPr>
+        <w:t xml:space="preserve"># Fit the same model on the monthly summary ---------------</w:t>
+      </w:r>
+      <w:r>
+        <w:br/>
+      </w:r>
+      <w:r>
+        <w:rPr>
+          <w:rStyle w:val="NormalTok"/>
+        </w:rPr>
+        <w:t xml:space="preserve">monthly_temp_model </w:t>
+      </w:r>
+      <w:r>
+        <w:rPr>
+          <w:rStyle w:val="OtherTok"/>
+        </w:rPr>
+        <w:t xml:space="preserve">&lt;-</w:t>
+      </w:r>
+      <w:r>
+        <w:rPr>
+          <w:rStyle w:val="NormalTok"/>
+        </w:rPr>
+        <w:t xml:space="preserve"> </w:t>
+      </w:r>
+      <w:r>
+        <w:rPr>
+          <w:rStyle w:val="FunctionTok"/>
+        </w:rPr>
+        <w:t xml:space="preserve">lm</w:t>
+      </w:r>
+      <w:r>
+        <w:rPr>
+          <w:rStyle w:val="NormalTok"/>
+        </w:rPr>
+        <w:t xml:space="preserve">(TEMP </w:t>
+      </w:r>
+      <w:r>
+        <w:rPr>
+          <w:rStyle w:val="SpecialCharTok"/>
+        </w:rPr>
+        <w:t xml:space="preserve">~</w:t>
+      </w:r>
+      <w:r>
+        <w:rPr>
+          <w:rStyle w:val="NormalTok"/>
+        </w:rPr>
+        <w:t xml:space="preserve"> YEARMODA, </w:t>
+      </w:r>
+      <w:r>
+        <w:rPr>
+          <w:rStyle w:val="AttributeTok"/>
+        </w:rPr>
+        <w:t xml:space="preserve">data =</w:t>
+      </w:r>
+      <w:r>
+        <w:rPr>
+          <w:rStyle w:val="NormalTok"/>
+        </w:rPr>
+        <w:t xml:space="preserve"> dlh_month_df)</w:t>
+      </w:r>
+      <w:r>
+        <w:br/>
+      </w:r>
+      <w:r>
+        <w:br/>
+      </w:r>
+      <w:r>
+        <w:rPr>
+          <w:rStyle w:val="FunctionTok"/>
+        </w:rPr>
+        <w:t xml:space="preserve">summary</w:t>
+      </w:r>
+      <w:r>
+        <w:rPr>
+          <w:rStyle w:val="NormalTok"/>
+        </w:rPr>
+        <w:t xml:space="preserve">(monthly_temp_model)</w:t>
+      </w:r>
+    </w:p>
+    <w:p>
+      <w:pPr>
+        <w:pStyle w:val="SourceCode"/>
+      </w:pPr>
+      <w:r>
+        <w:br/>
+      </w:r>
+      <w:r>
+        <w:rPr>
+          <w:rStyle w:val="VerbatimChar"/>
+        </w:rPr>
+        <w:t xml:space="preserve">Call:</w:t>
+      </w:r>
+      <w:r>
+        <w:br/>
+      </w:r>
+      <w:r>
+        <w:rPr>
+          <w:rStyle w:val="VerbatimChar"/>
+        </w:rPr>
+        <w:t xml:space="preserve">lm(formula = TEMP ~ YEARMODA, data = dlh_month_df)</w:t>
+      </w:r>
+      <w:r>
+        <w:br/>
+      </w:r>
+      <w:r>
+        <w:br/>
+      </w:r>
+      <w:r>
+        <w:rPr>
+          <w:rStyle w:val="VerbatimChar"/>
+        </w:rPr>
+        <w:t xml:space="preserve">Residuals:</w:t>
+      </w:r>
+      <w:r>
+        <w:br/>
+      </w:r>
+      <w:r>
+        <w:rPr>
+          <w:rStyle w:val="VerbatimChar"/>
+        </w:rPr>
+        <w:t xml:space="preserve">    Min      1Q  Median      3Q     Max </w:t>
+      </w:r>
+      <w:r>
+        <w:br/>
+      </w:r>
+      <w:r>
+        <w:rPr>
+          <w:rStyle w:val="VerbatimChar"/>
+        </w:rPr>
+        <w:t xml:space="preserve">-23.285  -9.826   1.130  10.303  17.402 </w:t>
+      </w:r>
+      <w:r>
+        <w:br/>
+      </w:r>
+      <w:r>
+        <w:br/>
+      </w:r>
+      <w:r>
+        <w:rPr>
+          <w:rStyle w:val="VerbatimChar"/>
+        </w:rPr>
+        <w:t xml:space="preserve">Coefficients:</w:t>
+      </w:r>
+      <w:r>
+        <w:br/>
+      </w:r>
+      <w:r>
+        <w:rPr>
+          <w:rStyle w:val="VerbatimChar"/>
+        </w:rPr>
+        <w:t xml:space="preserve">             Estimate Std. Error t value Pr(&gt;|t|)    </w:t>
+      </w:r>
+      <w:r>
+        <w:br/>
+      </w:r>
+      <w:r>
+        <w:rPr>
+          <w:rStyle w:val="VerbatimChar"/>
+        </w:rPr>
+        <w:t xml:space="preserve">(Intercept) 3.734e+00  4.954e-01   7.538 1.25e-13 ***</w:t>
+      </w:r>
+      <w:r>
+        <w:br/>
+      </w:r>
+      <w:r>
+        <w:rPr>
+          <w:rStyle w:val="VerbatimChar"/>
+        </w:rPr>
+        <w:t xml:space="preserve">YEARMODA    7.788e-05  4.588e-05   1.698   0.0899 .  </w:t>
+      </w:r>
+      <w:r>
+        <w:br/>
+      </w:r>
+      <w:r>
+        <w:rPr>
+          <w:rStyle w:val="VerbatimChar"/>
+        </w:rPr>
+        <w:t xml:space="preserve">---</w:t>
+      </w:r>
+      <w:r>
+        <w:br/>
+      </w:r>
+      <w:r>
+        <w:rPr>
+          <w:rStyle w:val="VerbatimChar"/>
+        </w:rPr>
+        <w:t xml:space="preserve">Signif. codes:  0 '***' 0.001 '**' 0.01 '*' 0.05 '.' 0.1 ' ' 1</w:t>
+      </w:r>
+      <w:r>
+        <w:br/>
+      </w:r>
+      <w:r>
+        <w:br/>
+      </w:r>
+      <w:r>
+        <w:rPr>
+          <w:rStyle w:val="VerbatimChar"/>
+        </w:rPr>
+        <w:t xml:space="preserve">Residual standard error: 11.04 on 834 degrees of freedom</w:t>
+      </w:r>
+      <w:r>
+        <w:br/>
+      </w:r>
+      <w:r>
+        <w:rPr>
+          <w:rStyle w:val="VerbatimChar"/>
+        </w:rPr>
+        <w:t xml:space="preserve">Multiple R-squared:  0.003444,  Adjusted R-squared:  0.002249 </w:t>
+      </w:r>
+      <w:r>
+        <w:br/>
+      </w:r>
+      <w:r>
+        <w:rPr>
+          <w:rStyle w:val="VerbatimChar"/>
+        </w:rPr>
+        <w:t xml:space="preserve">F-statistic: 2.882 on 1 and 834 DF,  p-value: 0.08995</w:t>
+      </w:r>
+    </w:p>
+    <w:p>
+      <w:pPr>
+        <w:pStyle w:val="FirstParagraph"/>
+      </w:pPr>
+      <w:r>
+        <w:rPr>
+          <w:b/>
+          <w:bCs/>
+        </w:rPr>
+        <w:t xml:space="preserve">Compare to the yearly model:</w:t>
       </w:r>
     </w:p>
     <w:p>
@@ -6851,7 +8089,519 @@
         <w:pStyle w:val="Compact"/>
         <w:numPr>
           <w:ilvl w:val="0"/>
-          <w:numId w:val="1017"/>
+          <w:numId w:val="1018"/>
+        </w:numPr>
+      </w:pPr>
+      <w:r>
+        <w:t xml:space="preserve">Same overall warming direction</w:t>
+      </w:r>
+    </w:p>
+    <w:p>
+      <w:pPr>
+        <w:pStyle w:val="Compact"/>
+        <w:numPr>
+          <w:ilvl w:val="0"/>
+          <w:numId w:val="1018"/>
+        </w:numPr>
+      </w:pPr>
+      <w:r>
+        <w:t xml:space="preserve">More residual scatter, because each point still carries some seasonal</w:t>
+      </w:r>
+      <w:r>
+        <w:t xml:space="preserve"> </w:t>
+      </w:r>
+      <w:r>
+        <w:t xml:space="preserve">“memory”</w:t>
+      </w:r>
+    </w:p>
+    <w:p>
+      <w:pPr>
+        <w:pStyle w:val="Compact"/>
+        <w:numPr>
+          <w:ilvl w:val="0"/>
+          <w:numId w:val="1018"/>
+        </w:numPr>
+      </w:pPr>
+      <w:r>
+        <w:t xml:space="preserve">The yearly summary gives the cleanest, most interpretable slope for a</w:t>
+      </w:r>
+      <w:r>
+        <w:t xml:space="preserve"> </w:t>
+      </w:r>
+      <w:r>
+        <w:rPr>
+          <w:i/>
+          <w:iCs/>
+        </w:rPr>
+        <w:t xml:space="preserve">long-term</w:t>
+      </w:r>
+      <w:r>
+        <w:t xml:space="preserve"> </w:t>
+      </w:r>
+      <w:r>
+        <w:t xml:space="preserve">trend question</w:t>
+      </w:r>
+    </w:p>
+    <w:p>
+      <w:pPr>
+        <w:pStyle w:val="FirstParagraph"/>
+      </w:pPr>
+      <w:r>
+        <w:t xml:space="preserve">This is why we chose the</w:t>
+      </w:r>
+      <w:r>
+        <w:t xml:space="preserve"> </w:t>
+      </w:r>
+      <w:r>
+        <w:rPr>
+          <w:b/>
+          <w:bCs/>
+        </w:rPr>
+        <w:t xml:space="preserve">yearly</w:t>
+      </w:r>
+      <w:r>
+        <w:t xml:space="preserve"> </w:t>
+      </w:r>
+      <w:r>
+        <w:t xml:space="preserve">summary for our headline result.</w:t>
+      </w:r>
+    </w:p>
+    <w:bookmarkEnd w:id="67"/>
+    <w:bookmarkStart w:id="68" w:name="pause-do-activity-part-6-now"/>
+    <w:p>
+      <w:pPr>
+        <w:pStyle w:val="Heading1"/>
+      </w:pPr>
+      <w:r>
+        <w:t xml:space="preserve">🛑 Pause — Do Activity Part 6 Now</w:t>
+      </w:r>
+    </w:p>
+    <w:p>
+      <w:pPr>
+        <w:pStyle w:val="FirstParagraph"/>
+      </w:pPr>
+      <w:r>
+        <w:t xml:space="preserve">Fit</w:t>
+      </w:r>
+      <w:r>
+        <w:t xml:space="preserve"> </w:t>
+      </w:r>
+      <w:r>
+        <w:rPr>
+          <w:rStyle w:val="VerbatimChar"/>
+        </w:rPr>
+        <w:t xml:space="preserve">lm(TEMP ~ YEAR)</w:t>
+      </w:r>
+      <w:r>
+        <w:t xml:space="preserve"> </w:t>
+      </w:r>
+      <w:r>
+        <w:t xml:space="preserve">on the yearly means, pull the slope, and convert it to °C per decade. Predict the sign and rough size before you run</w:t>
+      </w:r>
+      <w:r>
+        <w:t xml:space="preserve"> </w:t>
+      </w:r>
+      <w:r>
+        <w:rPr>
+          <w:rStyle w:val="VerbatimChar"/>
+        </w:rPr>
+        <w:t xml:space="preserve">summary()</w:t>
+      </w:r>
+      <w:r>
+        <w:t xml:space="preserve">.</w:t>
+      </w:r>
+    </w:p>
+    <w:bookmarkEnd w:id="68"/>
+    <w:bookmarkStart w:id="71" w:name="X603acdf3d11b37d202b19c511f44f0bcb89a5c7"/>
+    <w:p>
+      <w:pPr>
+        <w:pStyle w:val="Heading1"/>
+      </w:pPr>
+      <w:r>
+        <w:t xml:space="preserve">🧩 Chunk 4 of 4 · Seasons — Is Winter Warming Faster?</w:t>
+      </w:r>
+    </w:p>
+    <w:p>
+      <w:pPr>
+        <w:pStyle w:val="FirstParagraph"/>
+      </w:pPr>
+      <w:r>
+        <w:rPr>
+          <w:b/>
+          <w:bCs/>
+        </w:rPr>
+        <w:t xml:space="preserve">We will cover:</w:t>
+      </w:r>
+      <w:r>
+        <w:t xml:space="preserve"> </w:t>
+      </w:r>
+      <w:r>
+        <w:t xml:space="preserve">building a season with</w:t>
+      </w:r>
+      <w:r>
+        <w:t xml:space="preserve"> </w:t>
+      </w:r>
+      <w:r>
+        <w:rPr>
+          <w:rStyle w:val="VerbatimChar"/>
+        </w:rPr>
+        <w:t xml:space="preserve">case_when()</w:t>
+      </w:r>
+      <w:r>
+        <w:t xml:space="preserve">, summarizing by year within season, plotting both, and fitting a separate</w:t>
+      </w:r>
+      <w:r>
+        <w:t xml:space="preserve"> </w:t>
+      </w:r>
+      <w:r>
+        <w:rPr>
+          <w:rStyle w:val="VerbatimChar"/>
+        </w:rPr>
+        <w:t xml:space="preserve">lm()</w:t>
+      </w:r>
+      <w:r>
+        <w:t xml:space="preserve"> </w:t>
+      </w:r>
+      <w:r>
+        <w:t xml:space="preserve">per season to compare rates.</w:t>
+      </w:r>
+    </w:p>
+    <w:tbl>
+      <w:tblPr>
+        <w:tblStyle w:val="Table"/>
+        <w:tblLook w:firstRow="0" w:lastRow="0" w:firstColumn="0" w:lastColumn="0" w:noHBand="0" w:noVBand="0" w:val="0000"/>
+        <w:tblBorders>
+          <w:top w:val="single" w:sz="4" w:space="0" w:color="00A047"/>
+          <w:left w:val="single" w:sz="24" w:space="0" w:color="00A047"/>
+          <w:bottom w:val="single" w:sz="4" w:space="0" w:color="00A047"/>
+          <w:right w:val="single" w:sz="4" w:space="0" w:color="00A047"/>
+        </w:tblBorders>
+        <w:tblCellMar>
+          <w:left w:w="144" w:type="dxa"/>
+          <w:right w:w="144" w:type="dxa"/>
+        </w:tblCellMar>
+        <w:tblLook w:firstRow="0" w:lastRow="0" w:firstColumn="0" w:lastColumn="0" w:noHBand="0" w:noVBand="0" w:val="0000"/>
+      </w:tblPr>
+      <w:tr>
+        <w:trPr>
+          <w:cantSplit/>
+        </w:trPr>
+        <w:tc>
+          <w:tcPr>
+            <w:shd w:color="auto" w:fill="ccf1e3" w:val="clear"/>
+            <w:tcMar>
+              <w:top w:w="92" w:type="dxa"/>
+              <w:bottom w:w="92" w:type="dxa"/>
+            </w:tcMar>
+          </w:tcPr>
+          <w:p>
+            <w:pPr>
+              <w:pStyle w:val="BodyText"/>
+            </w:pPr>
+            <w:pPr>
+              <w:spacing w:before="0" w:after="0"/>
+              <w:textAlignment w:val="center"/>
+            </w:pPr>
+            <w:r>
+              <w:drawing>
+                <wp:inline>
+                  <wp:extent cx="152400" cy="152400"/>
+                  <wp:effectExtent b="0" l="0" r="0" t="0"/>
+                  <wp:docPr descr="" title="" id="69" name="Picture"/>
+                  <a:graphic>
+                    <a:graphicData uri="http://schemas.openxmlformats.org/drawingml/2006/picture">
+                      <pic:pic>
+                        <pic:nvPicPr>
+                          <pic:cNvPr descr="/Applications/Positron.app/Contents/Resources/app/quarto/share/formats/docx/tip.png" id="70" name="Picture"/>
+                          <pic:cNvPicPr>
+                            <a:picLocks noChangeArrowheads="1" noChangeAspect="1"/>
+                          </pic:cNvPicPr>
+                        </pic:nvPicPr>
+                        <pic:blipFill>
+                          <a:blip r:embed="rId13"/>
+                          <a:stretch>
+                            <a:fillRect/>
+                          </a:stretch>
+                        </pic:blipFill>
+                        <pic:spPr bwMode="auto">
+                          <a:xfrm>
+                            <a:off x="0" y="0"/>
+                            <a:ext cx="152400" cy="152400"/>
+                          </a:xfrm>
+                          <a:prstGeom prst="rect">
+                            <a:avLst/>
+                          </a:prstGeom>
+                          <a:noFill/>
+                          <a:ln w="9525">
+                            <a:noFill/>
+                            <a:headEnd/>
+                            <a:tailEnd/>
+                          </a:ln>
+                        </pic:spPr>
+                      </pic:pic>
+                    </a:graphicData>
+                  </a:graphic>
+                </wp:inline>
+              </w:drawing>
+            </w:r>
+            <w:r>
+              <w:t xml:space="preserve"> </w:t>
+            </w:r>
+            <w:r>
+              <w:t xml:space="preserve"> </w:t>
+            </w:r>
+            <w:r>
+              <w:t xml:space="preserve">Tip</w:t>
+            </w:r>
+          </w:p>
+        </w:tc>
+      </w:tr>
+      <w:tr>
+        <w:trPr>
+          <w:cantSplit/>
+        </w:trPr>
+        <w:tc>
+          <w:tcPr>
+            <w:tcMar>
+              <w:top w:w="108" w:type="dxa"/>
+              <w:bottom w:w="108" w:type="dxa"/>
+            </w:tcMar>
+          </w:tcPr>
+          <w:p>
+            <w:pPr>
+              <w:pStyle w:val="BodyText"/>
+            </w:pPr>
+            <w:pPr>
+              <w:spacing w:before="16" w:after="16"/>
+            </w:pPr>
+            <w:r>
+              <w:rPr>
+                <w:b/>
+                <w:bCs/>
+              </w:rPr>
+              <w:t xml:space="preserve">🖐 After this chunk: Activity Parts 7–11</w:t>
+            </w:r>
+            <w:r>
+              <w:t xml:space="preserve"> </w:t>
+            </w:r>
+            <w:r>
+              <w:t xml:space="preserve">(season variable, per-season models, and the results paragraph).</w:t>
+            </w:r>
+          </w:p>
+          <w:p/>
+        </w:tc>
+      </w:tr>
+    </w:tbl>
+    <w:bookmarkEnd w:id="71"/>
+    <w:bookmarkStart w:id="74" w:name="X05979036bb680f3aad549e65127434c5dd43cb9"/>
+    <w:p>
+      <w:pPr>
+        <w:pStyle w:val="Heading1"/>
+      </w:pPr>
+      <w:r>
+        <w:t xml:space="preserve">A New Question — Is Every Season Warming the Same?</w:t>
+      </w:r>
+    </w:p>
+    <w:p>
+      <w:pPr>
+        <w:pStyle w:val="FirstParagraph"/>
+      </w:pPr>
+      <w:r>
+        <w:rPr>
+          <w:b/>
+          <w:bCs/>
+        </w:rPr>
+        <w:t xml:space="preserve">So far we’ve asked:</w:t>
+      </w:r>
+      <w:r>
+        <w:t xml:space="preserve"> </w:t>
+      </w:r>
+      <w:r>
+        <w:t xml:space="preserve">is Duluth warming overall?</w:t>
+      </w:r>
+    </w:p>
+    <w:p>
+      <w:pPr>
+        <w:pStyle w:val="BodyText"/>
+      </w:pPr>
+      <w:r>
+        <w:rPr>
+          <w:b/>
+          <w:bCs/>
+        </w:rPr>
+        <w:t xml:space="preserve">New question:</w:t>
+      </w:r>
+      <w:r>
+        <w:t xml:space="preserve"> </w:t>
+      </w:r>
+      <w:r>
+        <w:t xml:space="preserve">is</w:t>
+      </w:r>
+      <w:r>
+        <w:t xml:space="preserve"> </w:t>
+      </w:r>
+      <w:r>
+        <w:rPr>
+          <w:b/>
+          <w:bCs/>
+        </w:rPr>
+        <w:t xml:space="preserve">winter</w:t>
+      </w:r>
+      <w:r>
+        <w:t xml:space="preserve"> </w:t>
+      </w:r>
+      <w:r>
+        <w:t xml:space="preserve">warming at the same rate as</w:t>
+      </w:r>
+      <w:r>
+        <w:t xml:space="preserve"> </w:t>
+      </w:r>
+      <w:r>
+        <w:rPr>
+          <w:b/>
+          <w:bCs/>
+        </w:rPr>
+        <w:t xml:space="preserve">summer</w:t>
+      </w:r>
+      <w:r>
+        <w:t xml:space="preserve">?</w:t>
+      </w:r>
+    </w:p>
+    <w:p>
+      <w:pPr>
+        <w:pStyle w:val="BodyText"/>
+      </w:pPr>
+      <w:r>
+        <w:t xml:space="preserve">This matters biologically — earlier springs, shorter ice seasons, and changing growing seasons don’t depend on the</w:t>
+      </w:r>
+      <w:r>
+        <w:t xml:space="preserve"> </w:t>
+      </w:r>
+      <w:r>
+        <w:rPr>
+          <w:i/>
+          <w:iCs/>
+        </w:rPr>
+        <w:t xml:space="preserve">annual average</w:t>
+      </w:r>
+      <w:r>
+        <w:t xml:space="preserve">. They depend on which</w:t>
+      </w:r>
+      <w:r>
+        <w:t xml:space="preserve"> </w:t>
+      </w:r>
+      <w:r>
+        <w:rPr>
+          <w:b/>
+          <w:bCs/>
+        </w:rPr>
+        <w:t xml:space="preserve">season</w:t>
+      </w:r>
+      <w:r>
+        <w:t xml:space="preserve"> </w:t>
+      </w:r>
+      <w:r>
+        <w:t xml:space="preserve">is changing fastest.</w:t>
+      </w:r>
+    </w:p>
+    <w:p>
+      <w:pPr>
+        <w:pStyle w:val="BodyText"/>
+      </w:pPr>
+      <w:r>
+        <w:rPr>
+          <w:b/>
+          <w:bCs/>
+        </w:rPr>
+        <w:t xml:space="preserve">Plan:</w:t>
+      </w:r>
+    </w:p>
+    <w:p>
+      <w:pPr>
+        <w:pStyle w:val="Compact"/>
+        <w:numPr>
+          <w:ilvl w:val="0"/>
+          <w:numId w:val="1019"/>
+        </w:numPr>
+      </w:pPr>
+      <w:r>
+        <w:t xml:space="preserve">Label every day as summer or winter using</w:t>
+      </w:r>
+      <w:r>
+        <w:t xml:space="preserve"> </w:t>
+      </w:r>
+      <w:r>
+        <w:rPr>
+          <w:rStyle w:val="VerbatimChar"/>
+        </w:rPr>
+        <w:t xml:space="preserve">case_when()</w:t>
+      </w:r>
+    </w:p>
+    <w:p>
+      <w:pPr>
+        <w:pStyle w:val="Compact"/>
+        <w:numPr>
+          <w:ilvl w:val="0"/>
+          <w:numId w:val="1019"/>
+        </w:numPr>
+      </w:pPr>
+      <w:r>
+        <w:t xml:space="preserve">Summarize mean temperature by year</w:t>
+      </w:r>
+      <w:r>
+        <w:t xml:space="preserve"> </w:t>
+      </w:r>
+      <w:r>
+        <w:rPr>
+          <w:b/>
+          <w:bCs/>
+        </w:rPr>
+        <w:t xml:space="preserve">within each season</w:t>
+      </w:r>
+    </w:p>
+    <w:p>
+      <w:pPr>
+        <w:pStyle w:val="Compact"/>
+        <w:numPr>
+          <w:ilvl w:val="0"/>
+          <w:numId w:val="1019"/>
+        </w:numPr>
+      </w:pPr>
+      <w:r>
+        <w:t xml:space="preserve">Fit a</w:t>
+      </w:r>
+      <w:r>
+        <w:t xml:space="preserve"> </w:t>
+      </w:r>
+      <w:r>
+        <w:rPr>
+          <w:i/>
+          <w:iCs/>
+        </w:rPr>
+        <w:t xml:space="preserve">separate</w:t>
+      </w:r>
+      <w:r>
+        <w:t xml:space="preserve"> </w:t>
+      </w:r>
+      <w:r>
+        <w:rPr>
+          <w:rStyle w:val="VerbatimChar"/>
+        </w:rPr>
+        <w:t xml:space="preserve">lm()</w:t>
+      </w:r>
+      <w:r>
+        <w:t xml:space="preserve"> </w:t>
+      </w:r>
+      <w:r>
+        <w:t xml:space="preserve">for each season</w:t>
+      </w:r>
+    </w:p>
+    <w:p>
+      <w:pPr>
+        <w:pStyle w:val="Compact"/>
+        <w:numPr>
+          <w:ilvl w:val="0"/>
+          <w:numId w:val="1019"/>
         </w:numPr>
       </w:pPr>
       <w:r>
@@ -6899,12 +8649,12 @@
                 <wp:inline>
                   <wp:extent cx="152400" cy="152400"/>
                   <wp:effectExtent b="0" l="0" r="0" t="0"/>
-                  <wp:docPr descr="" title="" id="47" name="Picture"/>
+                  <wp:docPr descr="" title="" id="72" name="Picture"/>
                   <a:graphic>
                     <a:graphicData uri="http://schemas.openxmlformats.org/drawingml/2006/picture">
                       <pic:pic>
                         <pic:nvPicPr>
-                          <pic:cNvPr descr="/Applications/Positron.app/Contents/Resources/app/quarto/share/formats/docx/tip.png" id="48" name="Picture"/>
+                          <pic:cNvPr descr="/Applications/Positron.app/Contents/Resources/app/quarto/share/formats/docx/tip.png" id="73" name="Picture"/>
                           <pic:cNvPicPr>
                             <a:picLocks noChangeArrowheads="1" noChangeAspect="1"/>
                           </pic:cNvPicPr>
@@ -6989,8 +8739,8 @@
         </w:tc>
       </w:tr>
     </w:tbl>
-    <w:bookmarkEnd w:id="49"/>
-    <w:bookmarkStart w:id="50" w:name="Xc7f1d8503e9a1c266e8489a42d64fb85a5cc7d4"/>
+    <w:bookmarkEnd w:id="74"/>
+    <w:bookmarkStart w:id="77" w:name="Xc7f1d8503e9a1c266e8489a42d64fb85a5cc7d4"/>
     <w:p>
       <w:pPr>
         <w:pStyle w:val="Heading1"/>
@@ -7008,6 +8758,172 @@
         <w:t xml:space="preserve">case_when()</w:t>
       </w:r>
     </w:p>
+    <w:tbl>
+      <w:tblPr>
+        <w:tblStyle w:val="Table"/>
+        <w:tblLook w:firstRow="0" w:lastRow="0" w:firstColumn="0" w:lastColumn="0" w:noHBand="0" w:noVBand="0" w:val="0000"/>
+        <w:tblBorders>
+          <w:top w:val="single" w:sz="4" w:space="0" w:color="0758E5"/>
+          <w:left w:val="single" w:sz="24" w:space="0" w:color="0758E5"/>
+          <w:bottom w:val="single" w:sz="4" w:space="0" w:color="0758E5"/>
+          <w:right w:val="single" w:sz="4" w:space="0" w:color="0758E5"/>
+        </w:tblBorders>
+        <w:tblCellMar>
+          <w:left w:w="144" w:type="dxa"/>
+          <w:right w:w="144" w:type="dxa"/>
+        </w:tblCellMar>
+        <w:tblLook w:firstRow="0" w:lastRow="0" w:firstColumn="0" w:lastColumn="0" w:noHBand="0" w:noVBand="0" w:val="0000"/>
+      </w:tblPr>
+      <w:tr>
+        <w:trPr>
+          <w:cantSplit/>
+        </w:trPr>
+        <w:tc>
+          <w:tcPr>
+            <w:shd w:color="auto" w:fill="dae6fb" w:val="clear"/>
+            <w:tcMar>
+              <w:top w:w="92" w:type="dxa"/>
+              <w:bottom w:w="92" w:type="dxa"/>
+            </w:tcMar>
+          </w:tcPr>
+          <w:p>
+            <w:pPr>
+              <w:pStyle w:val="FirstParagraph"/>
+            </w:pPr>
+            <w:pPr>
+              <w:spacing w:before="0" w:after="0"/>
+              <w:textAlignment w:val="center"/>
+            </w:pPr>
+            <w:r>
+              <w:drawing>
+                <wp:inline>
+                  <wp:extent cx="152400" cy="152400"/>
+                  <wp:effectExtent b="0" l="0" r="0" t="0"/>
+                  <wp:docPr descr="" title="" id="75" name="Picture"/>
+                  <a:graphic>
+                    <a:graphicData uri="http://schemas.openxmlformats.org/drawingml/2006/picture">
+                      <pic:pic>
+                        <pic:nvPicPr>
+                          <pic:cNvPr descr="/Applications/Positron.app/Contents/Resources/app/quarto/share/formats/docx/note.png" id="76" name="Picture"/>
+                          <pic:cNvPicPr>
+                            <a:picLocks noChangeArrowheads="1" noChangeAspect="1"/>
+                          </pic:cNvPicPr>
+                        </pic:nvPicPr>
+                        <pic:blipFill>
+                          <a:blip r:embed="rId9"/>
+                          <a:stretch>
+                            <a:fillRect/>
+                          </a:stretch>
+                        </pic:blipFill>
+                        <pic:spPr bwMode="auto">
+                          <a:xfrm>
+                            <a:off x="0" y="0"/>
+                            <a:ext cx="152400" cy="152400"/>
+                          </a:xfrm>
+                          <a:prstGeom prst="rect">
+                            <a:avLst/>
+                          </a:prstGeom>
+                          <a:noFill/>
+                          <a:ln w="9525">
+                            <a:noFill/>
+                            <a:headEnd/>
+                            <a:tailEnd/>
+                          </a:ln>
+                        </pic:spPr>
+                      </pic:pic>
+                    </a:graphicData>
+                  </a:graphic>
+                </wp:inline>
+              </w:drawing>
+            </w:r>
+            <w:r>
+              <w:t xml:space="preserve"> </w:t>
+            </w:r>
+            <w:r>
+              <w:t xml:space="preserve"> </w:t>
+            </w:r>
+            <w:r>
+              <w:t xml:space="preserve">Note</w:t>
+            </w:r>
+          </w:p>
+        </w:tc>
+      </w:tr>
+      <w:tr>
+        <w:trPr>
+          <w:cantSplit/>
+        </w:trPr>
+        <w:tc>
+          <w:tcPr>
+            <w:tcMar>
+              <w:top w:w="108" w:type="dxa"/>
+              <w:bottom w:w="108" w:type="dxa"/>
+            </w:tcMar>
+          </w:tcPr>
+          <w:p>
+            <w:pPr>
+              <w:pStyle w:val="BodyText"/>
+            </w:pPr>
+            <w:pPr>
+              <w:spacing w:before="16" w:after="16"/>
+            </w:pPr>
+            <w:r>
+              <w:rPr>
+                <w:b/>
+                <w:bCs/>
+              </w:rPr>
+              <w:t xml:space="preserve">🔮 Predict first:</w:t>
+            </w:r>
+            <w:r>
+              <w:t xml:space="preserve"> </w:t>
+            </w:r>
+            <w:r>
+              <w:rPr>
+                <w:rStyle w:val="VerbatimChar"/>
+              </w:rPr>
+              <w:t xml:space="preserve">case_when()</w:t>
+            </w:r>
+            <w:r>
+              <w:t xml:space="preserve"> </w:t>
+            </w:r>
+            <w:r>
+              <w:t xml:space="preserve">labels each day summer / winter / shoulder. Before the</w:t>
+            </w:r>
+            <w:r>
+              <w:t xml:space="preserve"> </w:t>
+            </w:r>
+            <w:r>
+              <w:rPr>
+                <w:rStyle w:val="VerbatimChar"/>
+              </w:rPr>
+              <w:t xml:space="preserve">count()</w:t>
+            </w:r>
+            <w:r>
+              <w:t xml:space="preserve"> </w:t>
+            </w:r>
+            <w:r>
+              <w:t xml:space="preserve">runs — which category will have the</w:t>
+            </w:r>
+            <w:r>
+              <w:t xml:space="preserve"> </w:t>
+            </w:r>
+            <w:r>
+              <w:rPr>
+                <w:b/>
+                <w:bCs/>
+              </w:rPr>
+              <w:t xml:space="preserve">most</w:t>
+            </w:r>
+            <w:r>
+              <w:t xml:space="preserve"> </w:t>
+            </w:r>
+            <w:r>
+              <w:t xml:space="preserve">rows, and why?</w:t>
+            </w:r>
+          </w:p>
+          <w:p/>
+        </w:tc>
+      </w:tr>
+    </w:tbl>
     <w:p>
       <w:pPr>
         <w:pStyle w:val="SourceCode"/>
@@ -7477,7 +9393,7 @@
         <w:pStyle w:val="Compact"/>
         <w:numPr>
           <w:ilvl w:val="0"/>
-          <w:numId w:val="1018"/>
+          <w:numId w:val="1020"/>
         </w:numPr>
       </w:pPr>
       <w:r>
@@ -7518,7 +9434,7 @@
         <w:pStyle w:val="Compact"/>
         <w:numPr>
           <w:ilvl w:val="0"/>
-          <w:numId w:val="1018"/>
+          <w:numId w:val="1020"/>
         </w:numPr>
       </w:pPr>
       <w:r>
@@ -7545,7 +9461,7 @@
         <w:pStyle w:val="Compact"/>
         <w:numPr>
           <w:ilvl w:val="0"/>
-          <w:numId w:val="1018"/>
+          <w:numId w:val="1020"/>
         </w:numPr>
       </w:pPr>
       <w:r>
@@ -7647,8 +9563,8 @@
         <w:t xml:space="preserve">mutate()</w:t>
       </w:r>
     </w:p>
-    <w:bookmarkEnd w:id="50"/>
-    <w:bookmarkStart w:id="51" w:name="summarize-each-season-by-year"/>
+    <w:bookmarkEnd w:id="77"/>
+    <w:bookmarkStart w:id="78" w:name="summarize-each-season-by-year"/>
     <w:p>
       <w:pPr>
         <w:pStyle w:val="Heading1"/>
@@ -8011,7 +9927,7 @@
         <w:pStyle w:val="Compact"/>
         <w:numPr>
           <w:ilvl w:val="0"/>
-          <w:numId w:val="1019"/>
+          <w:numId w:val="1021"/>
         </w:numPr>
       </w:pPr>
       <w:r>
@@ -8032,7 +9948,7 @@
         <w:pStyle w:val="Compact"/>
         <w:numPr>
           <w:ilvl w:val="0"/>
-          <w:numId w:val="1019"/>
+          <w:numId w:val="1021"/>
         </w:numPr>
       </w:pPr>
       <w:r>
@@ -8082,8 +9998,8 @@
         <w:t xml:space="preserve">This produces a tidy long-format data frame — perfect for both plotting and modeling.</w:t>
       </w:r>
     </w:p>
-    <w:bookmarkEnd w:id="51"/>
-    <w:bookmarkStart w:id="55" w:name="plot-both-seasons-together"/>
+    <w:bookmarkEnd w:id="78"/>
+    <w:bookmarkStart w:id="82" w:name="plot-both-seasons-together"/>
     <w:p>
       <w:pPr>
         <w:pStyle w:val="Heading1"/>
@@ -8721,18 +10637,18 @@
           <wp:inline>
             <wp:extent cx="5943600" cy="5943600"/>
             <wp:effectExtent b="0" l="0" r="0" t="0"/>
-            <wp:docPr descr="" title="" id="53" name="Picture"/>
+            <wp:docPr descr="" title="" id="80" name="Picture"/>
             <a:graphic>
               <a:graphicData uri="http://schemas.openxmlformats.org/drawingml/2006/picture">
                 <pic:pic>
                   <pic:nvPicPr>
-                    <pic:cNvPr descr="weather_data_r_download_summarize_files/figure-docx/season-plot-06-1.png" id="54" name="Picture"/>
+                    <pic:cNvPr descr="weather_data_r_download_summarize_files/figure-docx/season-plot-06-1.png" id="81" name="Picture"/>
                     <pic:cNvPicPr>
                       <a:picLocks noChangeArrowheads="1" noChangeAspect="1"/>
                     </pic:cNvPicPr>
                   </pic:nvPicPr>
                   <pic:blipFill>
-                    <a:blip r:embed="rId52"/>
+                    <a:blip r:embed="rId79"/>
                     <a:stretch>
                       <a:fillRect/>
                     </a:stretch>
@@ -8776,762 +10692,11 @@
         <w:pStyle w:val="Compact"/>
         <w:numPr>
           <w:ilvl w:val="0"/>
-          <w:numId w:val="1020"/>
+          <w:numId w:val="1022"/>
         </w:numPr>
       </w:pPr>
       <w:r>
         <w:t xml:space="preserve">Two clearly separated bands — winter is much colder than summer, as expected</w:t>
-      </w:r>
-    </w:p>
-    <w:p>
-      <w:pPr>
-        <w:pStyle w:val="Compact"/>
-        <w:numPr>
-          <w:ilvl w:val="0"/>
-          <w:numId w:val="1020"/>
-        </w:numPr>
-      </w:pPr>
-      <w:r>
-        <w:t xml:space="preserve">Compare the</w:t>
-      </w:r>
-      <w:r>
-        <w:t xml:space="preserve"> </w:t>
-      </w:r>
-      <w:r>
-        <w:rPr>
-          <w:b/>
-          <w:bCs/>
-        </w:rPr>
-        <w:t xml:space="preserve">steepness</w:t>
-      </w:r>
-      <w:r>
-        <w:t xml:space="preserve"> </w:t>
-      </w:r>
-      <w:r>
-        <w:t xml:space="preserve">of each trend line, not just the starting height</w:t>
-      </w:r>
-    </w:p>
-    <w:p>
-      <w:pPr>
-        <w:pStyle w:val="Compact"/>
-        <w:numPr>
-          <w:ilvl w:val="0"/>
-          <w:numId w:val="1020"/>
-        </w:numPr>
-      </w:pPr>
-      <w:r>
-        <w:t xml:space="preserve">A steeper slope means a faster rate of warming for that season</w:t>
-      </w:r>
-    </w:p>
-    <w:bookmarkEnd w:id="55"/>
-    <w:bookmarkStart w:id="56" w:name="fit-a-separate-model-for-each-season"/>
-    <w:p>
-      <w:pPr>
-        <w:pStyle w:val="Heading1"/>
-      </w:pPr>
-      <w:r>
-        <w:t xml:space="preserve">Fit a Separate Model for Each Season</w:t>
-      </w:r>
-    </w:p>
-    <w:p>
-      <w:pPr>
-        <w:pStyle w:val="SourceCode"/>
-      </w:pPr>
-      <w:r>
-        <w:rPr>
-          <w:rStyle w:val="CommentTok"/>
-        </w:rPr>
-        <w:t xml:space="preserve"># Summer-only model -----------------------------------------</w:t>
-      </w:r>
-      <w:r>
-        <w:br/>
-      </w:r>
-      <w:r>
-        <w:rPr>
-          <w:rStyle w:val="NormalTok"/>
-        </w:rPr>
-        <w:t xml:space="preserve">summer_df </w:t>
-      </w:r>
-      <w:r>
-        <w:rPr>
-          <w:rStyle w:val="OtherTok"/>
-        </w:rPr>
-        <w:t xml:space="preserve">&lt;-</w:t>
-      </w:r>
-      <w:r>
-        <w:rPr>
-          <w:rStyle w:val="NormalTok"/>
-        </w:rPr>
-        <w:t xml:space="preserve"> season_year_df </w:t>
-      </w:r>
-      <w:r>
-        <w:rPr>
-          <w:rStyle w:val="SpecialCharTok"/>
-        </w:rPr>
-        <w:t xml:space="preserve">%&gt;%</w:t>
-      </w:r>
-      <w:r>
-        <w:rPr>
-          <w:rStyle w:val="NormalTok"/>
-        </w:rPr>
-        <w:t xml:space="preserve"> </w:t>
-      </w:r>
-      <w:r>
-        <w:rPr>
-          <w:rStyle w:val="FunctionTok"/>
-        </w:rPr>
-        <w:t xml:space="preserve">filter</w:t>
-      </w:r>
-      <w:r>
-        <w:rPr>
-          <w:rStyle w:val="NormalTok"/>
-        </w:rPr>
-        <w:t xml:space="preserve">(season </w:t>
-      </w:r>
-      <w:r>
-        <w:rPr>
-          <w:rStyle w:val="SpecialCharTok"/>
-        </w:rPr>
-        <w:t xml:space="preserve">==</w:t>
-      </w:r>
-      <w:r>
-        <w:rPr>
-          <w:rStyle w:val="NormalTok"/>
-        </w:rPr>
-        <w:t xml:space="preserve"> </w:t>
-      </w:r>
-      <w:r>
-        <w:rPr>
-          <w:rStyle w:val="StringTok"/>
-        </w:rPr>
-        <w:t xml:space="preserve">"summer"</w:t>
-      </w:r>
-      <w:r>
-        <w:rPr>
-          <w:rStyle w:val="NormalTok"/>
-        </w:rPr>
-        <w:t xml:space="preserve">)</w:t>
-      </w:r>
-      <w:r>
-        <w:br/>
-      </w:r>
-      <w:r>
-        <w:rPr>
-          <w:rStyle w:val="NormalTok"/>
-        </w:rPr>
-        <w:t xml:space="preserve">summer_model </w:t>
-      </w:r>
-      <w:r>
-        <w:rPr>
-          <w:rStyle w:val="OtherTok"/>
-        </w:rPr>
-        <w:t xml:space="preserve">&lt;-</w:t>
-      </w:r>
-      <w:r>
-        <w:rPr>
-          <w:rStyle w:val="NormalTok"/>
-        </w:rPr>
-        <w:t xml:space="preserve"> </w:t>
-      </w:r>
-      <w:r>
-        <w:rPr>
-          <w:rStyle w:val="FunctionTok"/>
-        </w:rPr>
-        <w:t xml:space="preserve">lm</w:t>
-      </w:r>
-      <w:r>
-        <w:rPr>
-          <w:rStyle w:val="NormalTok"/>
-        </w:rPr>
-        <w:t xml:space="preserve">(TEMP </w:t>
-      </w:r>
-      <w:r>
-        <w:rPr>
-          <w:rStyle w:val="SpecialCharTok"/>
-        </w:rPr>
-        <w:t xml:space="preserve">~</w:t>
-      </w:r>
-      <w:r>
-        <w:rPr>
-          <w:rStyle w:val="NormalTok"/>
-        </w:rPr>
-        <w:t xml:space="preserve"> YEAR, </w:t>
-      </w:r>
-      <w:r>
-        <w:rPr>
-          <w:rStyle w:val="AttributeTok"/>
-        </w:rPr>
-        <w:t xml:space="preserve">data =</w:t>
-      </w:r>
-      <w:r>
-        <w:rPr>
-          <w:rStyle w:val="NormalTok"/>
-        </w:rPr>
-        <w:t xml:space="preserve"> summer_df)</w:t>
-      </w:r>
-      <w:r>
-        <w:br/>
-      </w:r>
-      <w:r>
-        <w:rPr>
-          <w:rStyle w:val="NormalTok"/>
-        </w:rPr>
-        <w:t xml:space="preserve">summer_slope </w:t>
-      </w:r>
-      <w:r>
-        <w:rPr>
-          <w:rStyle w:val="OtherTok"/>
-        </w:rPr>
-        <w:t xml:space="preserve">&lt;-</w:t>
-      </w:r>
-      <w:r>
-        <w:rPr>
-          <w:rStyle w:val="NormalTok"/>
-        </w:rPr>
-        <w:t xml:space="preserve"> </w:t>
-      </w:r>
-      <w:r>
-        <w:rPr>
-          <w:rStyle w:val="FunctionTok"/>
-        </w:rPr>
-        <w:t xml:space="preserve">coef</w:t>
-      </w:r>
-      <w:r>
-        <w:rPr>
-          <w:rStyle w:val="NormalTok"/>
-        </w:rPr>
-        <w:t xml:space="preserve">(summer_model)[</w:t>
-      </w:r>
-      <w:r>
-        <w:rPr>
-          <w:rStyle w:val="DecValTok"/>
-        </w:rPr>
-        <w:t xml:space="preserve">2</w:t>
-      </w:r>
-      <w:r>
-        <w:rPr>
-          <w:rStyle w:val="NormalTok"/>
-        </w:rPr>
-        <w:t xml:space="preserve">]</w:t>
-      </w:r>
-    </w:p>
-    <w:p>
-      <w:pPr>
-        <w:pStyle w:val="SourceCode"/>
-      </w:pPr>
-      <w:r>
-        <w:rPr>
-          <w:rStyle w:val="CommentTok"/>
-        </w:rPr>
-        <w:t xml:space="preserve"># Winter-only model -----------------------------------------</w:t>
-      </w:r>
-      <w:r>
-        <w:br/>
-      </w:r>
-      <w:r>
-        <w:rPr>
-          <w:rStyle w:val="NormalTok"/>
-        </w:rPr>
-        <w:t xml:space="preserve">winter_df </w:t>
-      </w:r>
-      <w:r>
-        <w:rPr>
-          <w:rStyle w:val="OtherTok"/>
-        </w:rPr>
-        <w:t xml:space="preserve">&lt;-</w:t>
-      </w:r>
-      <w:r>
-        <w:rPr>
-          <w:rStyle w:val="NormalTok"/>
-        </w:rPr>
-        <w:t xml:space="preserve"> season_year_df </w:t>
-      </w:r>
-      <w:r>
-        <w:rPr>
-          <w:rStyle w:val="SpecialCharTok"/>
-        </w:rPr>
-        <w:t xml:space="preserve">%&gt;%</w:t>
-      </w:r>
-      <w:r>
-        <w:rPr>
-          <w:rStyle w:val="NormalTok"/>
-        </w:rPr>
-        <w:t xml:space="preserve"> </w:t>
-      </w:r>
-      <w:r>
-        <w:rPr>
-          <w:rStyle w:val="FunctionTok"/>
-        </w:rPr>
-        <w:t xml:space="preserve">filter</w:t>
-      </w:r>
-      <w:r>
-        <w:rPr>
-          <w:rStyle w:val="NormalTok"/>
-        </w:rPr>
-        <w:t xml:space="preserve">(season </w:t>
-      </w:r>
-      <w:r>
-        <w:rPr>
-          <w:rStyle w:val="SpecialCharTok"/>
-        </w:rPr>
-        <w:t xml:space="preserve">==</w:t>
-      </w:r>
-      <w:r>
-        <w:rPr>
-          <w:rStyle w:val="NormalTok"/>
-        </w:rPr>
-        <w:t xml:space="preserve"> </w:t>
-      </w:r>
-      <w:r>
-        <w:rPr>
-          <w:rStyle w:val="StringTok"/>
-        </w:rPr>
-        <w:t xml:space="preserve">"winter"</w:t>
-      </w:r>
-      <w:r>
-        <w:rPr>
-          <w:rStyle w:val="NormalTok"/>
-        </w:rPr>
-        <w:t xml:space="preserve">)</w:t>
-      </w:r>
-      <w:r>
-        <w:br/>
-      </w:r>
-      <w:r>
-        <w:rPr>
-          <w:rStyle w:val="NormalTok"/>
-        </w:rPr>
-        <w:t xml:space="preserve">winter_model </w:t>
-      </w:r>
-      <w:r>
-        <w:rPr>
-          <w:rStyle w:val="OtherTok"/>
-        </w:rPr>
-        <w:t xml:space="preserve">&lt;-</w:t>
-      </w:r>
-      <w:r>
-        <w:rPr>
-          <w:rStyle w:val="NormalTok"/>
-        </w:rPr>
-        <w:t xml:space="preserve"> </w:t>
-      </w:r>
-      <w:r>
-        <w:rPr>
-          <w:rStyle w:val="FunctionTok"/>
-        </w:rPr>
-        <w:t xml:space="preserve">lm</w:t>
-      </w:r>
-      <w:r>
-        <w:rPr>
-          <w:rStyle w:val="NormalTok"/>
-        </w:rPr>
-        <w:t xml:space="preserve">(TEMP </w:t>
-      </w:r>
-      <w:r>
-        <w:rPr>
-          <w:rStyle w:val="SpecialCharTok"/>
-        </w:rPr>
-        <w:t xml:space="preserve">~</w:t>
-      </w:r>
-      <w:r>
-        <w:rPr>
-          <w:rStyle w:val="NormalTok"/>
-        </w:rPr>
-        <w:t xml:space="preserve"> YEAR, </w:t>
-      </w:r>
-      <w:r>
-        <w:rPr>
-          <w:rStyle w:val="AttributeTok"/>
-        </w:rPr>
-        <w:t xml:space="preserve">data =</w:t>
-      </w:r>
-      <w:r>
-        <w:rPr>
-          <w:rStyle w:val="NormalTok"/>
-        </w:rPr>
-        <w:t xml:space="preserve"> winter_df)</w:t>
-      </w:r>
-      <w:r>
-        <w:br/>
-      </w:r>
-      <w:r>
-        <w:rPr>
-          <w:rStyle w:val="NormalTok"/>
-        </w:rPr>
-        <w:t xml:space="preserve">winter_slope </w:t>
-      </w:r>
-      <w:r>
-        <w:rPr>
-          <w:rStyle w:val="OtherTok"/>
-        </w:rPr>
-        <w:t xml:space="preserve">&lt;-</w:t>
-      </w:r>
-      <w:r>
-        <w:rPr>
-          <w:rStyle w:val="NormalTok"/>
-        </w:rPr>
-        <w:t xml:space="preserve"> </w:t>
-      </w:r>
-      <w:r>
-        <w:rPr>
-          <w:rStyle w:val="FunctionTok"/>
-        </w:rPr>
-        <w:t xml:space="preserve">coef</w:t>
-      </w:r>
-      <w:r>
-        <w:rPr>
-          <w:rStyle w:val="NormalTok"/>
-        </w:rPr>
-        <w:t xml:space="preserve">(winter_model)[</w:t>
-      </w:r>
-      <w:r>
-        <w:rPr>
-          <w:rStyle w:val="DecValTok"/>
-        </w:rPr>
-        <w:t xml:space="preserve">2</w:t>
-      </w:r>
-      <w:r>
-        <w:rPr>
-          <w:rStyle w:val="NormalTok"/>
-        </w:rPr>
-        <w:t xml:space="preserve">]</w:t>
-      </w:r>
-    </w:p>
-    <w:p>
-      <w:pPr>
-        <w:pStyle w:val="SourceCode"/>
-      </w:pPr>
-      <w:r>
-        <w:rPr>
-          <w:rStyle w:val="FunctionTok"/>
-        </w:rPr>
-        <w:t xml:space="preserve">cat</w:t>
-      </w:r>
-      <w:r>
-        <w:rPr>
-          <w:rStyle w:val="NormalTok"/>
-        </w:rPr>
-        <w:t xml:space="preserve">(</w:t>
-      </w:r>
-      <w:r>
-        <w:rPr>
-          <w:rStyle w:val="StringTok"/>
-        </w:rPr>
-        <w:t xml:space="preserve">"Summer warming rate:"</w:t>
-      </w:r>
-      <w:r>
-        <w:rPr>
-          <w:rStyle w:val="NormalTok"/>
-        </w:rPr>
-        <w:t xml:space="preserve">, </w:t>
-      </w:r>
-      <w:r>
-        <w:rPr>
-          <w:rStyle w:val="FunctionTok"/>
-        </w:rPr>
-        <w:t xml:space="preserve">round</w:t>
-      </w:r>
-      <w:r>
-        <w:rPr>
-          <w:rStyle w:val="NormalTok"/>
-        </w:rPr>
-        <w:t xml:space="preserve">(summer_slope </w:t>
-      </w:r>
-      <w:r>
-        <w:rPr>
-          <w:rStyle w:val="SpecialCharTok"/>
-        </w:rPr>
-        <w:t xml:space="preserve">*</w:t>
-      </w:r>
-      <w:r>
-        <w:rPr>
-          <w:rStyle w:val="NormalTok"/>
-        </w:rPr>
-        <w:t xml:space="preserve"> </w:t>
-      </w:r>
-      <w:r>
-        <w:rPr>
-          <w:rStyle w:val="DecValTok"/>
-        </w:rPr>
-        <w:t xml:space="preserve">10</w:t>
-      </w:r>
-      <w:r>
-        <w:rPr>
-          <w:rStyle w:val="NormalTok"/>
-        </w:rPr>
-        <w:t xml:space="preserve">, </w:t>
-      </w:r>
-      <w:r>
-        <w:rPr>
-          <w:rStyle w:val="DecValTok"/>
-        </w:rPr>
-        <w:t xml:space="preserve">3</w:t>
-      </w:r>
-      <w:r>
-        <w:rPr>
-          <w:rStyle w:val="NormalTok"/>
-        </w:rPr>
-        <w:t xml:space="preserve">), </w:t>
-      </w:r>
-      <w:r>
-        <w:rPr>
-          <w:rStyle w:val="StringTok"/>
-        </w:rPr>
-        <w:t xml:space="preserve">"°C/decade</w:t>
-      </w:r>
-      <w:r>
-        <w:rPr>
-          <w:rStyle w:val="SpecialCharTok"/>
-        </w:rPr>
-        <w:t xml:space="preserve">\n</w:t>
-      </w:r>
-      <w:r>
-        <w:rPr>
-          <w:rStyle w:val="StringTok"/>
-        </w:rPr>
-        <w:t xml:space="preserve">"</w:t>
-      </w:r>
-      <w:r>
-        <w:rPr>
-          <w:rStyle w:val="NormalTok"/>
-        </w:rPr>
-        <w:t xml:space="preserve">)</w:t>
-      </w:r>
-    </w:p>
-    <w:p>
-      <w:pPr>
-        <w:pStyle w:val="SourceCode"/>
-      </w:pPr>
-      <w:r>
-        <w:rPr>
-          <w:rStyle w:val="VerbatimChar"/>
-        </w:rPr>
-        <w:t xml:space="preserve">Summer warming rate: 0.211 °C/decade</w:t>
-      </w:r>
-    </w:p>
-    <w:p>
-      <w:pPr>
-        <w:pStyle w:val="SourceCode"/>
-      </w:pPr>
-      <w:r>
-        <w:rPr>
-          <w:rStyle w:val="FunctionTok"/>
-        </w:rPr>
-        <w:t xml:space="preserve">cat</w:t>
-      </w:r>
-      <w:r>
-        <w:rPr>
-          <w:rStyle w:val="NormalTok"/>
-        </w:rPr>
-        <w:t xml:space="preserve">(</w:t>
-      </w:r>
-      <w:r>
-        <w:rPr>
-          <w:rStyle w:val="StringTok"/>
-        </w:rPr>
-        <w:t xml:space="preserve">"Winter warming rate:"</w:t>
-      </w:r>
-      <w:r>
-        <w:rPr>
-          <w:rStyle w:val="NormalTok"/>
-        </w:rPr>
-        <w:t xml:space="preserve">, </w:t>
-      </w:r>
-      <w:r>
-        <w:rPr>
-          <w:rStyle w:val="FunctionTok"/>
-        </w:rPr>
-        <w:t xml:space="preserve">round</w:t>
-      </w:r>
-      <w:r>
-        <w:rPr>
-          <w:rStyle w:val="NormalTok"/>
-        </w:rPr>
-        <w:t xml:space="preserve">(winter_slope </w:t>
-      </w:r>
-      <w:r>
-        <w:rPr>
-          <w:rStyle w:val="SpecialCharTok"/>
-        </w:rPr>
-        <w:t xml:space="preserve">*</w:t>
-      </w:r>
-      <w:r>
-        <w:rPr>
-          <w:rStyle w:val="NormalTok"/>
-        </w:rPr>
-        <w:t xml:space="preserve"> </w:t>
-      </w:r>
-      <w:r>
-        <w:rPr>
-          <w:rStyle w:val="DecValTok"/>
-        </w:rPr>
-        <w:t xml:space="preserve">10</w:t>
-      </w:r>
-      <w:r>
-        <w:rPr>
-          <w:rStyle w:val="NormalTok"/>
-        </w:rPr>
-        <w:t xml:space="preserve">, </w:t>
-      </w:r>
-      <w:r>
-        <w:rPr>
-          <w:rStyle w:val="DecValTok"/>
-        </w:rPr>
-        <w:t xml:space="preserve">3</w:t>
-      </w:r>
-      <w:r>
-        <w:rPr>
-          <w:rStyle w:val="NormalTok"/>
-        </w:rPr>
-        <w:t xml:space="preserve">), </w:t>
-      </w:r>
-      <w:r>
-        <w:rPr>
-          <w:rStyle w:val="StringTok"/>
-        </w:rPr>
-        <w:t xml:space="preserve">"°C/decade</w:t>
-      </w:r>
-      <w:r>
-        <w:rPr>
-          <w:rStyle w:val="SpecialCharTok"/>
-        </w:rPr>
-        <w:t xml:space="preserve">\n</w:t>
-      </w:r>
-      <w:r>
-        <w:rPr>
-          <w:rStyle w:val="StringTok"/>
-        </w:rPr>
-        <w:t xml:space="preserve">"</w:t>
-      </w:r>
-      <w:r>
-        <w:rPr>
-          <w:rStyle w:val="NormalTok"/>
-        </w:rPr>
-        <w:t xml:space="preserve">)</w:t>
-      </w:r>
-    </w:p>
-    <w:p>
-      <w:pPr>
-        <w:pStyle w:val="SourceCode"/>
-      </w:pPr>
-      <w:r>
-        <w:rPr>
-          <w:rStyle w:val="VerbatimChar"/>
-        </w:rPr>
-        <w:t xml:space="preserve">Winter warming rate: 0.342 °C/decade</w:t>
-      </w:r>
-    </w:p>
-    <w:p>
-      <w:pPr>
-        <w:pStyle w:val="FirstParagraph"/>
-      </w:pPr>
-      <w:r>
-        <w:rPr>
-          <w:b/>
-          <w:bCs/>
-        </w:rPr>
-        <w:t xml:space="preserve">Why fit two separate models</w:t>
-      </w:r>
-      <w:r>
-        <w:t xml:space="preserve"> </w:t>
-      </w:r>
-      <w:r>
-        <w:t xml:space="preserve">instead of one model with</w:t>
-      </w:r>
-      <w:r>
-        <w:t xml:space="preserve"> </w:t>
-      </w:r>
-      <w:r>
-        <w:rPr>
-          <w:rStyle w:val="VerbatimChar"/>
-        </w:rPr>
-        <w:t xml:space="preserve">season</w:t>
-      </w:r>
-      <w:r>
-        <w:t xml:space="preserve"> </w:t>
-      </w:r>
-      <w:r>
-        <w:t xml:space="preserve">as a predictor?</w:t>
-      </w:r>
-    </w:p>
-    <w:p>
-      <w:pPr>
-        <w:pStyle w:val="Compact"/>
-        <w:numPr>
-          <w:ilvl w:val="0"/>
-          <w:numId w:val="1021"/>
-        </w:numPr>
-      </w:pPr>
-      <w:r>
-        <w:t xml:space="preserve">Two simple models are easier to interpret at this stage</w:t>
-      </w:r>
-    </w:p>
-    <w:p>
-      <w:pPr>
-        <w:pStyle w:val="Compact"/>
-        <w:numPr>
-          <w:ilvl w:val="0"/>
-          <w:numId w:val="1021"/>
-        </w:numPr>
-      </w:pPr>
-      <w:r>
-        <w:t xml:space="preserve">Each gives us a clean, separate slope (°C/decade) to directly compare</w:t>
-      </w:r>
-    </w:p>
-    <w:p>
-      <w:pPr>
-        <w:pStyle w:val="FirstParagraph"/>
-      </w:pPr>
-      <w:r>
-        <w:rPr>
-          <w:b/>
-          <w:bCs/>
-        </w:rPr>
-        <w:t xml:space="preserve">Spoiler from the climate science literature:</w:t>
-      </w:r>
-      <w:r>
-        <w:t xml:space="preserve"> </w:t>
-      </w:r>
-      <w:r>
-        <w:t xml:space="preserve">in most northern locations,</w:t>
-      </w:r>
-      <w:r>
-        <w:t xml:space="preserve"> </w:t>
-      </w:r>
-      <w:r>
-        <w:rPr>
-          <w:b/>
-          <w:bCs/>
-        </w:rPr>
-        <w:t xml:space="preserve">winter warms faster than summer</w:t>
-      </w:r>
-      <w:r>
-        <w:t xml:space="preserve"> </w:t>
-      </w:r>
-      <w:r>
-        <w:t xml:space="preserve">— fewer extreme-cold days, shorter ice seasons. Does Duluth’s data agree?</w:t>
-      </w:r>
-    </w:p>
-    <w:bookmarkEnd w:id="56"/>
-    <w:bookmarkStart w:id="57" w:name="what-we-learned-today"/>
-    <w:p>
-      <w:pPr>
-        <w:pStyle w:val="Heading1"/>
-      </w:pPr>
-      <w:r>
-        <w:t xml:space="preserve">What We Learned Today</w:t>
-      </w:r>
-    </w:p>
-    <w:p>
-      <w:pPr>
-        <w:pStyle w:val="FirstParagraph"/>
-      </w:pPr>
-      <w:r>
-        <w:rPr>
-          <w:b/>
-          <w:bCs/>
-        </w:rPr>
-        <w:t xml:space="preserve">Concepts:</w:t>
       </w:r>
     </w:p>
     <w:p>
@@ -9543,7 +10708,7 @@
         </w:numPr>
       </w:pPr>
       <w:r>
-        <w:t xml:space="preserve">Real climate data can be downloaded</w:t>
+        <w:t xml:space="preserve">Compare the</w:t>
       </w:r>
       <w:r>
         <w:t xml:space="preserve"> </w:t>
@@ -9553,22 +10718,13 @@
           <w:b/>
           <w:bCs/>
         </w:rPr>
-        <w:t xml:space="preserve">directly into R</w:t>
-      </w:r>
-      <w:r>
-        <w:t xml:space="preserve"> </w:t>
-      </w:r>
-      <w:r>
-        <w:t xml:space="preserve">with</w:t>
-      </w:r>
-      <w:r>
-        <w:t xml:space="preserve"> </w:t>
-      </w:r>
-      <w:r>
-        <w:rPr>
-          <w:rStyle w:val="VerbatimChar"/>
-        </w:rPr>
-        <w:t xml:space="preserve">GSODR</w:t>
+        <w:t xml:space="preserve">steepness</w:t>
+      </w:r>
+      <w:r>
+        <w:t xml:space="preserve"> </w:t>
+      </w:r>
+      <w:r>
+        <w:t xml:space="preserve">of each trend line, not just the starting height</w:t>
       </w:r>
     </w:p>
     <w:p>
@@ -9580,126 +10736,777 @@
         </w:numPr>
       </w:pPr>
       <w:r>
-        <w:t xml:space="preserve">Raw daily data hides long-term trends inside seasonal/day-to-day noise</w:t>
-      </w:r>
-    </w:p>
-    <w:p>
-      <w:pPr>
-        <w:pStyle w:val="Compact"/>
-        <w:numPr>
-          <w:ilvl w:val="0"/>
-          <w:numId w:val="1022"/>
-        </w:numPr>
-      </w:pPr>
-      <w:r>
-        <w:rPr>
-          <w:rStyle w:val="VerbatimChar"/>
-        </w:rPr>
-        <w:t xml:space="preserve">group_by() %&gt;% summarize()</w:t>
-      </w:r>
-      <w:r>
-        <w:t xml:space="preserve"> </w:t>
-      </w:r>
-      <w:r>
-        <w:t xml:space="preserve">at different time scales reveals different stories</w:t>
-      </w:r>
-    </w:p>
-    <w:p>
-      <w:pPr>
-        <w:pStyle w:val="Compact"/>
-        <w:numPr>
-          <w:ilvl w:val="0"/>
-          <w:numId w:val="1022"/>
-        </w:numPr>
-      </w:pPr>
-      <w:r>
-        <w:t xml:space="preserve">The same</w:t>
-      </w:r>
-      <w:r>
-        <w:t xml:space="preserve"> </w:t>
-      </w:r>
-      <w:r>
-        <w:rPr>
-          <w:rStyle w:val="VerbatimChar"/>
-        </w:rPr>
-        <w:t xml:space="preserve">lm()</w:t>
-      </w:r>
-      <w:r>
-        <w:t xml:space="preserve"> </w:t>
-      </w:r>
-      <w:r>
-        <w:t xml:space="preserve">workflow from Lecture 05 works on</w:t>
-      </w:r>
-      <w:r>
-        <w:t xml:space="preserve"> </w:t>
-      </w:r>
-      <w:r>
-        <w:rPr>
-          <w:i/>
-          <w:iCs/>
-        </w:rPr>
-        <w:t xml:space="preserve">any</w:t>
-      </w:r>
-      <w:r>
-        <w:t xml:space="preserve"> </w:t>
-      </w:r>
-      <w:r>
-        <w:t xml:space="preserve">X ~ Y relationship — including time</w:t>
-      </w:r>
-    </w:p>
-    <w:p>
-      <w:pPr>
-        <w:pStyle w:val="Compact"/>
-        <w:numPr>
-          <w:ilvl w:val="0"/>
-          <w:numId w:val="1022"/>
-        </w:numPr>
-      </w:pPr>
-      <w:r>
-        <w:rPr>
-          <w:rStyle w:val="VerbatimChar"/>
-        </w:rPr>
-        <w:t xml:space="preserve">case_when()</w:t>
-      </w:r>
-      <w:r>
-        <w:t xml:space="preserve"> </w:t>
-      </w:r>
-      <w:r>
-        <w:t xml:space="preserve">builds a new categorical variable from multiple conditions</w:t>
-      </w:r>
-    </w:p>
-    <w:p>
-      <w:pPr>
-        <w:pStyle w:val="Compact"/>
-        <w:numPr>
-          <w:ilvl w:val="0"/>
-          <w:numId w:val="1022"/>
-        </w:numPr>
-      </w:pPr>
-      <w:r>
-        <w:t xml:space="preserve">Splitting data by group (season) before modeling lets us compare</w:t>
-      </w:r>
-      <w:r>
-        <w:t xml:space="preserve"> </w:t>
-      </w:r>
+        <w:t xml:space="preserve">A steeper slope means a faster rate of warming for that season</w:t>
+      </w:r>
+    </w:p>
+    <w:bookmarkEnd w:id="82"/>
+    <w:bookmarkStart w:id="85" w:name="fit-a-separate-model-for-each-season"/>
+    <w:p>
+      <w:pPr>
+        <w:pStyle w:val="Heading1"/>
+      </w:pPr>
+      <w:r>
+        <w:t xml:space="preserve">Fit a Separate Model for Each Season</w:t>
+      </w:r>
+    </w:p>
+    <w:tbl>
+      <w:tblPr>
+        <w:tblStyle w:val="Table"/>
+        <w:tblLook w:firstRow="0" w:lastRow="0" w:firstColumn="0" w:lastColumn="0" w:noHBand="0" w:noVBand="0" w:val="0000"/>
+        <w:tblBorders>
+          <w:top w:val="single" w:sz="4" w:space="0" w:color="0758E5"/>
+          <w:left w:val="single" w:sz="24" w:space="0" w:color="0758E5"/>
+          <w:bottom w:val="single" w:sz="4" w:space="0" w:color="0758E5"/>
+          <w:right w:val="single" w:sz="4" w:space="0" w:color="0758E5"/>
+        </w:tblBorders>
+        <w:tblCellMar>
+          <w:left w:w="144" w:type="dxa"/>
+          <w:right w:w="144" w:type="dxa"/>
+        </w:tblCellMar>
+        <w:tblLook w:firstRow="0" w:lastRow="0" w:firstColumn="0" w:lastColumn="0" w:noHBand="0" w:noVBand="0" w:val="0000"/>
+      </w:tblPr>
+      <w:tr>
+        <w:trPr>
+          <w:cantSplit/>
+        </w:trPr>
+        <w:tc>
+          <w:tcPr>
+            <w:shd w:color="auto" w:fill="dae6fb" w:val="clear"/>
+            <w:tcMar>
+              <w:top w:w="92" w:type="dxa"/>
+              <w:bottom w:w="92" w:type="dxa"/>
+            </w:tcMar>
+          </w:tcPr>
+          <w:p>
+            <w:pPr>
+              <w:pStyle w:val="FirstParagraph"/>
+            </w:pPr>
+            <w:pPr>
+              <w:spacing w:before="0" w:after="0"/>
+              <w:textAlignment w:val="center"/>
+            </w:pPr>
+            <w:r>
+              <w:drawing>
+                <wp:inline>
+                  <wp:extent cx="152400" cy="152400"/>
+                  <wp:effectExtent b="0" l="0" r="0" t="0"/>
+                  <wp:docPr descr="" title="" id="83" name="Picture"/>
+                  <a:graphic>
+                    <a:graphicData uri="http://schemas.openxmlformats.org/drawingml/2006/picture">
+                      <pic:pic>
+                        <pic:nvPicPr>
+                          <pic:cNvPr descr="/Applications/Positron.app/Contents/Resources/app/quarto/share/formats/docx/note.png" id="84" name="Picture"/>
+                          <pic:cNvPicPr>
+                            <a:picLocks noChangeArrowheads="1" noChangeAspect="1"/>
+                          </pic:cNvPicPr>
+                        </pic:nvPicPr>
+                        <pic:blipFill>
+                          <a:blip r:embed="rId9"/>
+                          <a:stretch>
+                            <a:fillRect/>
+                          </a:stretch>
+                        </pic:blipFill>
+                        <pic:spPr bwMode="auto">
+                          <a:xfrm>
+                            <a:off x="0" y="0"/>
+                            <a:ext cx="152400" cy="152400"/>
+                          </a:xfrm>
+                          <a:prstGeom prst="rect">
+                            <a:avLst/>
+                          </a:prstGeom>
+                          <a:noFill/>
+                          <a:ln w="9525">
+                            <a:noFill/>
+                            <a:headEnd/>
+                            <a:tailEnd/>
+                          </a:ln>
+                        </pic:spPr>
+                      </pic:pic>
+                    </a:graphicData>
+                  </a:graphic>
+                </wp:inline>
+              </w:drawing>
+            </w:r>
+            <w:r>
+              <w:t xml:space="preserve"> </w:t>
+            </w:r>
+            <w:r>
+              <w:t xml:space="preserve"> </w:t>
+            </w:r>
+            <w:r>
+              <w:t xml:space="preserve">Note</w:t>
+            </w:r>
+          </w:p>
+        </w:tc>
+      </w:tr>
+      <w:tr>
+        <w:trPr>
+          <w:cantSplit/>
+        </w:trPr>
+        <w:tc>
+          <w:tcPr>
+            <w:tcMar>
+              <w:top w:w="108" w:type="dxa"/>
+              <w:bottom w:w="108" w:type="dxa"/>
+            </w:tcMar>
+          </w:tcPr>
+          <w:p>
+            <w:pPr>
+              <w:pStyle w:val="BodyText"/>
+            </w:pPr>
+            <w:pPr>
+              <w:spacing w:before="16" w:after="16"/>
+            </w:pPr>
+            <w:r>
+              <w:rPr>
+                <w:b/>
+                <w:bCs/>
+              </w:rPr>
+              <w:t xml:space="preserve">🔮 Predict first:</w:t>
+            </w:r>
+            <w:r>
+              <w:t xml:space="preserve"> </w:t>
+            </w:r>
+            <w:r>
+              <w:t xml:space="preserve">Commit now — which season warms faster in Duluth,</w:t>
+            </w:r>
+            <w:r>
+              <w:t xml:space="preserve"> </w:t>
+            </w:r>
+            <w:r>
+              <w:rPr>
+                <w:b/>
+                <w:bCs/>
+              </w:rPr>
+              <w:t xml:space="preserve">summer or winter</w:t>
+            </w:r>
+            <w:r>
+              <w:t xml:space="preserve">? Write your guess before the two slopes print.</w:t>
+            </w:r>
+          </w:p>
+          <w:p/>
+        </w:tc>
+      </w:tr>
+    </w:tbl>
+    <w:p>
+      <w:pPr>
+        <w:pStyle w:val="SourceCode"/>
+      </w:pPr>
+      <w:r>
+        <w:rPr>
+          <w:rStyle w:val="CommentTok"/>
+        </w:rPr>
+        <w:t xml:space="preserve"># Summer-only model -----------------------------------------</w:t>
+      </w:r>
+      <w:r>
+        <w:br/>
+      </w:r>
+      <w:r>
+        <w:rPr>
+          <w:rStyle w:val="NormalTok"/>
+        </w:rPr>
+        <w:t xml:space="preserve">summer_df </w:t>
+      </w:r>
+      <w:r>
+        <w:rPr>
+          <w:rStyle w:val="OtherTok"/>
+        </w:rPr>
+        <w:t xml:space="preserve">&lt;-</w:t>
+      </w:r>
+      <w:r>
+        <w:rPr>
+          <w:rStyle w:val="NormalTok"/>
+        </w:rPr>
+        <w:t xml:space="preserve"> season_year_df </w:t>
+      </w:r>
+      <w:r>
+        <w:rPr>
+          <w:rStyle w:val="SpecialCharTok"/>
+        </w:rPr>
+        <w:t xml:space="preserve">%&gt;%</w:t>
+      </w:r>
+      <w:r>
+        <w:rPr>
+          <w:rStyle w:val="NormalTok"/>
+        </w:rPr>
+        <w:t xml:space="preserve"> </w:t>
+      </w:r>
+      <w:r>
+        <w:rPr>
+          <w:rStyle w:val="FunctionTok"/>
+        </w:rPr>
+        <w:t xml:space="preserve">filter</w:t>
+      </w:r>
+      <w:r>
+        <w:rPr>
+          <w:rStyle w:val="NormalTok"/>
+        </w:rPr>
+        <w:t xml:space="preserve">(season </w:t>
+      </w:r>
+      <w:r>
+        <w:rPr>
+          <w:rStyle w:val="SpecialCharTok"/>
+        </w:rPr>
+        <w:t xml:space="preserve">==</w:t>
+      </w:r>
+      <w:r>
+        <w:rPr>
+          <w:rStyle w:val="NormalTok"/>
+        </w:rPr>
+        <w:t xml:space="preserve"> </w:t>
+      </w:r>
+      <w:r>
+        <w:rPr>
+          <w:rStyle w:val="StringTok"/>
+        </w:rPr>
+        <w:t xml:space="preserve">"summer"</w:t>
+      </w:r>
+      <w:r>
+        <w:rPr>
+          <w:rStyle w:val="NormalTok"/>
+        </w:rPr>
+        <w:t xml:space="preserve">)</w:t>
+      </w:r>
+      <w:r>
+        <w:br/>
+      </w:r>
+      <w:r>
+        <w:rPr>
+          <w:rStyle w:val="NormalTok"/>
+        </w:rPr>
+        <w:t xml:space="preserve">summer_model </w:t>
+      </w:r>
+      <w:r>
+        <w:rPr>
+          <w:rStyle w:val="OtherTok"/>
+        </w:rPr>
+        <w:t xml:space="preserve">&lt;-</w:t>
+      </w:r>
+      <w:r>
+        <w:rPr>
+          <w:rStyle w:val="NormalTok"/>
+        </w:rPr>
+        <w:t xml:space="preserve"> </w:t>
+      </w:r>
+      <w:r>
+        <w:rPr>
+          <w:rStyle w:val="FunctionTok"/>
+        </w:rPr>
+        <w:t xml:space="preserve">lm</w:t>
+      </w:r>
+      <w:r>
+        <w:rPr>
+          <w:rStyle w:val="NormalTok"/>
+        </w:rPr>
+        <w:t xml:space="preserve">(TEMP </w:t>
+      </w:r>
+      <w:r>
+        <w:rPr>
+          <w:rStyle w:val="SpecialCharTok"/>
+        </w:rPr>
+        <w:t xml:space="preserve">~</w:t>
+      </w:r>
+      <w:r>
+        <w:rPr>
+          <w:rStyle w:val="NormalTok"/>
+        </w:rPr>
+        <w:t xml:space="preserve"> YEAR, </w:t>
+      </w:r>
+      <w:r>
+        <w:rPr>
+          <w:rStyle w:val="AttributeTok"/>
+        </w:rPr>
+        <w:t xml:space="preserve">data =</w:t>
+      </w:r>
+      <w:r>
+        <w:rPr>
+          <w:rStyle w:val="NormalTok"/>
+        </w:rPr>
+        <w:t xml:space="preserve"> summer_df)</w:t>
+      </w:r>
+      <w:r>
+        <w:br/>
+      </w:r>
+      <w:r>
+        <w:rPr>
+          <w:rStyle w:val="NormalTok"/>
+        </w:rPr>
+        <w:t xml:space="preserve">summer_slope </w:t>
+      </w:r>
+      <w:r>
+        <w:rPr>
+          <w:rStyle w:val="OtherTok"/>
+        </w:rPr>
+        <w:t xml:space="preserve">&lt;-</w:t>
+      </w:r>
+      <w:r>
+        <w:rPr>
+          <w:rStyle w:val="NormalTok"/>
+        </w:rPr>
+        <w:t xml:space="preserve"> </w:t>
+      </w:r>
+      <w:r>
+        <w:rPr>
+          <w:rStyle w:val="FunctionTok"/>
+        </w:rPr>
+        <w:t xml:space="preserve">coef</w:t>
+      </w:r>
+      <w:r>
+        <w:rPr>
+          <w:rStyle w:val="NormalTok"/>
+        </w:rPr>
+        <w:t xml:space="preserve">(summer_model)[</w:t>
+      </w:r>
+      <w:r>
+        <w:rPr>
+          <w:rStyle w:val="DecValTok"/>
+        </w:rPr>
+        <w:t xml:space="preserve">2</w:t>
+      </w:r>
+      <w:r>
+        <w:rPr>
+          <w:rStyle w:val="NormalTok"/>
+        </w:rPr>
+        <w:t xml:space="preserve">]</w:t>
+      </w:r>
+    </w:p>
+    <w:p>
+      <w:pPr>
+        <w:pStyle w:val="SourceCode"/>
+      </w:pPr>
+      <w:r>
+        <w:rPr>
+          <w:rStyle w:val="CommentTok"/>
+        </w:rPr>
+        <w:t xml:space="preserve"># Winter-only model -----------------------------------------</w:t>
+      </w:r>
+      <w:r>
+        <w:br/>
+      </w:r>
+      <w:r>
+        <w:rPr>
+          <w:rStyle w:val="NormalTok"/>
+        </w:rPr>
+        <w:t xml:space="preserve">winter_df </w:t>
+      </w:r>
+      <w:r>
+        <w:rPr>
+          <w:rStyle w:val="OtherTok"/>
+        </w:rPr>
+        <w:t xml:space="preserve">&lt;-</w:t>
+      </w:r>
+      <w:r>
+        <w:rPr>
+          <w:rStyle w:val="NormalTok"/>
+        </w:rPr>
+        <w:t xml:space="preserve"> season_year_df </w:t>
+      </w:r>
+      <w:r>
+        <w:rPr>
+          <w:rStyle w:val="SpecialCharTok"/>
+        </w:rPr>
+        <w:t xml:space="preserve">%&gt;%</w:t>
+      </w:r>
+      <w:r>
+        <w:rPr>
+          <w:rStyle w:val="NormalTok"/>
+        </w:rPr>
+        <w:t xml:space="preserve"> </w:t>
+      </w:r>
+      <w:r>
+        <w:rPr>
+          <w:rStyle w:val="FunctionTok"/>
+        </w:rPr>
+        <w:t xml:space="preserve">filter</w:t>
+      </w:r>
+      <w:r>
+        <w:rPr>
+          <w:rStyle w:val="NormalTok"/>
+        </w:rPr>
+        <w:t xml:space="preserve">(season </w:t>
+      </w:r>
+      <w:r>
+        <w:rPr>
+          <w:rStyle w:val="SpecialCharTok"/>
+        </w:rPr>
+        <w:t xml:space="preserve">==</w:t>
+      </w:r>
+      <w:r>
+        <w:rPr>
+          <w:rStyle w:val="NormalTok"/>
+        </w:rPr>
+        <w:t xml:space="preserve"> </w:t>
+      </w:r>
+      <w:r>
+        <w:rPr>
+          <w:rStyle w:val="StringTok"/>
+        </w:rPr>
+        <w:t xml:space="preserve">"winter"</w:t>
+      </w:r>
+      <w:r>
+        <w:rPr>
+          <w:rStyle w:val="NormalTok"/>
+        </w:rPr>
+        <w:t xml:space="preserve">)</w:t>
+      </w:r>
+      <w:r>
+        <w:br/>
+      </w:r>
+      <w:r>
+        <w:rPr>
+          <w:rStyle w:val="NormalTok"/>
+        </w:rPr>
+        <w:t xml:space="preserve">winter_model </w:t>
+      </w:r>
+      <w:r>
+        <w:rPr>
+          <w:rStyle w:val="OtherTok"/>
+        </w:rPr>
+        <w:t xml:space="preserve">&lt;-</w:t>
+      </w:r>
+      <w:r>
+        <w:rPr>
+          <w:rStyle w:val="NormalTok"/>
+        </w:rPr>
+        <w:t xml:space="preserve"> </w:t>
+      </w:r>
+      <w:r>
+        <w:rPr>
+          <w:rStyle w:val="FunctionTok"/>
+        </w:rPr>
+        <w:t xml:space="preserve">lm</w:t>
+      </w:r>
+      <w:r>
+        <w:rPr>
+          <w:rStyle w:val="NormalTok"/>
+        </w:rPr>
+        <w:t xml:space="preserve">(TEMP </w:t>
+      </w:r>
+      <w:r>
+        <w:rPr>
+          <w:rStyle w:val="SpecialCharTok"/>
+        </w:rPr>
+        <w:t xml:space="preserve">~</w:t>
+      </w:r>
+      <w:r>
+        <w:rPr>
+          <w:rStyle w:val="NormalTok"/>
+        </w:rPr>
+        <w:t xml:space="preserve"> YEAR, </w:t>
+      </w:r>
+      <w:r>
+        <w:rPr>
+          <w:rStyle w:val="AttributeTok"/>
+        </w:rPr>
+        <w:t xml:space="preserve">data =</w:t>
+      </w:r>
+      <w:r>
+        <w:rPr>
+          <w:rStyle w:val="NormalTok"/>
+        </w:rPr>
+        <w:t xml:space="preserve"> winter_df)</w:t>
+      </w:r>
+      <w:r>
+        <w:br/>
+      </w:r>
+      <w:r>
+        <w:rPr>
+          <w:rStyle w:val="NormalTok"/>
+        </w:rPr>
+        <w:t xml:space="preserve">winter_slope </w:t>
+      </w:r>
+      <w:r>
+        <w:rPr>
+          <w:rStyle w:val="OtherTok"/>
+        </w:rPr>
+        <w:t xml:space="preserve">&lt;-</w:t>
+      </w:r>
+      <w:r>
+        <w:rPr>
+          <w:rStyle w:val="NormalTok"/>
+        </w:rPr>
+        <w:t xml:space="preserve"> </w:t>
+      </w:r>
+      <w:r>
+        <w:rPr>
+          <w:rStyle w:val="FunctionTok"/>
+        </w:rPr>
+        <w:t xml:space="preserve">coef</w:t>
+      </w:r>
+      <w:r>
+        <w:rPr>
+          <w:rStyle w:val="NormalTok"/>
+        </w:rPr>
+        <w:t xml:space="preserve">(winter_model)[</w:t>
+      </w:r>
+      <w:r>
+        <w:rPr>
+          <w:rStyle w:val="DecValTok"/>
+        </w:rPr>
+        <w:t xml:space="preserve">2</w:t>
+      </w:r>
+      <w:r>
+        <w:rPr>
+          <w:rStyle w:val="NormalTok"/>
+        </w:rPr>
+        <w:t xml:space="preserve">]</w:t>
+      </w:r>
+    </w:p>
+    <w:p>
+      <w:pPr>
+        <w:pStyle w:val="SourceCode"/>
+      </w:pPr>
+      <w:r>
+        <w:rPr>
+          <w:rStyle w:val="FunctionTok"/>
+        </w:rPr>
+        <w:t xml:space="preserve">cat</w:t>
+      </w:r>
+      <w:r>
+        <w:rPr>
+          <w:rStyle w:val="NormalTok"/>
+        </w:rPr>
+        <w:t xml:space="preserve">(</w:t>
+      </w:r>
+      <w:r>
+        <w:rPr>
+          <w:rStyle w:val="StringTok"/>
+        </w:rPr>
+        <w:t xml:space="preserve">"Summer warming rate:"</w:t>
+      </w:r>
+      <w:r>
+        <w:rPr>
+          <w:rStyle w:val="NormalTok"/>
+        </w:rPr>
+        <w:t xml:space="preserve">, </w:t>
+      </w:r>
+      <w:r>
+        <w:rPr>
+          <w:rStyle w:val="FunctionTok"/>
+        </w:rPr>
+        <w:t xml:space="preserve">round</w:t>
+      </w:r>
+      <w:r>
+        <w:rPr>
+          <w:rStyle w:val="NormalTok"/>
+        </w:rPr>
+        <w:t xml:space="preserve">(summer_slope </w:t>
+      </w:r>
+      <w:r>
+        <w:rPr>
+          <w:rStyle w:val="SpecialCharTok"/>
+        </w:rPr>
+        <w:t xml:space="preserve">*</w:t>
+      </w:r>
+      <w:r>
+        <w:rPr>
+          <w:rStyle w:val="NormalTok"/>
+        </w:rPr>
+        <w:t xml:space="preserve"> </w:t>
+      </w:r>
+      <w:r>
+        <w:rPr>
+          <w:rStyle w:val="DecValTok"/>
+        </w:rPr>
+        <w:t xml:space="preserve">10</w:t>
+      </w:r>
+      <w:r>
+        <w:rPr>
+          <w:rStyle w:val="NormalTok"/>
+        </w:rPr>
+        <w:t xml:space="preserve">, </w:t>
+      </w:r>
+      <w:r>
+        <w:rPr>
+          <w:rStyle w:val="DecValTok"/>
+        </w:rPr>
+        <w:t xml:space="preserve">3</w:t>
+      </w:r>
+      <w:r>
+        <w:rPr>
+          <w:rStyle w:val="NormalTok"/>
+        </w:rPr>
+        <w:t xml:space="preserve">), </w:t>
+      </w:r>
+      <w:r>
+        <w:rPr>
+          <w:rStyle w:val="StringTok"/>
+        </w:rPr>
+        <w:t xml:space="preserve">"°C/decade</w:t>
+      </w:r>
+      <w:r>
+        <w:rPr>
+          <w:rStyle w:val="SpecialCharTok"/>
+        </w:rPr>
+        <w:t xml:space="preserve">\n</w:t>
+      </w:r>
+      <w:r>
+        <w:rPr>
+          <w:rStyle w:val="StringTok"/>
+        </w:rPr>
+        <w:t xml:space="preserve">"</w:t>
+      </w:r>
+      <w:r>
+        <w:rPr>
+          <w:rStyle w:val="NormalTok"/>
+        </w:rPr>
+        <w:t xml:space="preserve">)</w:t>
+      </w:r>
+    </w:p>
+    <w:p>
+      <w:pPr>
+        <w:pStyle w:val="SourceCode"/>
+      </w:pPr>
+      <w:r>
+        <w:rPr>
+          <w:rStyle w:val="VerbatimChar"/>
+        </w:rPr>
+        <w:t xml:space="preserve">Summer warming rate: 0.211 °C/decade</w:t>
+      </w:r>
+    </w:p>
+    <w:p>
+      <w:pPr>
+        <w:pStyle w:val="SourceCode"/>
+      </w:pPr>
+      <w:r>
+        <w:rPr>
+          <w:rStyle w:val="FunctionTok"/>
+        </w:rPr>
+        <w:t xml:space="preserve">cat</w:t>
+      </w:r>
+      <w:r>
+        <w:rPr>
+          <w:rStyle w:val="NormalTok"/>
+        </w:rPr>
+        <w:t xml:space="preserve">(</w:t>
+      </w:r>
+      <w:r>
+        <w:rPr>
+          <w:rStyle w:val="StringTok"/>
+        </w:rPr>
+        <w:t xml:space="preserve">"Winter warming rate:"</w:t>
+      </w:r>
+      <w:r>
+        <w:rPr>
+          <w:rStyle w:val="NormalTok"/>
+        </w:rPr>
+        <w:t xml:space="preserve">, </w:t>
+      </w:r>
+      <w:r>
+        <w:rPr>
+          <w:rStyle w:val="FunctionTok"/>
+        </w:rPr>
+        <w:t xml:space="preserve">round</w:t>
+      </w:r>
+      <w:r>
+        <w:rPr>
+          <w:rStyle w:val="NormalTok"/>
+        </w:rPr>
+        <w:t xml:space="preserve">(winter_slope </w:t>
+      </w:r>
+      <w:r>
+        <w:rPr>
+          <w:rStyle w:val="SpecialCharTok"/>
+        </w:rPr>
+        <w:t xml:space="preserve">*</w:t>
+      </w:r>
+      <w:r>
+        <w:rPr>
+          <w:rStyle w:val="NormalTok"/>
+        </w:rPr>
+        <w:t xml:space="preserve"> </w:t>
+      </w:r>
+      <w:r>
+        <w:rPr>
+          <w:rStyle w:val="DecValTok"/>
+        </w:rPr>
+        <w:t xml:space="preserve">10</w:t>
+      </w:r>
+      <w:r>
+        <w:rPr>
+          <w:rStyle w:val="NormalTok"/>
+        </w:rPr>
+        <w:t xml:space="preserve">, </w:t>
+      </w:r>
+      <w:r>
+        <w:rPr>
+          <w:rStyle w:val="DecValTok"/>
+        </w:rPr>
+        <w:t xml:space="preserve">3</w:t>
+      </w:r>
+      <w:r>
+        <w:rPr>
+          <w:rStyle w:val="NormalTok"/>
+        </w:rPr>
+        <w:t xml:space="preserve">), </w:t>
+      </w:r>
+      <w:r>
+        <w:rPr>
+          <w:rStyle w:val="StringTok"/>
+        </w:rPr>
+        <w:t xml:space="preserve">"°C/decade</w:t>
+      </w:r>
+      <w:r>
+        <w:rPr>
+          <w:rStyle w:val="SpecialCharTok"/>
+        </w:rPr>
+        <w:t xml:space="preserve">\n</w:t>
+      </w:r>
+      <w:r>
+        <w:rPr>
+          <w:rStyle w:val="StringTok"/>
+        </w:rPr>
+        <w:t xml:space="preserve">"</w:t>
+      </w:r>
+      <w:r>
+        <w:rPr>
+          <w:rStyle w:val="NormalTok"/>
+        </w:rPr>
+        <w:t xml:space="preserve">)</w:t>
+      </w:r>
+    </w:p>
+    <w:p>
+      <w:pPr>
+        <w:pStyle w:val="SourceCode"/>
+      </w:pPr>
+      <w:r>
+        <w:rPr>
+          <w:rStyle w:val="VerbatimChar"/>
+        </w:rPr>
+        <w:t xml:space="preserve">Winter warming rate: 0.342 °C/decade</w:t>
+      </w:r>
+    </w:p>
+    <w:p>
+      <w:pPr>
+        <w:pStyle w:val="FirstParagraph"/>
+      </w:pPr>
       <w:r>
         <w:rPr>
           <w:b/>
           <w:bCs/>
         </w:rPr>
-        <w:t xml:space="preserve">rates of change</w:t>
-      </w:r>
-    </w:p>
-    <w:p>
-      <w:pPr>
-        <w:pStyle w:val="FirstParagraph"/>
-      </w:pPr>
-      <w:r>
-        <w:rPr>
-          <w:b/>
-          <w:bCs/>
-        </w:rPr>
-        <w:t xml:space="preserve">R skills:</w:t>
+        <w:t xml:space="preserve">Why fit two separate models</w:t>
+      </w:r>
+      <w:r>
+        <w:t xml:space="preserve"> </w:t>
+      </w:r>
+      <w:r>
+        <w:t xml:space="preserve">instead of one model with</w:t>
+      </w:r>
+      <w:r>
+        <w:t xml:space="preserve"> </w:t>
+      </w:r>
+      <w:r>
+        <w:rPr>
+          <w:rStyle w:val="VerbatimChar"/>
+        </w:rPr>
+        <w:t xml:space="preserve">season</w:t>
+      </w:r>
+      <w:r>
+        <w:t xml:space="preserve"> </w:t>
+      </w:r>
+      <w:r>
+        <w:t xml:space="preserve">as a predictor?</w:t>
       </w:r>
     </w:p>
     <w:p>
@@ -9711,16 +11518,7 @@
         </w:numPr>
       </w:pPr>
       <w:r>
-        <w:rPr>
-          <w:rStyle w:val="VerbatimChar"/>
-        </w:rPr>
-        <w:t xml:space="preserve">get_GSOD()</w:t>
-      </w:r>
-      <w:r>
-        <w:t xml:space="preserve"> </w:t>
-      </w:r>
-      <w:r>
-        <w:t xml:space="preserve">— download NOAA station data</w:t>
+        <w:t xml:space="preserve">Two simple models are easier to interpret at this stage</w:t>
       </w:r>
     </w:p>
     <w:p>
@@ -9732,109 +11530,7 @@
         </w:numPr>
       </w:pPr>
       <w:r>
-        <w:rPr>
-          <w:rStyle w:val="VerbatimChar"/>
-        </w:rPr>
-        <w:t xml:space="preserve">group_by(YEAR, MONTH)</w:t>
-      </w:r>
-      <w:r>
-        <w:t xml:space="preserve"> </w:t>
-      </w:r>
-      <w:r>
-        <w:t xml:space="preserve">/</w:t>
-      </w:r>
-      <w:r>
-        <w:t xml:space="preserve"> </w:t>
-      </w:r>
-      <w:r>
-        <w:rPr>
-          <w:rStyle w:val="VerbatimChar"/>
-        </w:rPr>
-        <w:t xml:space="preserve">group_by(YEAR)</w:t>
-      </w:r>
-      <w:r>
-        <w:t xml:space="preserve"> </w:t>
-      </w:r>
-      <w:r>
-        <w:t xml:space="preserve">— multi-level time summaries</w:t>
-      </w:r>
-    </w:p>
-    <w:p>
-      <w:pPr>
-        <w:pStyle w:val="Compact"/>
-        <w:numPr>
-          <w:ilvl w:val="0"/>
-          <w:numId w:val="1023"/>
-        </w:numPr>
-      </w:pPr>
-      <w:r>
-        <w:rPr>
-          <w:rStyle w:val="VerbatimChar"/>
-        </w:rPr>
-        <w:t xml:space="preserve">case_when()</w:t>
-      </w:r>
-      <w:r>
-        <w:t xml:space="preserve"> </w:t>
-      </w:r>
-      <w:r>
-        <w:t xml:space="preserve">— multi-condition</w:t>
-      </w:r>
-      <w:r>
-        <w:t xml:space="preserve"> </w:t>
-      </w:r>
-      <w:r>
-        <w:rPr>
-          <w:rStyle w:val="VerbatimChar"/>
-        </w:rPr>
-        <w:t xml:space="preserve">mutate()</w:t>
-      </w:r>
-    </w:p>
-    <w:p>
-      <w:pPr>
-        <w:pStyle w:val="Compact"/>
-        <w:numPr>
-          <w:ilvl w:val="0"/>
-          <w:numId w:val="1023"/>
-        </w:numPr>
-      </w:pPr>
-      <w:r>
-        <w:rPr>
-          <w:rStyle w:val="VerbatimChar"/>
-        </w:rPr>
-        <w:t xml:space="preserve">filter(x %in% c(...))</w:t>
-      </w:r>
-      <w:r>
-        <w:t xml:space="preserve"> </w:t>
-      </w:r>
-      <w:r>
-        <w:t xml:space="preserve">— keep only specific categories</w:t>
-      </w:r>
-    </w:p>
-    <w:p>
-      <w:pPr>
-        <w:pStyle w:val="Compact"/>
-        <w:numPr>
-          <w:ilvl w:val="0"/>
-          <w:numId w:val="1023"/>
-        </w:numPr>
-      </w:pPr>
-      <w:r>
-        <w:t xml:space="preserve">Two-group regression comparison with separate</w:t>
-      </w:r>
-      <w:r>
-        <w:t xml:space="preserve"> </w:t>
-      </w:r>
-      <w:r>
-        <w:rPr>
-          <w:rStyle w:val="VerbatimChar"/>
-        </w:rPr>
-        <w:t xml:space="preserve">lm()</w:t>
-      </w:r>
-      <w:r>
-        <w:t xml:space="preserve"> </w:t>
-      </w:r>
-      <w:r>
-        <w:t xml:space="preserve">calls</w:t>
+        <w:t xml:space="preserve">Each gives us a clean, separate slope (°C/decade) to directly compare</w:t>
       </w:r>
     </w:p>
     <w:p>
@@ -9846,7 +11542,69 @@
           <w:b/>
           <w:bCs/>
         </w:rPr>
-        <w:t xml:space="preserve">References:</w:t>
+        <w:t xml:space="preserve">Spoiler from the climate science literature:</w:t>
+      </w:r>
+      <w:r>
+        <w:t xml:space="preserve"> </w:t>
+      </w:r>
+      <w:r>
+        <w:t xml:space="preserve">in most northern locations,</w:t>
+      </w:r>
+      <w:r>
+        <w:t xml:space="preserve"> </w:t>
+      </w:r>
+      <w:r>
+        <w:rPr>
+          <w:b/>
+          <w:bCs/>
+        </w:rPr>
+        <w:t xml:space="preserve">winter warms faster than summer</w:t>
+      </w:r>
+      <w:r>
+        <w:t xml:space="preserve"> </w:t>
+      </w:r>
+      <w:r>
+        <w:t xml:space="preserve">— fewer extreme-cold days, shorter ice seasons. Does Duluth’s data agree?</w:t>
+      </w:r>
+    </w:p>
+    <w:bookmarkEnd w:id="85"/>
+    <w:bookmarkStart w:id="86" w:name="pause-do-activity-parts-711-now"/>
+    <w:p>
+      <w:pPr>
+        <w:pStyle w:val="Heading1"/>
+      </w:pPr>
+      <w:r>
+        <w:t xml:space="preserve">🛑 Pause — Do Activity Parts 7–11 Now</w:t>
+      </w:r>
+    </w:p>
+    <w:p>
+      <w:pPr>
+        <w:pStyle w:val="FirstParagraph"/>
+      </w:pPr>
+      <w:r>
+        <w:t xml:space="preserve">Build the season variable, summarize and plot both seasons, fit a model for each, and write your results paragraph. Predict which season warms faster before you run the models.</w:t>
+      </w:r>
+    </w:p>
+    <w:bookmarkEnd w:id="86"/>
+    <w:bookmarkStart w:id="87" w:name="what-we-learned-today"/>
+    <w:p>
+      <w:pPr>
+        <w:pStyle w:val="Heading1"/>
+      </w:pPr>
+      <w:r>
+        <w:t xml:space="preserve">What We Learned Today</w:t>
+      </w:r>
+    </w:p>
+    <w:p>
+      <w:pPr>
+        <w:pStyle w:val="FirstParagraph"/>
+      </w:pPr>
+      <w:r>
+        <w:rPr>
+          <w:b/>
+          <w:bCs/>
+        </w:rPr>
+        <w:t xml:space="preserve">Concepts:</w:t>
       </w:r>
     </w:p>
     <w:p>
@@ -9858,7 +11616,32 @@
         </w:numPr>
       </w:pPr>
       <w:r>
-        <w:t xml:space="preserve">📖 R4DS Ch. 3 — Data transformation</w:t>
+        <w:t xml:space="preserve">Real climate data can be downloaded</w:t>
+      </w:r>
+      <w:r>
+        <w:t xml:space="preserve"> </w:t>
+      </w:r>
+      <w:r>
+        <w:rPr>
+          <w:b/>
+          <w:bCs/>
+        </w:rPr>
+        <w:t xml:space="preserve">directly into R</w:t>
+      </w:r>
+      <w:r>
+        <w:t xml:space="preserve"> </w:t>
+      </w:r>
+      <w:r>
+        <w:t xml:space="preserve">with</w:t>
+      </w:r>
+      <w:r>
+        <w:t xml:space="preserve"> </w:t>
+      </w:r>
+      <w:r>
+        <w:rPr>
+          <w:rStyle w:val="VerbatimChar"/>
+        </w:rPr>
+        <w:t xml:space="preserve">GSODR</w:t>
       </w:r>
     </w:p>
     <w:p>
@@ -9870,7 +11653,7 @@
         </w:numPr>
       </w:pPr>
       <w:r>
-        <w:t xml:space="preserve">📖 R4DS Ch. 17 — Dates and times</w:t>
+        <w:t xml:space="preserve">Raw daily data hides long-term trends inside seasonal/day-to-day noise</w:t>
       </w:r>
     </w:p>
     <w:p>
@@ -9882,19 +11665,114 @@
         </w:numPr>
       </w:pPr>
       <w:r>
-        <w:t xml:space="preserve">📖 Data Carpentry — R for Ecologists</w:t>
-      </w:r>
-    </w:p>
-    <w:p>
-      <w:pPr>
-        <w:pStyle w:val="FirstParagraph"/>
-      </w:pPr>
+        <w:rPr>
+          <w:rStyle w:val="VerbatimChar"/>
+        </w:rPr>
+        <w:t xml:space="preserve">group_by() %&gt;% summarize()</w:t>
+      </w:r>
+      <w:r>
+        <w:t xml:space="preserve"> </w:t>
+      </w:r>
+      <w:r>
+        <w:t xml:space="preserve">at different time scales reveals different stories</w:t>
+      </w:r>
+    </w:p>
+    <w:p>
+      <w:pPr>
+        <w:pStyle w:val="Compact"/>
+        <w:numPr>
+          <w:ilvl w:val="0"/>
+          <w:numId w:val="1024"/>
+        </w:numPr>
+      </w:pPr>
+      <w:r>
+        <w:t xml:space="preserve">The same</w:t>
+      </w:r>
+      <w:r>
+        <w:t xml:space="preserve"> </w:t>
+      </w:r>
+      <w:r>
+        <w:rPr>
+          <w:rStyle w:val="VerbatimChar"/>
+        </w:rPr>
+        <w:t xml:space="preserve">lm()</w:t>
+      </w:r>
+      <w:r>
+        <w:t xml:space="preserve"> </w:t>
+      </w:r>
+      <w:r>
+        <w:t xml:space="preserve">workflow from Lecture 05 works on</w:t>
+      </w:r>
+      <w:r>
+        <w:t xml:space="preserve"> </w:t>
+      </w:r>
+      <w:r>
+        <w:rPr>
+          <w:i/>
+          <w:iCs/>
+        </w:rPr>
+        <w:t xml:space="preserve">any</w:t>
+      </w:r>
+      <w:r>
+        <w:t xml:space="preserve"> </w:t>
+      </w:r>
+      <w:r>
+        <w:t xml:space="preserve">X ~ Y relationship — including time</w:t>
+      </w:r>
+    </w:p>
+    <w:p>
+      <w:pPr>
+        <w:pStyle w:val="Compact"/>
+        <w:numPr>
+          <w:ilvl w:val="0"/>
+          <w:numId w:val="1024"/>
+        </w:numPr>
+      </w:pPr>
+      <w:r>
+        <w:rPr>
+          <w:rStyle w:val="VerbatimChar"/>
+        </w:rPr>
+        <w:t xml:space="preserve">case_when()</w:t>
+      </w:r>
+      <w:r>
+        <w:t xml:space="preserve"> </w:t>
+      </w:r>
+      <w:r>
+        <w:t xml:space="preserve">builds a new categorical variable from multiple conditions</w:t>
+      </w:r>
+    </w:p>
+    <w:p>
+      <w:pPr>
+        <w:pStyle w:val="Compact"/>
+        <w:numPr>
+          <w:ilvl w:val="0"/>
+          <w:numId w:val="1024"/>
+        </w:numPr>
+      </w:pPr>
+      <w:r>
+        <w:t xml:space="preserve">Splitting data by group (season) before modeling lets us compare</w:t>
+      </w:r>
+      <w:r>
+        <w:t xml:space="preserve"> </w:t>
+      </w:r>
       <w:r>
         <w:rPr>
           <w:b/>
           <w:bCs/>
         </w:rPr>
-        <w:t xml:space="preserve">Up next — Homework:</w:t>
+        <w:t xml:space="preserve">rates of change</w:t>
+      </w:r>
+    </w:p>
+    <w:p>
+      <w:pPr>
+        <w:pStyle w:val="FirstParagraph"/>
+      </w:pPr>
+      <w:r>
+        <w:rPr>
+          <w:b/>
+          <w:bCs/>
+        </w:rPr>
+        <w:t xml:space="preserve">R skills:</w:t>
       </w:r>
     </w:p>
     <w:p>
@@ -9906,23 +11784,16 @@
         </w:numPr>
       </w:pPr>
       <w:r>
-        <w:t xml:space="preserve">Pick</w:t>
-      </w:r>
-      <w:r>
-        <w:t xml:space="preserve"> </w:t>
-      </w:r>
-      <w:r>
-        <w:rPr>
-          <w:b/>
-          <w:bCs/>
-        </w:rPr>
-        <w:t xml:space="preserve">your own city</w:t>
-      </w:r>
-      <w:r>
-        <w:t xml:space="preserve"> </w:t>
-      </w:r>
-      <w:r>
-        <w:t xml:space="preserve">(anywhere with a long GSOD record)</w:t>
+        <w:rPr>
+          <w:rStyle w:val="VerbatimChar"/>
+        </w:rPr>
+        <w:t xml:space="preserve">get_GSOD()</w:t>
+      </w:r>
+      <w:r>
+        <w:t xml:space="preserve"> </w:t>
+      </w:r>
+      <w:r>
+        <w:t xml:space="preserve">— download NOAA station data</w:t>
       </w:r>
     </w:p>
     <w:p>
@@ -9934,7 +11805,31 @@
         </w:numPr>
       </w:pPr>
       <w:r>
-        <w:t xml:space="preserve">Repeat this entire workflow: download → raw plot → summarize → model the trend</w:t>
+        <w:rPr>
+          <w:rStyle w:val="VerbatimChar"/>
+        </w:rPr>
+        <w:t xml:space="preserve">group_by(YEAR, MONTH)</w:t>
+      </w:r>
+      <w:r>
+        <w:t xml:space="preserve"> </w:t>
+      </w:r>
+      <w:r>
+        <w:t xml:space="preserve">/</w:t>
+      </w:r>
+      <w:r>
+        <w:t xml:space="preserve"> </w:t>
+      </w:r>
+      <w:r>
+        <w:rPr>
+          <w:rStyle w:val="VerbatimChar"/>
+        </w:rPr>
+        <w:t xml:space="preserve">group_by(YEAR)</w:t>
+      </w:r>
+      <w:r>
+        <w:t xml:space="preserve"> </w:t>
+      </w:r>
+      <w:r>
+        <w:t xml:space="preserve">— multi-level time summaries</w:t>
       </w:r>
     </w:p>
     <w:p>
@@ -9946,12 +11841,6 @@
         </w:numPr>
       </w:pPr>
       <w:r>
-        <w:t xml:space="preserve">Build your own summer vs. winter</w:t>
-      </w:r>
-      <w:r>
-        <w:t xml:space="preserve"> </w:t>
-      </w:r>
-      <w:r>
         <w:rPr>
           <w:rStyle w:val="VerbatimChar"/>
         </w:rPr>
@@ -9961,7 +11850,16 @@
         <w:t xml:space="preserve"> </w:t>
       </w:r>
       <w:r>
-        <w:t xml:space="preserve">comparison</w:t>
+        <w:t xml:space="preserve">— multi-condition</w:t>
+      </w:r>
+      <w:r>
+        <w:t xml:space="preserve"> </w:t>
+      </w:r>
+      <w:r>
+        <w:rPr>
+          <w:rStyle w:val="VerbatimChar"/>
+        </w:rPr>
+        <w:t xml:space="preserve">mutate()</w:t>
       </w:r>
     </w:p>
     <w:p>
@@ -9973,10 +11871,185 @@
         </w:numPr>
       </w:pPr>
       <w:r>
+        <w:rPr>
+          <w:rStyle w:val="VerbatimChar"/>
+        </w:rPr>
+        <w:t xml:space="preserve">filter(x %in% c(...))</w:t>
+      </w:r>
+      <w:r>
+        <w:t xml:space="preserve"> </w:t>
+      </w:r>
+      <w:r>
+        <w:t xml:space="preserve">— keep only specific categories</w:t>
+      </w:r>
+    </w:p>
+    <w:p>
+      <w:pPr>
+        <w:pStyle w:val="Compact"/>
+        <w:numPr>
+          <w:ilvl w:val="0"/>
+          <w:numId w:val="1025"/>
+        </w:numPr>
+      </w:pPr>
+      <w:r>
+        <w:t xml:space="preserve">Two-group regression comparison with separate</w:t>
+      </w:r>
+      <w:r>
+        <w:t xml:space="preserve"> </w:t>
+      </w:r>
+      <w:r>
+        <w:rPr>
+          <w:rStyle w:val="VerbatimChar"/>
+        </w:rPr>
+        <w:t xml:space="preserve">lm()</w:t>
+      </w:r>
+      <w:r>
+        <w:t xml:space="preserve"> </w:t>
+      </w:r>
+      <w:r>
+        <w:t xml:space="preserve">calls</w:t>
+      </w:r>
+    </w:p>
+    <w:p>
+      <w:pPr>
+        <w:pStyle w:val="FirstParagraph"/>
+      </w:pPr>
+      <w:r>
+        <w:rPr>
+          <w:b/>
+          <w:bCs/>
+        </w:rPr>
+        <w:t xml:space="preserve">References:</w:t>
+      </w:r>
+    </w:p>
+    <w:p>
+      <w:pPr>
+        <w:pStyle w:val="Compact"/>
+        <w:numPr>
+          <w:ilvl w:val="0"/>
+          <w:numId w:val="1026"/>
+        </w:numPr>
+      </w:pPr>
+      <w:r>
+        <w:t xml:space="preserve">📖 R4DS Ch. 3 — Data transformation</w:t>
+      </w:r>
+    </w:p>
+    <w:p>
+      <w:pPr>
+        <w:pStyle w:val="Compact"/>
+        <w:numPr>
+          <w:ilvl w:val="0"/>
+          <w:numId w:val="1026"/>
+        </w:numPr>
+      </w:pPr>
+      <w:r>
+        <w:t xml:space="preserve">📖 R4DS Ch. 17 — Dates and times</w:t>
+      </w:r>
+    </w:p>
+    <w:p>
+      <w:pPr>
+        <w:pStyle w:val="Compact"/>
+        <w:numPr>
+          <w:ilvl w:val="0"/>
+          <w:numId w:val="1026"/>
+        </w:numPr>
+      </w:pPr>
+      <w:r>
+        <w:t xml:space="preserve">📖 Data Carpentry — R for Ecologists</w:t>
+      </w:r>
+    </w:p>
+    <w:p>
+      <w:pPr>
+        <w:pStyle w:val="FirstParagraph"/>
+      </w:pPr>
+      <w:r>
+        <w:rPr>
+          <w:b/>
+          <w:bCs/>
+        </w:rPr>
+        <w:t xml:space="preserve">Up next — Homework:</w:t>
+      </w:r>
+    </w:p>
+    <w:p>
+      <w:pPr>
+        <w:pStyle w:val="Compact"/>
+        <w:numPr>
+          <w:ilvl w:val="0"/>
+          <w:numId w:val="1027"/>
+        </w:numPr>
+      </w:pPr>
+      <w:r>
+        <w:t xml:space="preserve">Pick</w:t>
+      </w:r>
+      <w:r>
+        <w:t xml:space="preserve"> </w:t>
+      </w:r>
+      <w:r>
+        <w:rPr>
+          <w:b/>
+          <w:bCs/>
+        </w:rPr>
+        <w:t xml:space="preserve">your own city</w:t>
+      </w:r>
+      <w:r>
+        <w:t xml:space="preserve"> </w:t>
+      </w:r>
+      <w:r>
+        <w:t xml:space="preserve">(anywhere with a long GSOD record)</w:t>
+      </w:r>
+    </w:p>
+    <w:p>
+      <w:pPr>
+        <w:pStyle w:val="Compact"/>
+        <w:numPr>
+          <w:ilvl w:val="0"/>
+          <w:numId w:val="1027"/>
+        </w:numPr>
+      </w:pPr>
+      <w:r>
+        <w:t xml:space="preserve">Repeat this entire workflow: download → raw plot → summarize → model the trend</w:t>
+      </w:r>
+    </w:p>
+    <w:p>
+      <w:pPr>
+        <w:pStyle w:val="Compact"/>
+        <w:numPr>
+          <w:ilvl w:val="0"/>
+          <w:numId w:val="1027"/>
+        </w:numPr>
+      </w:pPr>
+      <w:r>
+        <w:t xml:space="preserve">Build your own summer vs. winter</w:t>
+      </w:r>
+      <w:r>
+        <w:t xml:space="preserve"> </w:t>
+      </w:r>
+      <w:r>
+        <w:rPr>
+          <w:rStyle w:val="VerbatimChar"/>
+        </w:rPr>
+        <w:t xml:space="preserve">case_when()</w:t>
+      </w:r>
+      <w:r>
+        <w:t xml:space="preserve"> </w:t>
+      </w:r>
+      <w:r>
+        <w:t xml:space="preserve">comparison</w:t>
+      </w:r>
+    </w:p>
+    <w:p>
+      <w:pPr>
+        <w:pStyle w:val="Compact"/>
+        <w:numPr>
+          <w:ilvl w:val="0"/>
+          <w:numId w:val="1027"/>
+        </w:numPr>
+      </w:pPr>
+      <w:r>
         <w:t xml:space="preserve">Write a short results paragraph comparing your city’s warming rate to Duluth’s</w:t>
       </w:r>
     </w:p>
-    <w:bookmarkEnd w:id="57"/>
+    <w:bookmarkEnd w:id="87"/>
     <w:sectPr>
       <w:pgSz w:h="15840" w:w="12240"/>
       <w:pgMar w:bottom="1440" w:footer="720" w:gutter="0" w:header="720" w:left="1440" w:right="1440" w:top="1440"/>
@@ -10298,7 +12371,34 @@
     <w:abstractNumId w:val="991"/>
   </w:num>
   <w:num w:numId="1007">
-    <w:abstractNumId w:val="991"/>
+    <w:abstractNumId w:val="99411"/>
+    <w:lvlOverride w:ilvl="0">
+      <w:startOverride w:val="1"/>
+    </w:lvlOverride>
+    <w:lvlOverride w:ilvl="1">
+      <w:startOverride w:val="1"/>
+    </w:lvlOverride>
+    <w:lvlOverride w:ilvl="2">
+      <w:startOverride w:val="1"/>
+    </w:lvlOverride>
+    <w:lvlOverride w:ilvl="3">
+      <w:startOverride w:val="1"/>
+    </w:lvlOverride>
+    <w:lvlOverride w:ilvl="4">
+      <w:startOverride w:val="1"/>
+    </w:lvlOverride>
+    <w:lvlOverride w:ilvl="5">
+      <w:startOverride w:val="1"/>
+    </w:lvlOverride>
+    <w:lvlOverride w:ilvl="6">
+      <w:startOverride w:val="1"/>
+    </w:lvlOverride>
+    <w:lvlOverride w:ilvl="7">
+      <w:startOverride w:val="1"/>
+    </w:lvlOverride>
+    <w:lvlOverride w:ilvl="8">
+      <w:startOverride w:val="1"/>
+    </w:lvlOverride>
   </w:num>
   <w:num w:numId="1008">
     <w:abstractNumId w:val="991"/>
@@ -10328,6 +12428,12 @@
     <w:abstractNumId w:val="991"/>
   </w:num>
   <w:num w:numId="1017">
+    <w:abstractNumId w:val="991"/>
+  </w:num>
+  <w:num w:numId="1018">
+    <w:abstractNumId w:val="991"/>
+  </w:num>
+  <w:num w:numId="1019">
     <w:abstractNumId w:val="99411"/>
     <w:lvlOverride w:ilvl="0">
       <w:startOverride w:val="1"/>
@@ -10357,12 +12463,6 @@
       <w:startOverride w:val="1"/>
     </w:lvlOverride>
   </w:num>
-  <w:num w:numId="1018">
-    <w:abstractNumId w:val="991"/>
-  </w:num>
-  <w:num w:numId="1019">
-    <w:abstractNumId w:val="991"/>
-  </w:num>
   <w:num w:numId="1020">
     <w:abstractNumId w:val="991"/>
   </w:num>
@@ -10379,6 +12479,12 @@
     <w:abstractNumId w:val="991"/>
   </w:num>
   <w:num w:numId="1025">
+    <w:abstractNumId w:val="991"/>
+  </w:num>
+  <w:num w:numId="1026">
+    <w:abstractNumId w:val="991"/>
+  </w:num>
+  <w:num w:numId="1027">
     <w:abstractNumId w:val="991"/>
   </w:num>
 </w:numbering>
